--- a/FD04-EPIS-Informe Arquitectura de Software.docx
+++ b/FD04-EPIS-Informe Arquitectura de Software.docx
@@ -26,12 +26,12 @@
           <wp:inline distB="0" distT="0" distL="0" distR="0">
             <wp:extent cx="999140" cy="1343105"/>
             <wp:effectExtent b="0" l="0" r="0" t="0"/>
-            <wp:docPr descr="C:\Users\EPIS\Documents\upt.png" id="3" name="image9.png"/>
+            <wp:docPr descr="C:\Users\EPIS\Documents\upt.png" id="1" name="image1.png"/>
             <a:graphic>
               <a:graphicData uri="http://schemas.openxmlformats.org/drawingml/2006/picture">
                 <pic:pic>
                   <pic:nvPicPr>
-                    <pic:cNvPr descr="C:\Users\EPIS\Documents\upt.png" id="0" name="image9.png"/>
+                    <pic:cNvPr descr="C:\Users\EPIS\Documents\upt.png" id="0" name="image1.png"/>
                     <pic:cNvPicPr preferRelativeResize="0"/>
                   </pic:nvPicPr>
                   <pic:blipFill>
@@ -488,8 +488,36 @@
           <w:rFonts w:ascii="Arial" w:cs="Arial" w:eastAsia="Arial" w:hAnsi="Arial"/>
           <w:b w:val="1"/>
           <w:bCs w:val="1"/>
-          <w:sz w:val="32"/>
-          <w:szCs w:val="32"/>
+          <w:sz w:val="28"/>
+          <w:szCs w:val="28"/>
+        </w:rPr>
+      </w:pPr>
+      <w:r>
+        <w:rPr>
+          <w:rFonts w:ascii="Arial" w:cs="Arial" w:eastAsia="Arial" w:hAnsi="Arial"/>
+          <w:b w:val="1"/>
+          <w:bCs w:val="1"/>
+          <w:sz w:val="28"/>
+          <w:szCs w:val="28"/>
+          <w:rtl w:val="0"/>
+        </w:rPr>
+        <w:t xml:space="preserve">Concha Llaca, Gerardo Alejandro</w:t>
+        <w:tab/>
+        <w:tab/>
+        <w:tab/>
+        <w:tab/>
+        <w:t xml:space="preserve">(2017057849)</w:t>
+      </w:r>
+    </w:p>
+    <w:p>
+      <w:pPr>
+        <w:spacing w:after="0" w:lineRule="auto"/>
+        <w:rPr>
+          <w:rFonts w:ascii="Arial" w:cs="Arial" w:eastAsia="Arial" w:hAnsi="Arial"/>
+          <w:b w:val="1"/>
+          <w:bCs w:val="1"/>
+          <w:sz w:val="28"/>
+          <w:szCs w:val="28"/>
         </w:rPr>
       </w:pPr>
       <w:r>
@@ -2012,7 +2040,7 @@
     </w:p>
     <w:sdt>
       <w:sdtPr>
-        <w:id w:val="-1297166959"/>
+        <w:id w:val="1902742010"/>
         <w:docPartObj>
           <w:docPartGallery w:val="Table of Contents"/>
           <w:docPartUnique w:val="1"/>
@@ -2311,7 +2339,7 @@
               <w:vertAlign w:val="baseline"/>
             </w:rPr>
           </w:pPr>
-          <w:hyperlink w:anchor="_heading=h.f1014v7cedt8">
+          <w:hyperlink w:anchor="_heading=h.tn5nwp9snkhy">
             <w:r>
               <w:rPr>
                 <w:rFonts w:ascii="Arial" w:cs="Arial" w:eastAsia="Arial" w:hAnsi="Arial"/>
@@ -2364,7 +2392,7 @@
               <w:vertAlign w:val="baseline"/>
             </w:rPr>
           </w:pPr>
-          <w:hyperlink w:anchor="_heading=h.9naeh7sflt4y">
+          <w:hyperlink w:anchor="_heading=h.l9v1kwbygqrm">
             <w:r>
               <w:rPr>
                 <w:rFonts w:ascii="Arial" w:cs="Arial" w:eastAsia="Arial" w:hAnsi="Arial"/>
@@ -2400,7 +2428,7 @@
               <w:tab w:val="right" w:leader="none" w:pos="12000"/>
             </w:tabs>
             <w:spacing w:after="0" w:before="0" w:line="480" w:lineRule="auto"/>
-            <w:ind w:left="720" w:firstLine="0"/>
+            <w:ind w:left="360" w:firstLine="0"/>
             <w:rPr>
               <w:rFonts w:ascii="Arial" w:cs="Arial" w:eastAsia="Arial" w:hAnsi="Arial"/>
               <w:b w:val="0"/>
@@ -2417,7 +2445,7 @@
               <w:vertAlign w:val="baseline"/>
             </w:rPr>
           </w:pPr>
-          <w:hyperlink w:anchor="_heading=h.9cwb4mq6b6ur">
+          <w:hyperlink w:anchor="_heading=h.ymangodkes58">
             <w:r>
               <w:rPr>
                 <w:rFonts w:ascii="Arial" w:cs="Arial" w:eastAsia="Arial" w:hAnsi="Arial"/>
@@ -2435,113 +2463,7 @@
                 <w:vertAlign w:val="baseline"/>
                 <w:rtl w:val="0"/>
               </w:rPr>
-              <w:t xml:space="preserve">3. </w:t>
-              <w:tab/>
-              <w:t xml:space="preserve">7</w:t>
-            </w:r>
-          </w:hyperlink>
-          <w:r>
-            <w:rPr>
-              <w:rtl w:val="0"/>
-            </w:rPr>
-          </w:r>
-        </w:p>
-        <w:p>
-          <w:pPr>
-            <w:widowControl w:val="0"/>
-            <w:tabs>
-              <w:tab w:val="right" w:leader="none" w:pos="12000"/>
-            </w:tabs>
-            <w:spacing w:after="0" w:before="0" w:line="480" w:lineRule="auto"/>
-            <w:ind w:left="360" w:firstLine="0"/>
-            <w:rPr>
-              <w:rFonts w:ascii="Arial" w:cs="Arial" w:eastAsia="Arial" w:hAnsi="Arial"/>
-              <w:b w:val="0"/>
-              <w:bCs w:val="0"/>
-              <w:i w:val="0"/>
-              <w:iCs w:val="0"/>
-              <w:smallCaps w:val="0"/>
-              <w:strike w:val="0"/>
-              <w:color w:val="000000"/>
-              <w:sz w:val="22"/>
-              <w:szCs w:val="22"/>
-              <w:u w:val="none"/>
-              <w:shd w:fill="auto" w:val="clear"/>
-              <w:vertAlign w:val="baseline"/>
-            </w:rPr>
-          </w:pPr>
-          <w:hyperlink w:anchor="_heading=h.hun93d1t6zlx">
-            <w:r>
-              <w:rPr>
-                <w:rFonts w:ascii="Arial" w:cs="Arial" w:eastAsia="Arial" w:hAnsi="Arial"/>
-                <w:b w:val="0"/>
-                <w:bCs w:val="0"/>
-                <w:i w:val="0"/>
-                <w:iCs w:val="0"/>
-                <w:smallCaps w:val="0"/>
-                <w:strike w:val="0"/>
-                <w:color w:val="000000"/>
-                <w:sz w:val="22"/>
-                <w:szCs w:val="22"/>
-                <w:u w:val="none"/>
-                <w:shd w:fill="auto" w:val="clear"/>
-                <w:vertAlign w:val="baseline"/>
-                <w:rtl w:val="0"/>
-              </w:rPr>
-              <w:t xml:space="preserve">3.1. Requerimientos No Funcionales – Atributos de Calidad</w:t>
-              <w:tab/>
-              <w:t xml:space="preserve">8</w:t>
-            </w:r>
-          </w:hyperlink>
-          <w:r>
-            <w:rPr>
-              <w:rtl w:val="0"/>
-            </w:rPr>
-          </w:r>
-        </w:p>
-        <w:p>
-          <w:pPr>
-            <w:widowControl w:val="0"/>
-            <w:tabs>
-              <w:tab w:val="right" w:leader="none" w:pos="12000"/>
-            </w:tabs>
-            <w:spacing w:after="0" w:before="0" w:line="480" w:lineRule="auto"/>
-            <w:ind w:left="720" w:firstLine="0"/>
-            <w:rPr>
-              <w:rFonts w:ascii="Arial" w:cs="Arial" w:eastAsia="Arial" w:hAnsi="Arial"/>
-              <w:b w:val="0"/>
-              <w:bCs w:val="0"/>
-              <w:i w:val="0"/>
-              <w:iCs w:val="0"/>
-              <w:smallCaps w:val="0"/>
-              <w:strike w:val="0"/>
-              <w:color w:val="000000"/>
-              <w:sz w:val="22"/>
-              <w:szCs w:val="22"/>
-              <w:u w:val="none"/>
-              <w:shd w:fill="auto" w:val="clear"/>
-              <w:vertAlign w:val="baseline"/>
-            </w:rPr>
-          </w:pPr>
-          <w:hyperlink w:anchor="_heading=h.kxxfwdxv5h1t">
-            <w:r>
-              <w:rPr>
-                <w:rFonts w:ascii="Arial" w:cs="Arial" w:eastAsia="Arial" w:hAnsi="Arial"/>
-                <w:b w:val="0"/>
-                <w:bCs w:val="0"/>
-                <w:i w:val="0"/>
-                <w:iCs w:val="0"/>
-                <w:smallCaps w:val="0"/>
-                <w:strike w:val="0"/>
-                <w:color w:val="000000"/>
-                <w:sz w:val="22"/>
-                <w:szCs w:val="22"/>
-                <w:u w:val="none"/>
-                <w:shd w:fill="auto" w:val="clear"/>
-                <w:vertAlign w:val="baseline"/>
-                <w:rtl w:val="0"/>
-              </w:rPr>
-              <w:t xml:space="preserve">4. </w:t>
+              <w:t xml:space="preserve">2.2. Requerimientos no funcionales - Atributos de Calidad</w:t>
               <w:tab/>
               <w:t xml:space="preserve">8</w:t>
             </w:r>
@@ -2575,12 +2497,12 @@
               <w:vertAlign w:val="baseline"/>
             </w:rPr>
           </w:pPr>
-          <w:hyperlink w:anchor="_heading=">
+          <w:hyperlink w:anchor="_heading=h.wazu2qbrxtha">
             <w:r>
               <w:rPr>
                 <w:rFonts w:ascii="Arial" w:cs="Arial" w:eastAsia="Arial" w:hAnsi="Arial"/>
-                <w:b w:val="1"/>
-                <w:bCs w:val="1"/>
+                <w:b w:val="0"/>
+                <w:bCs w:val="0"/>
                 <w:i w:val="0"/>
                 <w:iCs w:val="0"/>
                 <w:smallCaps w:val="0"/>
@@ -2593,7 +2515,7 @@
                 <w:vertAlign w:val="baseline"/>
                 <w:rtl w:val="0"/>
               </w:rPr>
-              <w:t xml:space="preserve">5. REPRESENTACIÓN ARQUITECTÓNICA DEL SISTEMA</w:t>
+              <w:t xml:space="preserve">3. REPRESENTACIÓN ARQUITECTÓNICA DEL SISTEMA</w:t>
               <w:tab/>
               <w:t xml:space="preserve">9</w:t>
             </w:r>
@@ -2646,7 +2568,7 @@
                 <w:vertAlign w:val="baseline"/>
                 <w:rtl w:val="0"/>
               </w:rPr>
-              <w:t xml:space="preserve">5.1. Vista de caso de uso</w:t>
+              <w:t xml:space="preserve">3.1. Vista de caso de uso</w:t>
               <w:tab/>
               <w:t xml:space="preserve">9</w:t>
             </w:r>
@@ -2681,7 +2603,7 @@
               <w:vertAlign w:val="baseline"/>
             </w:rPr>
           </w:pPr>
-          <w:hyperlink w:anchor="_heading=h.kx9zbn9err3r">
+          <w:hyperlink w:anchor="_heading=h.85kqmaq48dp8">
             <w:r>
               <w:rPr>
                 <w:rFonts w:ascii="Arial" w:cs="Arial" w:eastAsia="Arial" w:hAnsi="Arial"/>
@@ -2699,7 +2621,7 @@
                 <w:vertAlign w:val="baseline"/>
                 <w:rtl w:val="0"/>
               </w:rPr>
-              <w:t xml:space="preserve">5.1.1. Diagrama de casos de uso</w:t>
+              <w:t xml:space="preserve">3.1.1. Diagrama de casos de uso</w:t>
               <w:tab/>
               <w:t xml:space="preserve">9</w:t>
             </w:r>
@@ -2734,7 +2656,7 @@
               <w:vertAlign w:val="baseline"/>
             </w:rPr>
           </w:pPr>
-          <w:hyperlink w:anchor="_heading=h.oic0uj35cxjj">
+          <w:hyperlink w:anchor="_heading=h.ddrqqa5k3n4a">
             <w:r>
               <w:rPr>
                 <w:rFonts w:ascii="Arial" w:cs="Arial" w:eastAsia="Arial" w:hAnsi="Arial"/>
@@ -2752,113 +2674,7 @@
                 <w:vertAlign w:val="baseline"/>
                 <w:rtl w:val="0"/>
               </w:rPr>
-              <w:t xml:space="preserve">5.2. Vista Lógica</w:t>
-              <w:tab/>
-              <w:t xml:space="preserve">9</w:t>
-            </w:r>
-          </w:hyperlink>
-          <w:r>
-            <w:rPr>
-              <w:rtl w:val="0"/>
-            </w:rPr>
-          </w:r>
-        </w:p>
-        <w:p>
-          <w:pPr>
-            <w:widowControl w:val="0"/>
-            <w:tabs>
-              <w:tab w:val="right" w:leader="none" w:pos="12000"/>
-            </w:tabs>
-            <w:spacing w:after="0" w:before="0" w:line="480" w:lineRule="auto"/>
-            <w:ind w:left="720" w:firstLine="0"/>
-            <w:rPr>
-              <w:rFonts w:ascii="Arial" w:cs="Arial" w:eastAsia="Arial" w:hAnsi="Arial"/>
-              <w:b w:val="0"/>
-              <w:bCs w:val="0"/>
-              <w:i w:val="0"/>
-              <w:iCs w:val="0"/>
-              <w:smallCaps w:val="0"/>
-              <w:strike w:val="0"/>
-              <w:color w:val="000000"/>
-              <w:sz w:val="22"/>
-              <w:szCs w:val="22"/>
-              <w:u w:val="none"/>
-              <w:shd w:fill="auto" w:val="clear"/>
-              <w:vertAlign w:val="baseline"/>
-            </w:rPr>
-          </w:pPr>
-          <w:hyperlink w:anchor="_heading=h.frce5dxu1p78">
-            <w:r>
-              <w:rPr>
-                <w:rFonts w:ascii="Arial" w:cs="Arial" w:eastAsia="Arial" w:hAnsi="Arial"/>
-                <w:b w:val="0"/>
-                <w:bCs w:val="0"/>
-                <w:i w:val="0"/>
-                <w:iCs w:val="0"/>
-                <w:smallCaps w:val="0"/>
-                <w:strike w:val="0"/>
-                <w:color w:val="000000"/>
-                <w:sz w:val="22"/>
-                <w:szCs w:val="22"/>
-                <w:u w:val="none"/>
-                <w:shd w:fill="auto" w:val="clear"/>
-                <w:vertAlign w:val="baseline"/>
-                <w:rtl w:val="0"/>
-              </w:rPr>
-              <w:t xml:space="preserve">5.2.1. Diagrama de Subsistemas (paquetes)</w:t>
-              <w:tab/>
-              <w:t xml:space="preserve">9</w:t>
-            </w:r>
-          </w:hyperlink>
-          <w:r>
-            <w:rPr>
-              <w:rtl w:val="0"/>
-            </w:rPr>
-          </w:r>
-        </w:p>
-        <w:p>
-          <w:pPr>
-            <w:widowControl w:val="0"/>
-            <w:tabs>
-              <w:tab w:val="right" w:leader="none" w:pos="12000"/>
-            </w:tabs>
-            <w:spacing w:after="0" w:before="0" w:line="480" w:lineRule="auto"/>
-            <w:ind w:left="720" w:firstLine="0"/>
-            <w:rPr>
-              <w:rFonts w:ascii="Arial" w:cs="Arial" w:eastAsia="Arial" w:hAnsi="Arial"/>
-              <w:b w:val="0"/>
-              <w:bCs w:val="0"/>
-              <w:i w:val="0"/>
-              <w:iCs w:val="0"/>
-              <w:smallCaps w:val="0"/>
-              <w:strike w:val="0"/>
-              <w:color w:val="000000"/>
-              <w:sz w:val="22"/>
-              <w:szCs w:val="22"/>
-              <w:u w:val="none"/>
-              <w:shd w:fill="auto" w:val="clear"/>
-              <w:vertAlign w:val="baseline"/>
-            </w:rPr>
-          </w:pPr>
-          <w:hyperlink w:anchor="_heading=h.jlmm0i3mb57a">
-            <w:r>
-              <w:rPr>
-                <w:rFonts w:ascii="Arial" w:cs="Arial" w:eastAsia="Arial" w:hAnsi="Arial"/>
-                <w:b w:val="0"/>
-                <w:bCs w:val="0"/>
-                <w:i w:val="0"/>
-                <w:iCs w:val="0"/>
-                <w:smallCaps w:val="0"/>
-                <w:strike w:val="0"/>
-                <w:color w:val="000000"/>
-                <w:sz w:val="22"/>
-                <w:szCs w:val="22"/>
-                <w:u w:val="none"/>
-                <w:shd w:fill="auto" w:val="clear"/>
-                <w:vertAlign w:val="baseline"/>
-                <w:rtl w:val="0"/>
-              </w:rPr>
-              <w:t xml:space="preserve">5.2.2. Diagrama de Secuencia (vista de diseño)</w:t>
+              <w:t xml:space="preserve">3.2. Vista Lógica</w:t>
               <w:tab/>
               <w:t xml:space="preserve">10</w:t>
             </w:r>
@@ -2893,7 +2709,7 @@
               <w:vertAlign w:val="baseline"/>
             </w:rPr>
           </w:pPr>
-          <w:hyperlink w:anchor="_heading=h.ej8b3s8dgyg4">
+          <w:hyperlink w:anchor="_heading=h.fpg8kvap61on">
             <w:r>
               <w:rPr>
                 <w:rFonts w:ascii="Arial" w:cs="Arial" w:eastAsia="Arial" w:hAnsi="Arial"/>
@@ -2911,9 +2727,115 @@
                 <w:vertAlign w:val="baseline"/>
                 <w:rtl w:val="0"/>
               </w:rPr>
-              <w:t xml:space="preserve">5.2.3. Diagrama de Clases</w:t>
+              <w:t xml:space="preserve">3.2.1. Diagrama de Subsistemas (paquetes)</w:t>
               <w:tab/>
-              <w:t xml:space="preserve">15</w:t>
+              <w:t xml:space="preserve">10</w:t>
+            </w:r>
+          </w:hyperlink>
+          <w:r>
+            <w:rPr>
+              <w:rtl w:val="0"/>
+            </w:rPr>
+          </w:r>
+        </w:p>
+        <w:p>
+          <w:pPr>
+            <w:widowControl w:val="0"/>
+            <w:tabs>
+              <w:tab w:val="right" w:leader="none" w:pos="12000"/>
+            </w:tabs>
+            <w:spacing w:after="0" w:before="0" w:line="480" w:lineRule="auto"/>
+            <w:ind w:left="720" w:firstLine="0"/>
+            <w:rPr>
+              <w:rFonts w:ascii="Arial" w:cs="Arial" w:eastAsia="Arial" w:hAnsi="Arial"/>
+              <w:b w:val="0"/>
+              <w:bCs w:val="0"/>
+              <w:i w:val="0"/>
+              <w:iCs w:val="0"/>
+              <w:smallCaps w:val="0"/>
+              <w:strike w:val="0"/>
+              <w:color w:val="000000"/>
+              <w:sz w:val="22"/>
+              <w:szCs w:val="22"/>
+              <w:u w:val="none"/>
+              <w:shd w:fill="auto" w:val="clear"/>
+              <w:vertAlign w:val="baseline"/>
+            </w:rPr>
+          </w:pPr>
+          <w:hyperlink w:anchor="_heading=h.2weq0oveez8g">
+            <w:r>
+              <w:rPr>
+                <w:rFonts w:ascii="Arial" w:cs="Arial" w:eastAsia="Arial" w:hAnsi="Arial"/>
+                <w:b w:val="0"/>
+                <w:bCs w:val="0"/>
+                <w:i w:val="0"/>
+                <w:iCs w:val="0"/>
+                <w:smallCaps w:val="0"/>
+                <w:strike w:val="0"/>
+                <w:color w:val="000000"/>
+                <w:sz w:val="22"/>
+                <w:szCs w:val="22"/>
+                <w:u w:val="none"/>
+                <w:shd w:fill="auto" w:val="clear"/>
+                <w:vertAlign w:val="baseline"/>
+                <w:rtl w:val="0"/>
+              </w:rPr>
+              <w:t xml:space="preserve">3.2.2. Diagrama de Secuencia (vista de diseño)</w:t>
+              <w:tab/>
+              <w:t xml:space="preserve">10</w:t>
+            </w:r>
+          </w:hyperlink>
+          <w:r>
+            <w:rPr>
+              <w:rtl w:val="0"/>
+            </w:rPr>
+          </w:r>
+        </w:p>
+        <w:p>
+          <w:pPr>
+            <w:widowControl w:val="0"/>
+            <w:tabs>
+              <w:tab w:val="right" w:leader="none" w:pos="12000"/>
+            </w:tabs>
+            <w:spacing w:after="0" w:before="0" w:line="480" w:lineRule="auto"/>
+            <w:ind w:left="720" w:firstLine="0"/>
+            <w:rPr>
+              <w:rFonts w:ascii="Arial" w:cs="Arial" w:eastAsia="Arial" w:hAnsi="Arial"/>
+              <w:b w:val="0"/>
+              <w:bCs w:val="0"/>
+              <w:i w:val="0"/>
+              <w:iCs w:val="0"/>
+              <w:smallCaps w:val="0"/>
+              <w:strike w:val="0"/>
+              <w:color w:val="000000"/>
+              <w:sz w:val="22"/>
+              <w:szCs w:val="22"/>
+              <w:u w:val="none"/>
+              <w:shd w:fill="auto" w:val="clear"/>
+              <w:vertAlign w:val="baseline"/>
+            </w:rPr>
+          </w:pPr>
+          <w:hyperlink w:anchor="_heading=h.ogr6whsspqhi">
+            <w:r>
+              <w:rPr>
+                <w:rFonts w:ascii="Arial" w:cs="Arial" w:eastAsia="Arial" w:hAnsi="Arial"/>
+                <w:b w:val="0"/>
+                <w:bCs w:val="0"/>
+                <w:i w:val="0"/>
+                <w:iCs w:val="0"/>
+                <w:smallCaps w:val="0"/>
+                <w:strike w:val="0"/>
+                <w:color w:val="000000"/>
+                <w:sz w:val="22"/>
+                <w:szCs w:val="22"/>
+                <w:u w:val="none"/>
+                <w:shd w:fill="auto" w:val="clear"/>
+                <w:vertAlign w:val="baseline"/>
+                <w:rtl w:val="0"/>
+              </w:rPr>
+              <w:t xml:space="preserve">3.2.3. Diagrama de Clases</w:t>
+              <w:tab/>
+              <w:t xml:space="preserve">16</w:t>
             </w:r>
           </w:hyperlink>
           <w:r>
@@ -2946,7 +2868,7 @@
               <w:vertAlign w:val="baseline"/>
             </w:rPr>
           </w:pPr>
-          <w:hyperlink w:anchor="_heading=h.8gcfx8wpjye6">
+          <w:hyperlink w:anchor="_heading=h.k1shxkb5zw6l">
             <w:r>
               <w:rPr>
                 <w:rFonts w:ascii="Arial" w:cs="Arial" w:eastAsia="Arial" w:hAnsi="Arial"/>
@@ -2964,7 +2886,7 @@
                 <w:vertAlign w:val="baseline"/>
                 <w:rtl w:val="0"/>
               </w:rPr>
-              <w:t xml:space="preserve">5.3. Vista de Implementación (vista de desarrollo)</w:t>
+              <w:t xml:space="preserve">3.3. Vista Implementación</w:t>
               <w:tab/>
               <w:t xml:space="preserve">17</w:t>
             </w:r>
@@ -2999,7 +2921,7 @@
               <w:vertAlign w:val="baseline"/>
             </w:rPr>
           </w:pPr>
-          <w:hyperlink w:anchor="_heading=h.xddr6lwjzmj4">
+          <w:hyperlink w:anchor="_heading=h.r5s564jbmbna">
             <w:r>
               <w:rPr>
                 <w:rFonts w:ascii="Arial" w:cs="Arial" w:eastAsia="Arial" w:hAnsi="Arial"/>
@@ -3017,7 +2939,7 @@
                 <w:vertAlign w:val="baseline"/>
                 <w:rtl w:val="0"/>
               </w:rPr>
-              <w:t xml:space="preserve">5.3.1. Diagrama de arquitectura software (paquetes)</w:t>
+              <w:t xml:space="preserve">3.3.1. Diagrama de arquitectura software (paquetes)</w:t>
               <w:tab/>
               <w:t xml:space="preserve">17</w:t>
             </w:r>
@@ -3052,7 +2974,7 @@
               <w:vertAlign w:val="baseline"/>
             </w:rPr>
           </w:pPr>
-          <w:hyperlink w:anchor="_heading=h.x8ndoijlnlvg">
+          <w:hyperlink w:anchor="_heading=h.kbfop2khs7hh">
             <w:r>
               <w:rPr>
                 <w:rFonts w:ascii="Arial" w:cs="Arial" w:eastAsia="Arial" w:hAnsi="Arial"/>
@@ -3070,7 +2992,7 @@
                 <w:vertAlign w:val="baseline"/>
                 <w:rtl w:val="0"/>
               </w:rPr>
-              <w:t xml:space="preserve">5.3.2. Diagrama de arquitectura del sistema (Diagrama de componentes)</w:t>
+              <w:t xml:space="preserve">3.3.2. Diagrama de arquitectura del sistema (Diagrama de componentes)</w:t>
               <w:tab/>
               <w:t xml:space="preserve">19</w:t>
             </w:r>
@@ -3105,7 +3027,7 @@
               <w:vertAlign w:val="baseline"/>
             </w:rPr>
           </w:pPr>
-          <w:hyperlink w:anchor="_heading=h.woqjszhpn976">
+          <w:hyperlink w:anchor="_heading=h.wya1fa6lh76m">
             <w:r>
               <w:rPr>
                 <w:rFonts w:ascii="Arial" w:cs="Arial" w:eastAsia="Arial" w:hAnsi="Arial"/>
@@ -3123,7 +3045,7 @@
                 <w:vertAlign w:val="baseline"/>
                 <w:rtl w:val="0"/>
               </w:rPr>
-              <w:t xml:space="preserve">5.4. Vista de procesos</w:t>
+              <w:t xml:space="preserve">3.4. Vista de procesos</w:t>
               <w:tab/>
               <w:t xml:space="preserve">19</w:t>
             </w:r>
@@ -3158,7 +3080,7 @@
               <w:vertAlign w:val="baseline"/>
             </w:rPr>
           </w:pPr>
-          <w:hyperlink w:anchor="_heading=h.tebmnyolwdu7">
+          <w:hyperlink w:anchor="_heading=h.s9yze2b0wkl1">
             <w:r>
               <w:rPr>
                 <w:rFonts w:ascii="Arial" w:cs="Arial" w:eastAsia="Arial" w:hAnsi="Arial"/>
@@ -3176,7 +3098,7 @@
                 <w:vertAlign w:val="baseline"/>
                 <w:rtl w:val="0"/>
               </w:rPr>
-              <w:t xml:space="preserve">5.4.1. Diagrama de Procesos del sistema (diagrama de actividad)</w:t>
+              <w:t xml:space="preserve">3.4.1. Diagrama de Procesos del sistema (diagrama de actividad)</w:t>
               <w:tab/>
               <w:t xml:space="preserve">19</w:t>
             </w:r>
@@ -3211,7 +3133,7 @@
               <w:vertAlign w:val="baseline"/>
             </w:rPr>
           </w:pPr>
-          <w:hyperlink w:anchor="_heading=h.bp16xbjnpti5">
+          <w:hyperlink w:anchor="_heading=h.dagm4alj6jgb">
             <w:r>
               <w:rPr>
                 <w:rFonts w:ascii="Arial" w:cs="Arial" w:eastAsia="Arial" w:hAnsi="Arial"/>
@@ -3229,9 +3151,9 @@
                 <w:vertAlign w:val="baseline"/>
                 <w:rtl w:val="0"/>
               </w:rPr>
-              <w:t xml:space="preserve">5.5. Vista de Despliegue (vista física)</w:t>
+              <w:t xml:space="preserve">3.5. Vista de Despliegue (vista física)</w:t>
               <w:tab/>
-              <w:t xml:space="preserve">20</w:t>
+              <w:t xml:space="preserve">28</w:t>
             </w:r>
           </w:hyperlink>
           <w:r>
@@ -3264,7 +3186,7 @@
               <w:vertAlign w:val="baseline"/>
             </w:rPr>
           </w:pPr>
-          <w:hyperlink w:anchor="_heading=h.cbgjz4x0r5gd">
+          <w:hyperlink w:anchor="_heading=h.y2r9e8k3n7zc">
             <w:r>
               <w:rPr>
                 <w:rFonts w:ascii="Arial" w:cs="Arial" w:eastAsia="Arial" w:hAnsi="Arial"/>
@@ -3282,9 +3204,9 @@
                 <w:vertAlign w:val="baseline"/>
                 <w:rtl w:val="0"/>
               </w:rPr>
-              <w:t xml:space="preserve">5.5.1. Diagrama de despliegue</w:t>
+              <w:t xml:space="preserve">3.5.1. Diagrama de despliegue</w:t>
               <w:tab/>
-              <w:t xml:space="preserve">20</w:t>
+              <w:t xml:space="preserve">28</w:t>
             </w:r>
           </w:hyperlink>
           <w:r>
@@ -3316,7 +3238,7 @@
               <w:vertAlign w:val="baseline"/>
             </w:rPr>
           </w:pPr>
-          <w:hyperlink w:anchor="_heading=h.16282kdrcg6g">
+          <w:hyperlink w:anchor="_heading=h.wgmpod16f04i">
             <w:r>
               <w:rPr>
                 <w:rFonts w:ascii="Arial" w:cs="Arial" w:eastAsia="Arial" w:hAnsi="Arial"/>
@@ -3334,9 +3256,9 @@
                 <w:vertAlign w:val="baseline"/>
                 <w:rtl w:val="0"/>
               </w:rPr>
-              <w:t xml:space="preserve">6. Atributos de Calidad de Software</w:t>
+              <w:t xml:space="preserve">4. Atributos de Calidad de Software</w:t>
               <w:tab/>
-              <w:t xml:space="preserve">20</w:t>
+              <w:t xml:space="preserve">28</w:t>
             </w:r>
           </w:hyperlink>
           <w:r>
@@ -3369,7 +3291,7 @@
               <w:vertAlign w:val="baseline"/>
             </w:rPr>
           </w:pPr>
-          <w:hyperlink w:anchor="_heading=h.c8trpr8verad">
+          <w:hyperlink w:anchor="_heading=h.tcuvwoq98pyp">
             <w:r>
               <w:rPr>
                 <w:rFonts w:ascii="Arial" w:cs="Arial" w:eastAsia="Arial" w:hAnsi="Arial"/>
@@ -3387,9 +3309,9 @@
                 <w:vertAlign w:val="baseline"/>
                 <w:rtl w:val="0"/>
               </w:rPr>
-              <w:t xml:space="preserve">6.1. Escenario de Usabilidad</w:t>
+              <w:t xml:space="preserve">4.1. Escenario de Usabilidad</w:t>
               <w:tab/>
-              <w:t xml:space="preserve">20</w:t>
+              <w:t xml:space="preserve">28</w:t>
             </w:r>
           </w:hyperlink>
           <w:r>
@@ -3422,7 +3344,7 @@
               <w:vertAlign w:val="baseline"/>
             </w:rPr>
           </w:pPr>
-          <w:hyperlink w:anchor="_heading=h.7qu8nvh78o5f">
+          <w:hyperlink w:anchor="_heading=h.a9pb5djhwcx">
             <w:r>
               <w:rPr>
                 <w:rFonts w:ascii="Arial" w:cs="Arial" w:eastAsia="Arial" w:hAnsi="Arial"/>
@@ -3440,9 +3362,9 @@
                 <w:vertAlign w:val="baseline"/>
                 <w:rtl w:val="0"/>
               </w:rPr>
-              <w:t xml:space="preserve">6.2. Escenario de Rendimiento</w:t>
+              <w:t xml:space="preserve">4.2. Escenario de Rendimiento</w:t>
               <w:tab/>
-              <w:t xml:space="preserve">21</w:t>
+              <w:t xml:space="preserve">29</w:t>
             </w:r>
           </w:hyperlink>
           <w:r>
@@ -3475,7 +3397,7 @@
               <w:vertAlign w:val="baseline"/>
             </w:rPr>
           </w:pPr>
-          <w:hyperlink w:anchor="_heading=h.55vqeaolqzmn">
+          <w:hyperlink w:anchor="_heading=h.1uqqkiaprikq">
             <w:r>
               <w:rPr>
                 <w:rFonts w:ascii="Arial" w:cs="Arial" w:eastAsia="Arial" w:hAnsi="Arial"/>
@@ -3493,9 +3415,9 @@
                 <w:vertAlign w:val="baseline"/>
                 <w:rtl w:val="0"/>
               </w:rPr>
-              <w:t xml:space="preserve">6.3. Escenario de Seguridad</w:t>
+              <w:t xml:space="preserve">4.3. Escenario de Seguridad</w:t>
               <w:tab/>
-              <w:t xml:space="preserve">22</w:t>
+              <w:t xml:space="preserve">30</w:t>
             </w:r>
           </w:hyperlink>
           <w:r>
@@ -3528,7 +3450,7 @@
               <w:vertAlign w:val="baseline"/>
             </w:rPr>
           </w:pPr>
-          <w:hyperlink w:anchor="_heading=h.mg6fjy498oxr">
+          <w:hyperlink w:anchor="_heading=h.iaxaduf7l3ru">
             <w:r>
               <w:rPr>
                 <w:rFonts w:ascii="Arial" w:cs="Arial" w:eastAsia="Arial" w:hAnsi="Arial"/>
@@ -3546,9 +3468,9 @@
                 <w:vertAlign w:val="baseline"/>
                 <w:rtl w:val="0"/>
               </w:rPr>
-              <w:t xml:space="preserve">6.4. Escenario de Disponibilidad</w:t>
+              <w:t xml:space="preserve">4.4. Escenario de Disponibilidad</w:t>
               <w:tab/>
-              <w:t xml:space="preserve">23</w:t>
+              <w:t xml:space="preserve">31</w:t>
             </w:r>
           </w:hyperlink>
           <w:r>
@@ -3581,7 +3503,7 @@
               <w:vertAlign w:val="baseline"/>
             </w:rPr>
           </w:pPr>
-          <w:hyperlink w:anchor="_heading=h.5vf8xys3thk1">
+          <w:hyperlink w:anchor="_heading=h.j2h8baf5d2r3">
             <w:r>
               <w:rPr>
                 <w:rFonts w:ascii="Arial" w:cs="Arial" w:eastAsia="Arial" w:hAnsi="Arial"/>
@@ -3599,9 +3521,9 @@
                 <w:vertAlign w:val="baseline"/>
                 <w:rtl w:val="0"/>
               </w:rPr>
-              <w:t xml:space="preserve">6.5. Escenario de Adaptabilidad</w:t>
+              <w:t xml:space="preserve">4.5. Escenario de Adaptabilidad</w:t>
               <w:tab/>
-              <w:t xml:space="preserve">24</w:t>
+              <w:t xml:space="preserve">31</w:t>
             </w:r>
           </w:hyperlink>
           <w:r>
@@ -3648,9 +3570,10 @@
           <w:numId w:val="1"/>
         </w:numPr>
         <w:spacing w:after="0" w:line="480" w:lineRule="auto"/>
-        <w:ind w:left="720" w:hanging="360"/>
+        <w:ind w:left="1440" w:hanging="360"/>
         <w:rPr>
           <w:color w:val="000000"/>
+          <w:u w:val="none"/>
         </w:rPr>
       </w:pPr>
       <w:bookmarkStart w:colFirst="0" w:colLast="0" w:name="_heading=h.ksn0k32lesp5" w:id="0"/>
@@ -3661,6 +3584,498 @@
           <w:rtl w:val="0"/>
         </w:rPr>
         <w:t xml:space="preserve">INTRODUCCIÓN</w:t>
+      </w:r>
+    </w:p>
+    <w:p>
+      <w:pPr>
+        <w:pStyle w:val="Heading2"/>
+        <w:numPr>
+          <w:ilvl w:val="1"/>
+          <w:numId w:val="2"/>
+        </w:numPr>
+        <w:spacing w:line="480" w:lineRule="auto"/>
+        <w:ind w:left="1440" w:hanging="360"/>
+        <w:rPr/>
+      </w:pPr>
+      <w:bookmarkStart w:colFirst="0" w:colLast="0" w:name="_heading=h.l16udvd5up6f" w:id="1"/>
+      <w:bookmarkEnd w:id="1"/>
+      <w:r>
+        <w:rPr>
+          <w:rtl w:val="0"/>
+        </w:rPr>
+        <w:t xml:space="preserve">Propósito</w:t>
+      </w:r>
+    </w:p>
+    <w:p>
+      <w:pPr>
+        <w:spacing w:line="480" w:lineRule="auto"/>
+        <w:ind w:left="1440" w:firstLine="0"/>
+        <w:jc w:val="both"/>
+        <w:rPr>
+          <w:rFonts w:ascii="Arial" w:cs="Arial" w:eastAsia="Arial" w:hAnsi="Arial"/>
+        </w:rPr>
+      </w:pPr>
+      <w:r>
+        <w:rPr>
+          <w:rFonts w:ascii="Arial" w:cs="Arial" w:eastAsia="Arial" w:hAnsi="Arial"/>
+          <w:rtl w:val="0"/>
+        </w:rPr>
+        <w:t xml:space="preserve">El propósito de este proyecto es desarrollar una aplicación móvil educativa denominada “Aprendizaje IA Quechua Aimara”, con el objetivo de facilitar el aprendizaje de los idiomas quechua y aimara mediante el uso de tecnologías modernas como inteligencia artificial, juegos interactivos y contenido educativo estructurado.</w:t>
+      </w:r>
+    </w:p>
+    <w:p>
+      <w:pPr>
+        <w:spacing w:line="480" w:lineRule="auto"/>
+        <w:ind w:left="1440" w:firstLine="0"/>
+        <w:jc w:val="both"/>
+        <w:rPr>
+          <w:rFonts w:ascii="Arial" w:cs="Arial" w:eastAsia="Arial" w:hAnsi="Arial"/>
+        </w:rPr>
+      </w:pPr>
+      <w:r>
+        <w:rPr>
+          <w:rFonts w:ascii="Arial" w:cs="Arial" w:eastAsia="Arial" w:hAnsi="Arial"/>
+          <w:rtl w:val="0"/>
+        </w:rPr>
+        <w:t xml:space="preserve">Este sistema busca mejorar la experiencia de aprendizaje de los usuarios mediante funcionalidades como el acceso a temas educativos, juegos tipo Wordle para reforzar vocabulario y un chat inteligente basado en IA.</w:t>
+      </w:r>
+    </w:p>
+    <w:p>
+      <w:pPr>
+        <w:spacing w:line="480" w:lineRule="auto"/>
+        <w:ind w:left="1440" w:firstLine="0"/>
+        <w:jc w:val="both"/>
+        <w:rPr>
+          <w:rFonts w:ascii="Arial" w:cs="Arial" w:eastAsia="Arial" w:hAnsi="Arial"/>
+        </w:rPr>
+      </w:pPr>
+      <w:r>
+        <w:rPr>
+          <w:rFonts w:ascii="Arial" w:cs="Arial" w:eastAsia="Arial" w:hAnsi="Arial"/>
+          <w:rtl w:val="0"/>
+        </w:rPr>
+        <w:t xml:space="preserve">Este apartado presenta una visión global del sistema y de los objetivos generales del diseño, utilizando exclusivamente el enfoque arquitectónico 4+1, el cual permite describir la solución desde diferentes perspectivas: lógica, desarrollo, física y escenarios. Estas vistas permiten comprender la estructura y el comportamiento del sistema de manera integral, asegurando que la arquitectura responda efectivamente a las necesidades educativas y tecnológicas del proyecto.</w:t>
+      </w:r>
+    </w:p>
+    <w:p>
+      <w:pPr>
+        <w:pStyle w:val="Heading2"/>
+        <w:numPr>
+          <w:ilvl w:val="1"/>
+          <w:numId w:val="2"/>
+        </w:numPr>
+        <w:spacing w:line="480" w:lineRule="auto"/>
+        <w:ind w:left="1440" w:hanging="360"/>
+        <w:rPr/>
+      </w:pPr>
+      <w:bookmarkStart w:colFirst="0" w:colLast="0" w:name="_heading=h.ijlv8v6shne6" w:id="2"/>
+      <w:bookmarkEnd w:id="2"/>
+      <w:r>
+        <w:rPr>
+          <w:rtl w:val="0"/>
+        </w:rPr>
+        <w:t xml:space="preserve">Alcance</w:t>
+      </w:r>
+    </w:p>
+    <w:p>
+      <w:pPr>
+        <w:spacing w:line="480" w:lineRule="auto"/>
+        <w:ind w:left="1440" w:firstLine="0"/>
+        <w:jc w:val="both"/>
+        <w:rPr>
+          <w:rFonts w:ascii="Arial" w:cs="Arial" w:eastAsia="Arial" w:hAnsi="Arial"/>
+        </w:rPr>
+      </w:pPr>
+      <w:r>
+        <w:rPr>
+          <w:rFonts w:ascii="Arial" w:cs="Arial" w:eastAsia="Arial" w:hAnsi="Arial"/>
+          <w:rtl w:val="0"/>
+        </w:rPr>
+        <w:t xml:space="preserve">El presente documento se enfoca exclusivamente en el desarrollo de la vista lógica del sistema dentro del marco del modelo arquitectónico 4+1. Esta vista describe la estructura interna del software, sus módulos principales, sus relaciones y la forma en que se organizan para satisfacer los requerimientos del sistema educativo móvil.</w:t>
+      </w:r>
+    </w:p>
+    <w:p>
+      <w:pPr>
+        <w:spacing w:line="480" w:lineRule="auto"/>
+        <w:ind w:left="1440" w:firstLine="0"/>
+        <w:jc w:val="both"/>
+        <w:rPr>
+          <w:rFonts w:ascii="Arial" w:cs="Arial" w:eastAsia="Arial" w:hAnsi="Arial"/>
+        </w:rPr>
+      </w:pPr>
+      <w:r>
+        <w:rPr>
+          <w:rFonts w:ascii="Arial" w:cs="Arial" w:eastAsia="Arial" w:hAnsi="Arial"/>
+          <w:rtl w:val="0"/>
+        </w:rPr>
+        <w:t xml:space="preserve">Si bien el énfasis está puesto en la vista lógica, también se incorporan elementos esenciales de las demás vistas del modelo 4+1 vista de desarrollo, vista física y vista de casos de uso únicamente en la medida en que son necesarios para comprender la arquitectura general del sistema.</w:t>
+      </w:r>
+    </w:p>
+    <w:p>
+      <w:pPr>
+        <w:pStyle w:val="Heading2"/>
+        <w:numPr>
+          <w:ilvl w:val="1"/>
+          <w:numId w:val="2"/>
+        </w:numPr>
+        <w:spacing w:after="0" w:line="480" w:lineRule="auto"/>
+        <w:ind w:left="1440" w:hanging="360"/>
+        <w:rPr/>
+      </w:pPr>
+      <w:bookmarkStart w:colFirst="0" w:colLast="0" w:name="_heading=h.8obvlhe1ant8" w:id="3"/>
+      <w:bookmarkEnd w:id="3"/>
+      <w:r>
+        <w:rPr>
+          <w:rtl w:val="0"/>
+        </w:rPr>
+        <w:t xml:space="preserve">Definición, siglas y abreviaturas</w:t>
+      </w:r>
+    </w:p>
+    <w:p>
+      <w:pPr>
+        <w:numPr>
+          <w:ilvl w:val="2"/>
+          <w:numId w:val="2"/>
+        </w:numPr>
+        <w:spacing w:line="480" w:lineRule="auto"/>
+        <w:ind w:left="2160" w:hanging="360"/>
+        <w:jc w:val="both"/>
+        <w:rPr>
+          <w:rFonts w:ascii="Arial" w:cs="Arial" w:eastAsia="Arial" w:hAnsi="Arial"/>
+        </w:rPr>
+      </w:pPr>
+      <w:r>
+        <w:rPr>
+          <w:rFonts w:ascii="Arial" w:cs="Arial" w:eastAsia="Arial" w:hAnsi="Arial"/>
+          <w:b w:val="1"/>
+          <w:bCs w:val="1"/>
+          <w:rtl w:val="0"/>
+        </w:rPr>
+        <w:t xml:space="preserve">SRS</w:t>
+      </w:r>
+      <w:r>
+        <w:rPr>
+          <w:rFonts w:ascii="Arial" w:cs="Arial" w:eastAsia="Arial" w:hAnsi="Arial"/>
+          <w:rtl w:val="0"/>
+        </w:rPr>
+        <w:t xml:space="preserve">: Software Requirements Specification (Documento de Especificación de Requisitos de Software)</w:t>
+      </w:r>
+    </w:p>
+    <w:p>
+      <w:pPr>
+        <w:numPr>
+          <w:ilvl w:val="2"/>
+          <w:numId w:val="2"/>
+        </w:numPr>
+        <w:spacing w:line="480" w:lineRule="auto"/>
+        <w:ind w:left="2160" w:hanging="360"/>
+        <w:jc w:val="both"/>
+        <w:rPr>
+          <w:rFonts w:ascii="Arial" w:cs="Arial" w:eastAsia="Arial" w:hAnsi="Arial"/>
+        </w:rPr>
+      </w:pPr>
+      <w:r>
+        <w:rPr>
+          <w:rFonts w:ascii="Arial" w:cs="Arial" w:eastAsia="Arial" w:hAnsi="Arial"/>
+          <w:b w:val="1"/>
+          <w:bCs w:val="1"/>
+          <w:rtl w:val="0"/>
+        </w:rPr>
+        <w:t xml:space="preserve">IA</w:t>
+      </w:r>
+      <w:r>
+        <w:rPr>
+          <w:rFonts w:ascii="Arial" w:cs="Arial" w:eastAsia="Arial" w:hAnsi="Arial"/>
+          <w:rtl w:val="0"/>
+        </w:rPr>
+        <w:t xml:space="preserve">: Inteligencia Artificial</w:t>
+      </w:r>
+    </w:p>
+    <w:p>
+      <w:pPr>
+        <w:numPr>
+          <w:ilvl w:val="2"/>
+          <w:numId w:val="2"/>
+        </w:numPr>
+        <w:spacing w:line="480" w:lineRule="auto"/>
+        <w:ind w:left="2160" w:hanging="360"/>
+        <w:jc w:val="both"/>
+        <w:rPr>
+          <w:rFonts w:ascii="Arial" w:cs="Arial" w:eastAsia="Arial" w:hAnsi="Arial"/>
+        </w:rPr>
+      </w:pPr>
+      <w:r>
+        <w:rPr>
+          <w:rFonts w:ascii="Arial" w:cs="Arial" w:eastAsia="Arial" w:hAnsi="Arial"/>
+          <w:b w:val="1"/>
+          <w:bCs w:val="1"/>
+          <w:rtl w:val="0"/>
+        </w:rPr>
+        <w:t xml:space="preserve">APK</w:t>
+      </w:r>
+      <w:r>
+        <w:rPr>
+          <w:rFonts w:ascii="Arial" w:cs="Arial" w:eastAsia="Arial" w:hAnsi="Arial"/>
+          <w:rtl w:val="0"/>
+        </w:rPr>
+        <w:t xml:space="preserve">: Archivo de instalación de aplicaciones Android</w:t>
+      </w:r>
+    </w:p>
+    <w:p>
+      <w:pPr>
+        <w:numPr>
+          <w:ilvl w:val="2"/>
+          <w:numId w:val="2"/>
+        </w:numPr>
+        <w:spacing w:line="480" w:lineRule="auto"/>
+        <w:ind w:left="2160" w:hanging="360"/>
+        <w:jc w:val="both"/>
+        <w:rPr>
+          <w:rFonts w:ascii="Arial" w:cs="Arial" w:eastAsia="Arial" w:hAnsi="Arial"/>
+        </w:rPr>
+      </w:pPr>
+      <w:r>
+        <w:rPr>
+          <w:rFonts w:ascii="Arial" w:cs="Arial" w:eastAsia="Arial" w:hAnsi="Arial"/>
+          <w:b w:val="1"/>
+          <w:bCs w:val="1"/>
+          <w:rtl w:val="0"/>
+        </w:rPr>
+        <w:t xml:space="preserve">Firebase</w:t>
+      </w:r>
+      <w:r>
+        <w:rPr>
+          <w:rFonts w:ascii="Arial" w:cs="Arial" w:eastAsia="Arial" w:hAnsi="Arial"/>
+          <w:rtl w:val="0"/>
+        </w:rPr>
+        <w:t xml:space="preserve">: Plataforma de desarrollo backend en la nube de Google</w:t>
+      </w:r>
+    </w:p>
+    <w:p>
+      <w:pPr>
+        <w:numPr>
+          <w:ilvl w:val="2"/>
+          <w:numId w:val="2"/>
+        </w:numPr>
+        <w:spacing w:line="480" w:lineRule="auto"/>
+        <w:ind w:left="2160" w:hanging="360"/>
+        <w:jc w:val="both"/>
+        <w:rPr>
+          <w:rFonts w:ascii="Arial" w:cs="Arial" w:eastAsia="Arial" w:hAnsi="Arial"/>
+        </w:rPr>
+      </w:pPr>
+      <w:r>
+        <w:rPr>
+          <w:rFonts w:ascii="Arial" w:cs="Arial" w:eastAsia="Arial" w:hAnsi="Arial"/>
+          <w:b w:val="1"/>
+          <w:bCs w:val="1"/>
+          <w:rtl w:val="0"/>
+        </w:rPr>
+        <w:t xml:space="preserve">OpenAI</w:t>
+      </w:r>
+      <w:r>
+        <w:rPr>
+          <w:rFonts w:ascii="Arial" w:cs="Arial" w:eastAsia="Arial" w:hAnsi="Arial"/>
+          <w:rtl w:val="0"/>
+        </w:rPr>
+        <w:t xml:space="preserve">: Proveedor de modelos de inteligencia artificial generativa</w:t>
+      </w:r>
+    </w:p>
+    <w:p>
+      <w:pPr>
+        <w:numPr>
+          <w:ilvl w:val="2"/>
+          <w:numId w:val="2"/>
+        </w:numPr>
+        <w:spacing w:line="480" w:lineRule="auto"/>
+        <w:ind w:left="2160" w:hanging="360"/>
+        <w:jc w:val="both"/>
+        <w:rPr>
+          <w:rFonts w:ascii="Arial" w:cs="Arial" w:eastAsia="Arial" w:hAnsi="Arial"/>
+        </w:rPr>
+      </w:pPr>
+      <w:r>
+        <w:rPr>
+          <w:rFonts w:ascii="Arial" w:cs="Arial" w:eastAsia="Arial" w:hAnsi="Arial"/>
+          <w:b w:val="1"/>
+          <w:bCs w:val="1"/>
+          <w:rtl w:val="0"/>
+        </w:rPr>
+        <w:t xml:space="preserve">ViewModel</w:t>
+      </w:r>
+      <w:r>
+        <w:rPr>
+          <w:rFonts w:ascii="Arial" w:cs="Arial" w:eastAsia="Arial" w:hAnsi="Arial"/>
+          <w:rtl w:val="0"/>
+        </w:rPr>
+        <w:t xml:space="preserve">: Componente de arquitectura Android para manejar lógica de UI</w:t>
+      </w:r>
+    </w:p>
+    <w:p>
+      <w:pPr>
+        <w:pStyle w:val="Heading2"/>
+        <w:numPr>
+          <w:ilvl w:val="1"/>
+          <w:numId w:val="2"/>
+        </w:numPr>
+        <w:spacing w:after="0" w:line="480" w:lineRule="auto"/>
+        <w:ind w:left="1440" w:hanging="360"/>
+        <w:rPr/>
+      </w:pPr>
+      <w:bookmarkStart w:colFirst="0" w:colLast="0" w:name="_heading=h.yjke3famloys" w:id="4"/>
+      <w:bookmarkEnd w:id="4"/>
+      <w:r>
+        <w:rPr>
+          <w:rtl w:val="0"/>
+        </w:rPr>
+        <w:t xml:space="preserve">Organización del documento</w:t>
+      </w:r>
+    </w:p>
+    <w:p>
+      <w:pPr>
+        <w:numPr>
+          <w:ilvl w:val="2"/>
+          <w:numId w:val="2"/>
+        </w:numPr>
+        <w:spacing w:after="0" w:line="480" w:lineRule="auto"/>
+        <w:ind w:left="2160" w:hanging="360"/>
+        <w:jc w:val="both"/>
+        <w:rPr>
+          <w:rFonts w:ascii="Arial" w:cs="Arial" w:eastAsia="Arial" w:hAnsi="Arial"/>
+        </w:rPr>
+      </w:pPr>
+      <w:r>
+        <w:rPr>
+          <w:rFonts w:ascii="Arial" w:cs="Arial" w:eastAsia="Arial" w:hAnsi="Arial"/>
+          <w:rtl w:val="0"/>
+        </w:rPr>
+        <w:t xml:space="preserve">Documento de factibilidad</w:t>
+      </w:r>
+    </w:p>
+    <w:p>
+      <w:pPr>
+        <w:numPr>
+          <w:ilvl w:val="2"/>
+          <w:numId w:val="2"/>
+        </w:numPr>
+        <w:spacing w:after="0" w:line="480" w:lineRule="auto"/>
+        <w:ind w:left="2160" w:hanging="360"/>
+        <w:jc w:val="both"/>
+        <w:rPr>
+          <w:rFonts w:ascii="Arial" w:cs="Arial" w:eastAsia="Arial" w:hAnsi="Arial"/>
+        </w:rPr>
+      </w:pPr>
+      <w:r>
+        <w:rPr>
+          <w:rFonts w:ascii="Arial" w:cs="Arial" w:eastAsia="Arial" w:hAnsi="Arial"/>
+          <w:rtl w:val="0"/>
+        </w:rPr>
+        <w:t xml:space="preserve">Documento de visionamiento</w:t>
+      </w:r>
+    </w:p>
+    <w:p>
+      <w:pPr>
+        <w:numPr>
+          <w:ilvl w:val="2"/>
+          <w:numId w:val="2"/>
+        </w:numPr>
+        <w:spacing w:line="480" w:lineRule="auto"/>
+        <w:ind w:left="2160" w:hanging="360"/>
+        <w:jc w:val="both"/>
+        <w:rPr>
+          <w:rFonts w:ascii="Arial" w:cs="Arial" w:eastAsia="Arial" w:hAnsi="Arial"/>
+        </w:rPr>
+      </w:pPr>
+      <w:r>
+        <w:rPr>
+          <w:rFonts w:ascii="Arial" w:cs="Arial" w:eastAsia="Arial" w:hAnsi="Arial"/>
+          <w:rtl w:val="0"/>
+        </w:rPr>
+        <w:t xml:space="preserve">Documentos de requerimientos -SRS</w:t>
+      </w:r>
+    </w:p>
+    <w:p>
+      <w:pPr>
+        <w:spacing w:line="480" w:lineRule="auto"/>
+        <w:ind w:left="0" w:firstLine="0"/>
+        <w:jc w:val="both"/>
+        <w:rPr>
+          <w:rFonts w:ascii="Arial" w:cs="Arial" w:eastAsia="Arial" w:hAnsi="Arial"/>
+        </w:rPr>
+      </w:pPr>
+      <w:r>
+        <w:rPr>
+          <w:rtl w:val="0"/>
+        </w:rPr>
+      </w:r>
+    </w:p>
+    <w:p>
+      <w:pPr>
+        <w:spacing w:line="480" w:lineRule="auto"/>
+        <w:ind w:left="0" w:firstLine="0"/>
+        <w:jc w:val="both"/>
+        <w:rPr>
+          <w:rFonts w:ascii="Arial" w:cs="Arial" w:eastAsia="Arial" w:hAnsi="Arial"/>
+        </w:rPr>
+      </w:pPr>
+      <w:r>
+        <w:rPr>
+          <w:rtl w:val="0"/>
+        </w:rPr>
+      </w:r>
+    </w:p>
+    <w:p>
+      <w:pPr>
+        <w:spacing w:line="480" w:lineRule="auto"/>
+        <w:ind w:left="0" w:firstLine="0"/>
+        <w:jc w:val="both"/>
+        <w:rPr>
+          <w:rFonts w:ascii="Arial" w:cs="Arial" w:eastAsia="Arial" w:hAnsi="Arial"/>
+        </w:rPr>
+      </w:pPr>
+      <w:r>
+        <w:rPr>
+          <w:rtl w:val="0"/>
+        </w:rPr>
+      </w:r>
+    </w:p>
+    <w:p>
+      <w:pPr>
+        <w:pStyle w:val="Heading1"/>
+        <w:spacing w:line="480" w:lineRule="auto"/>
+        <w:ind w:left="0" w:firstLine="0"/>
+        <w:rPr/>
+      </w:pPr>
+      <w:bookmarkStart w:colFirst="0" w:colLast="0" w:name="_heading=h.sywt71tce98u" w:id="5"/>
+      <w:bookmarkEnd w:id="5"/>
+      <w:r>
+        <w:rPr>
+          <w:rtl w:val="0"/>
+        </w:rPr>
+      </w:r>
+    </w:p>
+    <w:p>
+      <w:pPr>
+        <w:pStyle w:val="Heading1"/>
+        <w:numPr>
+          <w:ilvl w:val="0"/>
+          <w:numId w:val="1"/>
+        </w:numPr>
+        <w:spacing w:line="480" w:lineRule="auto"/>
+        <w:ind w:left="1440" w:hanging="360"/>
+        <w:rPr>
+          <w:rFonts w:ascii="Arial" w:cs="Arial" w:eastAsia="Arial" w:hAnsi="Arial"/>
+          <w:b w:val="1"/>
+          <w:bCs w:val="1"/>
+        </w:rPr>
+      </w:pPr>
+      <w:bookmarkStart w:colFirst="0" w:colLast="0" w:name="_heading=h.tn5nwp9snkhy" w:id="6"/>
+      <w:bookmarkEnd w:id="6"/>
+      <w:r>
+        <w:rPr>
+          <w:rtl w:val="0"/>
+        </w:rPr>
+        <w:t xml:space="preserve">OBJETIVOS Y LIMITACIONES ARQUITECTÓNICAS</w:t>
       </w:r>
     </w:p>
     <w:p>
@@ -3671,531 +4086,38 @@
           <w:numId w:val="1"/>
         </w:numPr>
         <w:spacing w:line="480" w:lineRule="auto"/>
-        <w:ind w:left="1440" w:hanging="360"/>
+        <w:ind w:left="2160" w:hanging="360"/>
         <w:rPr/>
       </w:pPr>
-      <w:bookmarkStart w:colFirst="0" w:colLast="0" w:name="_heading=h.l16udvd5up6f" w:id="1"/>
-      <w:bookmarkEnd w:id="1"/>
-      <w:r>
-        <w:rPr>
-          <w:rtl w:val="0"/>
-        </w:rPr>
-        <w:t xml:space="preserve">Propósito</w:t>
-      </w:r>
-    </w:p>
-    <w:p>
-      <w:pPr>
-        <w:spacing w:line="480" w:lineRule="auto"/>
-        <w:ind w:left="1440" w:firstLine="0"/>
-        <w:jc w:val="both"/>
-        <w:rPr>
-          <w:rFonts w:ascii="Arial" w:cs="Arial" w:eastAsia="Arial" w:hAnsi="Arial"/>
-        </w:rPr>
-      </w:pPr>
-      <w:r>
-        <w:rPr>
-          <w:rFonts w:ascii="Arial" w:cs="Arial" w:eastAsia="Arial" w:hAnsi="Arial"/>
-          <w:rtl w:val="0"/>
-        </w:rPr>
-        <w:t xml:space="preserve">El propósito de este proyecto es desarrollar una aplicación móvil educativa denominada “Aprendizaje IA Quechua Aimara”, con el objetivo de facilitar el aprendizaje de los idiomas quechua y aimara mediante el uso de tecnologías modernas como inteligencia artificial, juegos interactivos y contenido educativo estructurado.</w:t>
-      </w:r>
-    </w:p>
-    <w:p>
-      <w:pPr>
-        <w:spacing w:line="480" w:lineRule="auto"/>
-        <w:ind w:left="1440" w:firstLine="0"/>
-        <w:jc w:val="both"/>
-        <w:rPr>
-          <w:rFonts w:ascii="Arial" w:cs="Arial" w:eastAsia="Arial" w:hAnsi="Arial"/>
-        </w:rPr>
-      </w:pPr>
-      <w:r>
-        <w:rPr>
-          <w:rFonts w:ascii="Arial" w:cs="Arial" w:eastAsia="Arial" w:hAnsi="Arial"/>
-          <w:rtl w:val="0"/>
-        </w:rPr>
-        <w:t xml:space="preserve">Este sistema busca mejorar la experiencia de aprendizaje de los usuarios mediante funcionalidades como el acceso a temas educativos, juegos tipo Wordle para reforzar vocabulario y un chat inteligente basado en IA.</w:t>
-      </w:r>
-    </w:p>
-    <w:p>
-      <w:pPr>
-        <w:spacing w:line="480" w:lineRule="auto"/>
-        <w:ind w:left="1440" w:firstLine="0"/>
-        <w:jc w:val="both"/>
-        <w:rPr>
-          <w:rFonts w:ascii="Arial" w:cs="Arial" w:eastAsia="Arial" w:hAnsi="Arial"/>
-        </w:rPr>
-      </w:pPr>
-      <w:r>
-        <w:rPr>
-          <w:rFonts w:ascii="Arial" w:cs="Arial" w:eastAsia="Arial" w:hAnsi="Arial"/>
-          <w:rtl w:val="0"/>
-        </w:rPr>
-        <w:t xml:space="preserve">Este apartado presenta una visión global del sistema y de los objetivos generales del diseño, utilizando exclusivamente el enfoque arquitectónico 4+1, el cual permite describir la solución desde diferentes perspectivas: lógica, desarrollo, física y escenarios. Estas vistas permiten comprender la estructura y el comportamiento del sistema de manera integral, asegurando que la arquitectura responda efectivamente a las necesidades educativas y tecnológicas del proyecto.</w:t>
-      </w:r>
-    </w:p>
-    <w:p>
-      <w:pPr>
-        <w:pStyle w:val="Heading2"/>
-        <w:numPr>
-          <w:ilvl w:val="1"/>
-          <w:numId w:val="1"/>
-        </w:numPr>
-        <w:spacing w:line="480" w:lineRule="auto"/>
-        <w:ind w:left="1440" w:hanging="360"/>
+      <w:bookmarkStart w:colFirst="0" w:colLast="0" w:name="_heading=h.l9v1kwbygqrm" w:id="7"/>
+      <w:bookmarkEnd w:id="7"/>
+      <w:r>
+        <w:rPr>
+          <w:rtl w:val="0"/>
+        </w:rPr>
+        <w:t xml:space="preserve">Requerimientos funcionales</w:t>
+      </w:r>
+    </w:p>
+    <w:p>
+      <w:pPr>
         <w:rPr/>
       </w:pPr>
-      <w:bookmarkStart w:colFirst="0" w:colLast="0" w:name="_heading=h.ijlv8v6shne6" w:id="2"/>
-      <w:bookmarkEnd w:id="2"/>
-      <w:r>
-        <w:rPr>
-          <w:rtl w:val="0"/>
-        </w:rPr>
-        <w:t xml:space="preserve">Alcance</w:t>
-      </w:r>
-    </w:p>
-    <w:p>
-      <w:pPr>
-        <w:spacing w:line="480" w:lineRule="auto"/>
-        <w:ind w:left="1440" w:firstLine="0"/>
-        <w:jc w:val="both"/>
-        <w:rPr>
-          <w:rFonts w:ascii="Arial" w:cs="Arial" w:eastAsia="Arial" w:hAnsi="Arial"/>
-        </w:rPr>
-      </w:pPr>
-      <w:r>
-        <w:rPr>
-          <w:rFonts w:ascii="Arial" w:cs="Arial" w:eastAsia="Arial" w:hAnsi="Arial"/>
-          <w:rtl w:val="0"/>
-        </w:rPr>
-        <w:t xml:space="preserve">El presente documento se enfoca exclusivamente en el desarrollo de la vista lógica del sistema dentro del marco del modelo arquitectónico 4+1. Esta vista describe la estructura interna del software, sus módulos principales, sus relaciones y la forma en que se organizan para satisfacer los requerimientos del sistema educativo móvil.</w:t>
-      </w:r>
-    </w:p>
-    <w:p>
-      <w:pPr>
-        <w:spacing w:line="480" w:lineRule="auto"/>
-        <w:ind w:left="1440" w:firstLine="0"/>
-        <w:jc w:val="both"/>
-        <w:rPr>
-          <w:rFonts w:ascii="Arial" w:cs="Arial" w:eastAsia="Arial" w:hAnsi="Arial"/>
-        </w:rPr>
-      </w:pPr>
-      <w:r>
-        <w:rPr>
-          <w:rFonts w:ascii="Arial" w:cs="Arial" w:eastAsia="Arial" w:hAnsi="Arial"/>
-          <w:rtl w:val="0"/>
-        </w:rPr>
-        <w:t xml:space="preserve">Si bien el énfasis está puesto en la vista lógica, también se incorporan elementos esenciales de las demás vistas del modelo 4+1 vista de desarrollo, vista física y vista de casos de uso únicamente en la medida en que son necesarios para comprender la arquitectura general del sistema.</w:t>
-      </w:r>
-    </w:p>
-    <w:p>
-      <w:pPr>
-        <w:pStyle w:val="Heading2"/>
-        <w:numPr>
-          <w:ilvl w:val="1"/>
-          <w:numId w:val="1"/>
-        </w:numPr>
-        <w:spacing w:after="0" w:line="480" w:lineRule="auto"/>
-        <w:ind w:left="1440" w:hanging="360"/>
-        <w:rPr/>
-      </w:pPr>
-      <w:bookmarkStart w:colFirst="0" w:colLast="0" w:name="_heading=h.8obvlhe1ant8" w:id="3"/>
-      <w:bookmarkEnd w:id="3"/>
-      <w:r>
-        <w:rPr>
-          <w:rtl w:val="0"/>
-        </w:rPr>
-        <w:t xml:space="preserve">Definición, siglas y abreviaturas</w:t>
-      </w:r>
-    </w:p>
-    <w:p>
-      <w:pPr>
-        <w:numPr>
-          <w:ilvl w:val="2"/>
-          <w:numId w:val="1"/>
-        </w:numPr>
-        <w:spacing w:line="480" w:lineRule="auto"/>
-        <w:ind w:left="2160" w:hanging="360"/>
-        <w:jc w:val="both"/>
-        <w:rPr>
-          <w:rFonts w:ascii="Arial" w:cs="Arial" w:eastAsia="Arial" w:hAnsi="Arial"/>
-        </w:rPr>
-      </w:pPr>
-      <w:r>
-        <w:rPr>
-          <w:rFonts w:ascii="Arial" w:cs="Arial" w:eastAsia="Arial" w:hAnsi="Arial"/>
-          <w:b w:val="1"/>
-          <w:bCs w:val="1"/>
-          <w:rtl w:val="0"/>
-        </w:rPr>
-        <w:t xml:space="preserve">SRS</w:t>
-      </w:r>
-      <w:r>
-        <w:rPr>
-          <w:rFonts w:ascii="Arial" w:cs="Arial" w:eastAsia="Arial" w:hAnsi="Arial"/>
-          <w:rtl w:val="0"/>
-        </w:rPr>
-        <w:t xml:space="preserve">: Software Requirements Specification (Documento de Especificación de Requisitos de Software)</w:t>
-      </w:r>
-    </w:p>
-    <w:p>
-      <w:pPr>
-        <w:numPr>
-          <w:ilvl w:val="2"/>
-          <w:numId w:val="1"/>
-        </w:numPr>
-        <w:spacing w:line="480" w:lineRule="auto"/>
-        <w:ind w:left="2160" w:hanging="360"/>
-        <w:jc w:val="both"/>
-        <w:rPr>
-          <w:rFonts w:ascii="Arial" w:cs="Arial" w:eastAsia="Arial" w:hAnsi="Arial"/>
-        </w:rPr>
-      </w:pPr>
-      <w:r>
-        <w:rPr>
-          <w:rFonts w:ascii="Arial" w:cs="Arial" w:eastAsia="Arial" w:hAnsi="Arial"/>
-          <w:b w:val="1"/>
-          <w:bCs w:val="1"/>
-          <w:rtl w:val="0"/>
-        </w:rPr>
-        <w:t xml:space="preserve">IA</w:t>
-      </w:r>
-      <w:r>
-        <w:rPr>
-          <w:rFonts w:ascii="Arial" w:cs="Arial" w:eastAsia="Arial" w:hAnsi="Arial"/>
-          <w:rtl w:val="0"/>
-        </w:rPr>
-        <w:t xml:space="preserve">: Inteligencia Artificial</w:t>
-      </w:r>
-    </w:p>
-    <w:p>
-      <w:pPr>
-        <w:numPr>
-          <w:ilvl w:val="2"/>
-          <w:numId w:val="1"/>
-        </w:numPr>
-        <w:spacing w:line="480" w:lineRule="auto"/>
-        <w:ind w:left="2160" w:hanging="360"/>
-        <w:jc w:val="both"/>
-        <w:rPr>
-          <w:rFonts w:ascii="Arial" w:cs="Arial" w:eastAsia="Arial" w:hAnsi="Arial"/>
-        </w:rPr>
-      </w:pPr>
-      <w:r>
-        <w:rPr>
-          <w:rFonts w:ascii="Arial" w:cs="Arial" w:eastAsia="Arial" w:hAnsi="Arial"/>
-          <w:b w:val="1"/>
-          <w:bCs w:val="1"/>
-          <w:rtl w:val="0"/>
-        </w:rPr>
-        <w:t xml:space="preserve">APK</w:t>
-      </w:r>
-      <w:r>
-        <w:rPr>
-          <w:rFonts w:ascii="Arial" w:cs="Arial" w:eastAsia="Arial" w:hAnsi="Arial"/>
-          <w:rtl w:val="0"/>
-        </w:rPr>
-        <w:t xml:space="preserve">: Archivo de instalación de aplicaciones Android</w:t>
-      </w:r>
-    </w:p>
-    <w:p>
-      <w:pPr>
-        <w:numPr>
-          <w:ilvl w:val="2"/>
-          <w:numId w:val="1"/>
-        </w:numPr>
-        <w:spacing w:line="480" w:lineRule="auto"/>
-        <w:ind w:left="2160" w:hanging="360"/>
-        <w:jc w:val="both"/>
-        <w:rPr>
-          <w:rFonts w:ascii="Arial" w:cs="Arial" w:eastAsia="Arial" w:hAnsi="Arial"/>
-        </w:rPr>
-      </w:pPr>
-      <w:r>
-        <w:rPr>
-          <w:rFonts w:ascii="Arial" w:cs="Arial" w:eastAsia="Arial" w:hAnsi="Arial"/>
-          <w:b w:val="1"/>
-          <w:bCs w:val="1"/>
-          <w:rtl w:val="0"/>
-        </w:rPr>
-        <w:t xml:space="preserve">Firebase</w:t>
-      </w:r>
-      <w:r>
-        <w:rPr>
-          <w:rFonts w:ascii="Arial" w:cs="Arial" w:eastAsia="Arial" w:hAnsi="Arial"/>
-          <w:rtl w:val="0"/>
-        </w:rPr>
-        <w:t xml:space="preserve">: Plataforma de desarrollo backend en la nube de Google</w:t>
-      </w:r>
-    </w:p>
-    <w:p>
-      <w:pPr>
-        <w:numPr>
-          <w:ilvl w:val="2"/>
-          <w:numId w:val="1"/>
-        </w:numPr>
-        <w:spacing w:line="480" w:lineRule="auto"/>
-        <w:ind w:left="2160" w:hanging="360"/>
-        <w:jc w:val="both"/>
-        <w:rPr>
-          <w:rFonts w:ascii="Arial" w:cs="Arial" w:eastAsia="Arial" w:hAnsi="Arial"/>
-        </w:rPr>
-      </w:pPr>
-      <w:r>
-        <w:rPr>
-          <w:rFonts w:ascii="Arial" w:cs="Arial" w:eastAsia="Arial" w:hAnsi="Arial"/>
-          <w:b w:val="1"/>
-          <w:bCs w:val="1"/>
-          <w:rtl w:val="0"/>
-        </w:rPr>
-        <w:t xml:space="preserve">OpenAI</w:t>
-      </w:r>
-      <w:r>
-        <w:rPr>
-          <w:rFonts w:ascii="Arial" w:cs="Arial" w:eastAsia="Arial" w:hAnsi="Arial"/>
-          <w:rtl w:val="0"/>
-        </w:rPr>
-        <w:t xml:space="preserve">: Proveedor de modelos de inteligencia artificial generativa</w:t>
-      </w:r>
-    </w:p>
-    <w:p>
-      <w:pPr>
-        <w:numPr>
-          <w:ilvl w:val="2"/>
-          <w:numId w:val="1"/>
-        </w:numPr>
-        <w:spacing w:line="480" w:lineRule="auto"/>
-        <w:ind w:left="2160" w:hanging="360"/>
-        <w:jc w:val="both"/>
-        <w:rPr>
-          <w:rFonts w:ascii="Arial" w:cs="Arial" w:eastAsia="Arial" w:hAnsi="Arial"/>
-        </w:rPr>
-      </w:pPr>
-      <w:r>
-        <w:rPr>
-          <w:rFonts w:ascii="Arial" w:cs="Arial" w:eastAsia="Arial" w:hAnsi="Arial"/>
-          <w:b w:val="1"/>
-          <w:bCs w:val="1"/>
-          <w:rtl w:val="0"/>
-        </w:rPr>
-        <w:t xml:space="preserve">ViewModel</w:t>
-      </w:r>
-      <w:r>
-        <w:rPr>
-          <w:rFonts w:ascii="Arial" w:cs="Arial" w:eastAsia="Arial" w:hAnsi="Arial"/>
-          <w:rtl w:val="0"/>
-        </w:rPr>
-        <w:t xml:space="preserve">: Componente de arquitectura Android para manejar lógica de UI</w:t>
-      </w:r>
-    </w:p>
-    <w:p>
-      <w:pPr>
-        <w:pStyle w:val="Heading2"/>
-        <w:numPr>
-          <w:ilvl w:val="1"/>
-          <w:numId w:val="1"/>
-        </w:numPr>
-        <w:spacing w:after="0" w:line="480" w:lineRule="auto"/>
-        <w:ind w:left="1440" w:hanging="360"/>
-        <w:rPr/>
-      </w:pPr>
-      <w:bookmarkStart w:colFirst="0" w:colLast="0" w:name="_heading=h.yjke3famloys" w:id="4"/>
-      <w:bookmarkEnd w:id="4"/>
-      <w:r>
-        <w:rPr>
-          <w:rtl w:val="0"/>
-        </w:rPr>
-        <w:t xml:space="preserve">Organización del documento</w:t>
-      </w:r>
-    </w:p>
-    <w:p>
-      <w:pPr>
-        <w:numPr>
-          <w:ilvl w:val="2"/>
-          <w:numId w:val="1"/>
-        </w:numPr>
-        <w:spacing w:after="0" w:line="480" w:lineRule="auto"/>
-        <w:ind w:left="2160" w:hanging="360"/>
-        <w:jc w:val="both"/>
-        <w:rPr>
-          <w:rFonts w:ascii="Arial" w:cs="Arial" w:eastAsia="Arial" w:hAnsi="Arial"/>
-        </w:rPr>
-      </w:pPr>
-      <w:r>
-        <w:rPr>
-          <w:rFonts w:ascii="Arial" w:cs="Arial" w:eastAsia="Arial" w:hAnsi="Arial"/>
-          <w:rtl w:val="0"/>
-        </w:rPr>
-        <w:t xml:space="preserve">Documento de factibilidad</w:t>
-      </w:r>
-    </w:p>
-    <w:p>
-      <w:pPr>
-        <w:numPr>
-          <w:ilvl w:val="2"/>
-          <w:numId w:val="1"/>
-        </w:numPr>
-        <w:spacing w:after="0" w:line="480" w:lineRule="auto"/>
-        <w:ind w:left="2160" w:hanging="360"/>
-        <w:jc w:val="both"/>
-        <w:rPr>
-          <w:rFonts w:ascii="Arial" w:cs="Arial" w:eastAsia="Arial" w:hAnsi="Arial"/>
-        </w:rPr>
-      </w:pPr>
-      <w:r>
-        <w:rPr>
-          <w:rFonts w:ascii="Arial" w:cs="Arial" w:eastAsia="Arial" w:hAnsi="Arial"/>
-          <w:rtl w:val="0"/>
-        </w:rPr>
-        <w:t xml:space="preserve">Documento de visionamiento</w:t>
-      </w:r>
-    </w:p>
-    <w:p>
-      <w:pPr>
-        <w:numPr>
-          <w:ilvl w:val="2"/>
-          <w:numId w:val="1"/>
-        </w:numPr>
-        <w:spacing w:line="480" w:lineRule="auto"/>
-        <w:ind w:left="2160" w:hanging="360"/>
-        <w:jc w:val="both"/>
-        <w:rPr>
-          <w:rFonts w:ascii="Arial" w:cs="Arial" w:eastAsia="Arial" w:hAnsi="Arial"/>
-        </w:rPr>
-      </w:pPr>
-      <w:r>
-        <w:rPr>
-          <w:rFonts w:ascii="Arial" w:cs="Arial" w:eastAsia="Arial" w:hAnsi="Arial"/>
-          <w:rtl w:val="0"/>
-        </w:rPr>
-        <w:t xml:space="preserve">Documentos de requerimientos -SRS</w:t>
-      </w:r>
-    </w:p>
-    <w:p>
-      <w:pPr>
-        <w:spacing w:line="480" w:lineRule="auto"/>
-        <w:ind w:left="0" w:firstLine="0"/>
-        <w:jc w:val="both"/>
-        <w:rPr>
-          <w:rFonts w:ascii="Arial" w:cs="Arial" w:eastAsia="Arial" w:hAnsi="Arial"/>
-        </w:rPr>
-      </w:pPr>
-      <w:r>
-        <w:rPr>
-          <w:rtl w:val="0"/>
-        </w:rPr>
-      </w:r>
-    </w:p>
-    <w:p>
-      <w:pPr>
-        <w:spacing w:line="480" w:lineRule="auto"/>
-        <w:ind w:left="0" w:firstLine="0"/>
-        <w:jc w:val="both"/>
-        <w:rPr>
-          <w:rFonts w:ascii="Arial" w:cs="Arial" w:eastAsia="Arial" w:hAnsi="Arial"/>
-        </w:rPr>
-      </w:pPr>
-      <w:r>
-        <w:rPr>
-          <w:rtl w:val="0"/>
-        </w:rPr>
-      </w:r>
-    </w:p>
-    <w:p>
-      <w:pPr>
-        <w:spacing w:line="480" w:lineRule="auto"/>
-        <w:ind w:left="0" w:firstLine="0"/>
-        <w:jc w:val="both"/>
-        <w:rPr>
-          <w:rFonts w:ascii="Arial" w:cs="Arial" w:eastAsia="Arial" w:hAnsi="Arial"/>
-        </w:rPr>
-      </w:pPr>
-      <w:r>
-        <w:rPr>
-          <w:rtl w:val="0"/>
-        </w:rPr>
-      </w:r>
-    </w:p>
-    <w:p>
-      <w:pPr>
-        <w:keepNext w:val="1"/>
-        <w:keepLines w:val="1"/>
-        <w:spacing w:after="0" w:line="480" w:lineRule="auto"/>
-        <w:ind w:left="720" w:firstLine="0"/>
-        <w:rPr>
-          <w:rFonts w:ascii="Arial" w:cs="Arial" w:eastAsia="Arial" w:hAnsi="Arial"/>
-        </w:rPr>
-      </w:pPr>
-      <w:bookmarkStart w:colFirst="0" w:colLast="0" w:name="_heading=h.wazu2qbrxtha" w:id="5"/>
-      <w:bookmarkEnd w:id="5"/>
-      <w:r>
-        <w:rPr>
-          <w:rtl w:val="0"/>
-        </w:rPr>
-      </w:r>
-    </w:p>
-    <w:p>
-      <w:pPr>
-        <w:pStyle w:val="Heading1"/>
-        <w:keepNext w:val="1"/>
-        <w:keepLines w:val="1"/>
-        <w:numPr>
-          <w:ilvl w:val="0"/>
-          <w:numId w:val="1"/>
-        </w:numPr>
-        <w:spacing w:after="0" w:line="480" w:lineRule="auto"/>
-        <w:ind w:left="720" w:hanging="360"/>
-        <w:rPr/>
-      </w:pPr>
-      <w:bookmarkStart w:colFirst="0" w:colLast="0" w:name="_heading=h.f1014v7cedt8" w:id="6"/>
-      <w:bookmarkEnd w:id="6"/>
-      <w:r>
-        <w:rPr>
-          <w:rtl w:val="0"/>
-        </w:rPr>
-        <w:t xml:space="preserve">OBJETIVOS Y LIMITACIONES ARQUITECTÓNICAS</w:t>
-      </w:r>
-    </w:p>
-    <w:p>
-      <w:pPr>
-        <w:pStyle w:val="Heading2"/>
-        <w:keepNext w:val="1"/>
-        <w:keepLines w:val="1"/>
-        <w:numPr>
-          <w:ilvl w:val="1"/>
-          <w:numId w:val="1"/>
-        </w:numPr>
-        <w:spacing w:after="0" w:line="480" w:lineRule="auto"/>
-        <w:ind w:left="1440" w:hanging="360"/>
-        <w:rPr/>
-      </w:pPr>
-      <w:bookmarkStart w:colFirst="0" w:colLast="0" w:name="_heading=h.9naeh7sflt4y" w:id="7"/>
-      <w:bookmarkEnd w:id="7"/>
-      <w:r>
-        <w:rPr>
-          <w:rtl w:val="0"/>
-        </w:rPr>
-        <w:t xml:space="preserve">Requerimientos funcionales</w:t>
+      <w:r>
+        <w:rPr>
+          <w:rtl w:val="0"/>
+        </w:rPr>
       </w:r>
     </w:p>
     <w:p>
       <w:pPr>
         <w:pStyle w:val="Heading3"/>
-        <w:numPr>
-          <w:ilvl w:val="0"/>
-          <w:numId w:val="1"/>
-        </w:numPr>
         <w:tabs>
           <w:tab w:val="left" w:leader="none" w:pos="440"/>
           <w:tab w:val="right" w:leader="none" w:pos="8828"/>
         </w:tabs>
         <w:spacing w:after="0" w:line="480" w:lineRule="auto"/>
-        <w:ind w:left="720" w:hanging="360"/>
-        <w:rPr>
-          <w:rFonts w:ascii="Arial" w:cs="Arial" w:eastAsia="Arial" w:hAnsi="Arial"/>
-          <w:b w:val="1"/>
-          <w:bCs w:val="1"/>
-        </w:rPr>
+        <w:ind w:left="720" w:firstLine="0"/>
+        <w:rPr/>
       </w:pPr>
       <w:bookmarkStart w:colFirst="0" w:colLast="0" w:name="_heading=h.9cwb4mq6b6ur" w:id="8"/>
       <w:bookmarkEnd w:id="8"/>
@@ -4208,7 +4130,7 @@
     <w:sdt>
       <w:sdtPr>
         <w:lock w:val="contentLocked"/>
-        <w:id w:val="-1843723260"/>
+        <w:id w:val="1834432223"/>
         <w:tag w:val="goog_rdk_0"/>
       </w:sdtPr>
       <w:sdtContent>
@@ -4230,13 +4152,13 @@
             <w:tblLook w:val="0600"/>
           </w:tblPr>
           <w:tblGrid>
-            <w:gridCol w:w="945"/>
-            <w:gridCol w:w="2610"/>
+            <w:gridCol w:w="930"/>
+            <w:gridCol w:w="2625"/>
             <w:gridCol w:w="4020"/>
             <w:tblGridChange w:id="0">
               <w:tblGrid>
-                <w:gridCol w:w="945"/>
-                <w:gridCol w:w="2610"/>
+                <w:gridCol w:w="930"/>
+                <w:gridCol w:w="2625"/>
                 <w:gridCol w:w="4020"/>
               </w:tblGrid>
             </w:tblGridChange>
@@ -5218,27 +5140,8 @@
     <w:p>
       <w:pPr>
         <w:spacing w:after="0" w:line="480" w:lineRule="auto"/>
-        <w:ind w:left="1440" w:firstLine="0"/>
-        <w:rPr>
-          <w:rFonts w:ascii="Arial" w:cs="Arial" w:eastAsia="Arial" w:hAnsi="Arial"/>
-        </w:rPr>
-      </w:pPr>
-      <w:r>
-        <w:rPr>
-          <w:rtl w:val="0"/>
-        </w:rPr>
-      </w:r>
-    </w:p>
-    <w:p>
-      <w:pPr>
-        <w:spacing w:after="0" w:line="480" w:lineRule="auto"/>
-        <w:ind w:left="1140" w:firstLine="0"/>
         <w:jc w:val="both"/>
-        <w:rPr>
-          <w:rFonts w:ascii="Arial" w:cs="Arial" w:eastAsia="Arial" w:hAnsi="Arial"/>
-          <w:b w:val="1"/>
-          <w:bCs w:val="1"/>
-        </w:rPr>
+        <w:rPr/>
       </w:pPr>
       <w:r>
         <w:rPr>
@@ -5249,41 +5152,30 @@
     <w:p>
       <w:pPr>
         <w:pStyle w:val="Heading2"/>
-        <w:keepNext w:val="1"/>
-        <w:keepLines w:val="1"/>
         <w:numPr>
           <w:ilvl w:val="1"/>
           <w:numId w:val="1"/>
         </w:numPr>
+        <w:spacing w:line="480" w:lineRule="auto"/>
+        <w:ind w:left="2160" w:hanging="360"/>
+        <w:rPr/>
+      </w:pPr>
+      <w:bookmarkStart w:colFirst="0" w:colLast="0" w:name="_heading=h.ymangodkes58" w:id="9"/>
+      <w:bookmarkEnd w:id="9"/>
+      <w:r>
+        <w:rPr>
+          <w:rtl w:val="0"/>
+        </w:rPr>
+        <w:t xml:space="preserve">Requerimientos no funcionales - Atributos de Calidad</w:t>
+      </w:r>
+    </w:p>
+    <w:p>
+      <w:pPr>
         <w:spacing w:after="0" w:line="480" w:lineRule="auto"/>
-        <w:ind w:left="1440" w:hanging="360"/>
+        <w:ind w:left="0" w:firstLine="0"/>
+        <w:jc w:val="both"/>
         <w:rPr/>
       </w:pPr>
-      <w:bookmarkStart w:colFirst="0" w:colLast="0" w:name="_heading=h.hun93d1t6zlx" w:id="9"/>
-      <w:bookmarkEnd w:id="9"/>
-      <w:r>
-        <w:rPr>
-          <w:rtl w:val="0"/>
-        </w:rPr>
-        <w:t xml:space="preserve">Requerimientos No Funcionales – Atributos de Calidad</w:t>
-      </w:r>
-    </w:p>
-    <w:p>
-      <w:pPr>
-        <w:pStyle w:val="Heading3"/>
-        <w:numPr>
-          <w:ilvl w:val="0"/>
-          <w:numId w:val="1"/>
-        </w:numPr>
-        <w:tabs>
-          <w:tab w:val="left" w:leader="none" w:pos="440"/>
-          <w:tab w:val="right" w:leader="none" w:pos="8828"/>
-        </w:tabs>
-        <w:spacing w:after="0" w:line="480" w:lineRule="auto"/>
-        <w:ind w:left="720" w:hanging="360"/>
-      </w:pPr>
-      <w:bookmarkStart w:colFirst="0" w:colLast="0" w:name="_heading=h.kxxfwdxv5h1t" w:id="10"/>
-      <w:bookmarkEnd w:id="10"/>
       <w:r>
         <w:rPr>
           <w:rtl w:val="0"/>
@@ -5293,7 +5185,7 @@
     <w:sdt>
       <w:sdtPr>
         <w:lock w:val="contentLocked"/>
-        <w:id w:val="-2132833900"/>
+        <w:id w:val="510910658"/>
         <w:tag w:val="goog_rdk_3"/>
       </w:sdtPr>
       <w:sdtContent>
@@ -5520,7 +5412,7 @@
                 </w:pPr>
                 <w:sdt>
                   <w:sdtPr>
-                    <w:id w:val="1805342997"/>
+                    <w:id w:val="-365958754"/>
                     <w:tag w:val="goog_rdk_1"/>
                   </w:sdtPr>
                   <w:sdtContent>
@@ -5892,7 +5784,7 @@
                 </w:pPr>
                 <w:sdt>
                   <w:sdtPr>
-                    <w:id w:val="-971850918"/>
+                    <w:id w:val="-3863803"/>
                     <w:tag w:val="goog_rdk_2"/>
                   </w:sdtPr>
                   <w:sdtContent>
@@ -5942,32 +5834,20 @@
     <w:p>
       <w:pPr>
         <w:pStyle w:val="Heading1"/>
-        <w:keepNext w:val="1"/>
-        <w:keepLines w:val="1"/>
         <w:numPr>
           <w:ilvl w:val="0"/>
           <w:numId w:val="1"/>
         </w:numPr>
-        <w:spacing w:after="0" w:line="480" w:lineRule="auto"/>
-        <w:ind w:left="720" w:hanging="360"/>
-        <w:rPr>
-          <w:color w:val="000000"/>
-        </w:rPr>
-      </w:pPr>
-      <w:r>
-        <w:rPr>
-          <w:color w:val="000000"/>
-          <w:vertAlign w:val="baseline"/>
-          <w:rtl w:val="0"/>
-        </w:rPr>
-        <w:t xml:space="preserve">R</w:t>
-      </w:r>
-      <w:r>
-        <w:rPr>
-          <w:color w:val="000000"/>
-          <w:rtl w:val="0"/>
-        </w:rPr>
-        <w:t xml:space="preserve">EPRESENTACIÓN ARQUITECTÓNICA DEL SISTEMA</w:t>
+        <w:spacing w:line="480" w:lineRule="auto"/>
+        <w:ind w:left="1440" w:hanging="360"/>
+      </w:pPr>
+      <w:bookmarkStart w:colFirst="0" w:colLast="0" w:name="_heading=h.wazu2qbrxtha" w:id="10"/>
+      <w:bookmarkEnd w:id="10"/>
+      <w:r>
+        <w:rPr>
+          <w:rtl w:val="0"/>
+        </w:rPr>
+        <w:t xml:space="preserve">REPRESENTACIÓN ARQUITECTÓNICA DEL SISTEMA</w:t>
       </w:r>
     </w:p>
     <w:p>
@@ -5978,8 +5858,7 @@
           <w:numId w:val="1"/>
         </w:numPr>
         <w:spacing w:line="480" w:lineRule="auto"/>
-        <w:ind w:left="1440" w:hanging="360"/>
-        <w:rPr/>
+        <w:ind w:left="2160" w:hanging="360"/>
       </w:pPr>
       <w:bookmarkStart w:colFirst="0" w:colLast="0" w:name="_heading=h.6vju5u453cth" w:id="11"/>
       <w:bookmarkEnd w:id="11"/>
@@ -5998,10 +5877,14 @@
           <w:numId w:val="1"/>
         </w:numPr>
         <w:spacing w:line="480" w:lineRule="auto"/>
-        <w:ind w:left="2160" w:hanging="360"/>
-        <w:rPr/>
-      </w:pPr>
-      <w:bookmarkStart w:colFirst="0" w:colLast="0" w:name="_heading=h.kx9zbn9err3r" w:id="12"/>
+        <w:ind w:left="2880" w:hanging="360"/>
+        <w:rPr>
+          <w:rFonts w:ascii="Arial" w:cs="Arial" w:eastAsia="Arial" w:hAnsi="Arial"/>
+          <w:b w:val="1"/>
+          <w:bCs w:val="1"/>
+        </w:rPr>
+      </w:pPr>
+      <w:bookmarkStart w:colFirst="0" w:colLast="0" w:name="_heading=h.85kqmaq48dp8" w:id="12"/>
       <w:bookmarkEnd w:id="12"/>
       <w:r>
         <w:rPr>
@@ -6017,9 +5900,7 @@
           <w:tab w:val="right" w:leader="none" w:pos="8828"/>
         </w:tabs>
         <w:jc w:val="center"/>
-        <w:rPr>
-          <w:rFonts w:ascii="Arial" w:cs="Arial" w:eastAsia="Arial" w:hAnsi="Arial"/>
-        </w:rPr>
+        <w:rPr/>
       </w:pPr>
       <w:r>
         <w:rPr/>
@@ -6027,12 +5908,12 @@
           <wp:inline distB="114300" distT="114300" distL="114300" distR="114300">
             <wp:extent cx="5943600" cy="749300"/>
             <wp:effectExtent b="0" l="0" r="0" t="0"/>
-            <wp:docPr id="5" name="image6.png"/>
+            <wp:docPr id="15" name="image8.png"/>
             <a:graphic>
               <a:graphicData uri="http://schemas.openxmlformats.org/drawingml/2006/picture">
                 <pic:pic>
                   <pic:nvPicPr>
-                    <pic:cNvPr id="0" name="image6.png"/>
+                    <pic:cNvPr id="0" name="image8.png"/>
                     <pic:cNvPicPr preferRelativeResize="0"/>
                   </pic:nvPicPr>
                   <pic:blipFill>
@@ -6070,10 +5951,14 @@
           <w:numId w:val="1"/>
         </w:numPr>
         <w:spacing w:line="480" w:lineRule="auto"/>
-        <w:ind w:left="1440" w:hanging="360"/>
-        <w:rPr/>
-      </w:pPr>
-      <w:bookmarkStart w:colFirst="0" w:colLast="0" w:name="_heading=h.oic0uj35cxjj" w:id="13"/>
+        <w:ind w:left="2160" w:hanging="360"/>
+        <w:rPr>
+          <w:rFonts w:ascii="Arial" w:cs="Arial" w:eastAsia="Arial" w:hAnsi="Arial"/>
+          <w:b w:val="1"/>
+          <w:bCs w:val="1"/>
+        </w:rPr>
+      </w:pPr>
+      <w:bookmarkStart w:colFirst="0" w:colLast="0" w:name="_heading=h.ddrqqa5k3n4a" w:id="13"/>
       <w:bookmarkEnd w:id="13"/>
       <w:r>
         <w:rPr>
@@ -6090,33 +5975,20 @@
           <w:numId w:val="1"/>
         </w:numPr>
         <w:spacing w:line="480" w:lineRule="auto"/>
-        <w:ind w:left="2160" w:hanging="360"/>
-        <w:rPr/>
-      </w:pPr>
-      <w:bookmarkStart w:colFirst="0" w:colLast="0" w:name="_heading=h.frce5dxu1p78" w:id="14"/>
+        <w:ind w:left="2880" w:hanging="360"/>
+        <w:rPr>
+          <w:rFonts w:ascii="Arial" w:cs="Arial" w:eastAsia="Arial" w:hAnsi="Arial"/>
+          <w:b w:val="1"/>
+          <w:bCs w:val="1"/>
+        </w:rPr>
+      </w:pPr>
+      <w:bookmarkStart w:colFirst="0" w:colLast="0" w:name="_heading=h.fpg8kvap61on" w:id="14"/>
       <w:bookmarkEnd w:id="14"/>
       <w:r>
         <w:rPr>
           <w:rtl w:val="0"/>
         </w:rPr>
         <w:t xml:space="preserve">Diagrama de Subsistemas (paquetes)</w:t>
-      </w:r>
-    </w:p>
-    <w:p>
-      <w:pPr>
-        <w:tabs>
-          <w:tab w:val="left" w:leader="none" w:pos="440"/>
-          <w:tab w:val="right" w:leader="none" w:pos="8828"/>
-        </w:tabs>
-        <w:spacing w:after="0" w:line="480" w:lineRule="auto"/>
-        <w:rPr>
-          <w:rFonts w:ascii="Arial" w:cs="Arial" w:eastAsia="Arial" w:hAnsi="Arial"/>
-        </w:rPr>
-      </w:pPr>
-      <w:r>
-        <w:rPr>
-          <w:rtl w:val="0"/>
-        </w:rPr>
       </w:r>
     </w:p>
     <w:p>
@@ -6127,10 +5999,14 @@
           <w:numId w:val="1"/>
         </w:numPr>
         <w:spacing w:line="480" w:lineRule="auto"/>
-        <w:ind w:left="2160" w:hanging="360"/>
-        <w:rPr/>
-      </w:pPr>
-      <w:bookmarkStart w:colFirst="0" w:colLast="0" w:name="_heading=h.jlmm0i3mb57a" w:id="15"/>
+        <w:ind w:left="2880" w:hanging="360"/>
+        <w:rPr>
+          <w:rFonts w:ascii="Arial" w:cs="Arial" w:eastAsia="Arial" w:hAnsi="Arial"/>
+          <w:b w:val="1"/>
+          <w:bCs w:val="1"/>
+        </w:rPr>
+      </w:pPr>
+      <w:bookmarkStart w:colFirst="0" w:colLast="0" w:name="_heading=h.2weq0oveez8g" w:id="15"/>
       <w:bookmarkEnd w:id="15"/>
       <w:r>
         <w:rPr>
@@ -6176,12 +6052,12 @@
           <wp:inline distB="114300" distT="114300" distL="114300" distR="114300">
             <wp:extent cx="5943600" cy="6692900"/>
             <wp:effectExtent b="0" l="0" r="0" t="0"/>
-            <wp:docPr id="7" name="image7.png"/>
+            <wp:docPr id="13" name="image13.png"/>
             <a:graphic>
               <a:graphicData uri="http://schemas.openxmlformats.org/drawingml/2006/picture">
                 <pic:pic>
                   <pic:nvPicPr>
-                    <pic:cNvPr id="0" name="image7.png"/>
+                    <pic:cNvPr id="0" name="image13.png"/>
                     <pic:cNvPicPr preferRelativeResize="0"/>
                   </pic:nvPicPr>
                   <pic:blipFill>
@@ -6263,12 +6139,12 @@
           <wp:inline distB="114300" distT="114300" distL="114300" distR="114300">
             <wp:extent cx="5943600" cy="4064000"/>
             <wp:effectExtent b="0" l="0" r="0" t="0"/>
-            <wp:docPr id="1" name="image11.png"/>
+            <wp:docPr id="9" name="image7.png"/>
             <a:graphic>
               <a:graphicData uri="http://schemas.openxmlformats.org/drawingml/2006/picture">
                 <pic:pic>
                   <pic:nvPicPr>
-                    <pic:cNvPr id="0" name="image11.png"/>
+                    <pic:cNvPr id="0" name="image7.png"/>
                     <pic:cNvPicPr preferRelativeResize="0"/>
                   </pic:nvPicPr>
                   <pic:blipFill>
@@ -6353,12 +6229,12 @@
           <wp:inline distB="114300" distT="114300" distL="114300" distR="114300">
             <wp:extent cx="5943600" cy="4229100"/>
             <wp:effectExtent b="0" l="0" r="0" t="0"/>
-            <wp:docPr id="11" name="image8.png"/>
+            <wp:docPr id="17" name="image12.png"/>
             <a:graphic>
               <a:graphicData uri="http://schemas.openxmlformats.org/drawingml/2006/picture">
                 <pic:pic>
                   <pic:nvPicPr>
-                    <pic:cNvPr id="0" name="image8.png"/>
+                    <pic:cNvPr id="0" name="image12.png"/>
                     <pic:cNvPicPr preferRelativeResize="0"/>
                   </pic:nvPicPr>
                   <pic:blipFill>
@@ -6503,12 +6379,12 @@
           <wp:inline distB="114300" distT="114300" distL="114300" distR="114300">
             <wp:extent cx="5943600" cy="5930900"/>
             <wp:effectExtent b="0" l="0" r="0" t="0"/>
-            <wp:docPr id="6" name="image5.png"/>
+            <wp:docPr id="8" name="image19.png"/>
             <a:graphic>
               <a:graphicData uri="http://schemas.openxmlformats.org/drawingml/2006/picture">
                 <pic:pic>
                   <pic:nvPicPr>
-                    <pic:cNvPr id="0" name="image5.png"/>
+                    <pic:cNvPr id="0" name="image19.png"/>
                     <pic:cNvPicPr preferRelativeResize="0"/>
                   </pic:nvPicPr>
                   <pic:blipFill>
@@ -6704,12 +6580,12 @@
           <wp:inline distB="114300" distT="114300" distL="114300" distR="114300">
             <wp:extent cx="5943600" cy="3962400"/>
             <wp:effectExtent b="0" l="0" r="0" t="0"/>
-            <wp:docPr id="9" name="image4.png"/>
+            <wp:docPr id="11" name="image9.png"/>
             <a:graphic>
               <a:graphicData uri="http://schemas.openxmlformats.org/drawingml/2006/picture">
                 <pic:pic>
                   <pic:nvPicPr>
-                    <pic:cNvPr id="0" name="image4.png"/>
+                    <pic:cNvPr id="0" name="image9.png"/>
                     <pic:cNvPicPr preferRelativeResize="0"/>
                   </pic:nvPicPr>
                   <pic:blipFill>
@@ -6741,13 +6617,18 @@
     </w:p>
     <w:p>
       <w:pPr>
-        <w:pStyle w:val="Heading3"/>
-        <w:spacing w:line="480" w:lineRule="auto"/>
-        <w:ind w:left="0" w:firstLine="0"/>
         <w:rPr/>
       </w:pPr>
-      <w:bookmarkStart w:colFirst="0" w:colLast="0" w:name="_heading=h.fw9z0b50pwmg" w:id="16"/>
-      <w:bookmarkEnd w:id="16"/>
+      <w:r>
+        <w:rPr>
+          <w:rtl w:val="0"/>
+        </w:rPr>
+      </w:r>
+    </w:p>
+    <w:p>
+      <w:pPr>
+        <w:rPr/>
+      </w:pPr>
       <w:r>
         <w:rPr>
           <w:rtl w:val="0"/>
@@ -6762,11 +6643,15 @@
           <w:numId w:val="1"/>
         </w:numPr>
         <w:spacing w:line="480" w:lineRule="auto"/>
-        <w:ind w:left="2160" w:hanging="360"/>
-        <w:rPr/>
-      </w:pPr>
-      <w:bookmarkStart w:colFirst="0" w:colLast="0" w:name="_heading=h.ej8b3s8dgyg4" w:id="17"/>
-      <w:bookmarkEnd w:id="17"/>
+        <w:ind w:left="2880" w:hanging="360"/>
+        <w:rPr>
+          <w:rFonts w:ascii="Arial" w:cs="Arial" w:eastAsia="Arial" w:hAnsi="Arial"/>
+          <w:b w:val="1"/>
+          <w:bCs w:val="1"/>
+        </w:rPr>
+      </w:pPr>
+      <w:bookmarkStart w:colFirst="0" w:colLast="0" w:name="_heading=h.ogr6whsspqhi" w:id="16"/>
+      <w:bookmarkEnd w:id="16"/>
       <w:r>
         <w:rPr>
           <w:rtl w:val="0"/>
@@ -6780,22 +6665,20 @@
           <w:tab w:val="left" w:leader="none" w:pos="440"/>
           <w:tab w:val="right" w:leader="none" w:pos="8828"/>
         </w:tabs>
-        <w:rPr>
-          <w:rFonts w:ascii="Arial" w:cs="Arial" w:eastAsia="Arial" w:hAnsi="Arial"/>
-        </w:rPr>
+        <w:rPr/>
       </w:pPr>
       <w:r>
         <w:rPr/>
         <w:drawing>
           <wp:inline distB="114300" distT="114300" distL="114300" distR="114300">
-            <wp:extent cx="5943600" cy="4114800"/>
+            <wp:extent cx="5943600" cy="5765800"/>
             <wp:effectExtent b="0" l="0" r="0" t="0"/>
-            <wp:docPr id="2" name="image10.png"/>
+            <wp:docPr id="14" name="image14.png"/>
             <a:graphic>
               <a:graphicData uri="http://schemas.openxmlformats.org/drawingml/2006/picture">
                 <pic:pic>
                   <pic:nvPicPr>
-                    <pic:cNvPr id="0" name="image10.png"/>
+                    <pic:cNvPr id="0" name="image14.png"/>
                     <pic:cNvPicPr preferRelativeResize="0"/>
                   </pic:nvPicPr>
                   <pic:blipFill>
@@ -6808,7 +6691,7 @@
                   <pic:spPr>
                     <a:xfrm>
                       <a:off x="0" y="0"/>
-                      <a:ext cx="5943600" cy="4114800"/>
+                      <a:ext cx="5943600" cy="5765800"/>
                     </a:xfrm>
                     <a:prstGeom prst="rect"/>
                     <a:ln/>
@@ -6827,154 +6710,26 @@
     </w:p>
     <w:p>
       <w:pPr>
-        <w:tabs>
-          <w:tab w:val="left" w:leader="none" w:pos="440"/>
-          <w:tab w:val="right" w:leader="none" w:pos="8828"/>
-        </w:tabs>
-        <w:spacing w:line="480" w:lineRule="auto"/>
-        <w:rPr>
-          <w:rFonts w:ascii="Arial" w:cs="Arial" w:eastAsia="Arial" w:hAnsi="Arial"/>
-        </w:rPr>
-      </w:pPr>
-      <w:r>
-        <w:rPr>
-          <w:rtl w:val="0"/>
-        </w:rPr>
-      </w:r>
-    </w:p>
-    <w:p>
-      <w:pPr>
-        <w:tabs>
-          <w:tab w:val="left" w:leader="none" w:pos="440"/>
-          <w:tab w:val="right" w:leader="none" w:pos="8828"/>
-        </w:tabs>
-        <w:spacing w:line="480" w:lineRule="auto"/>
-        <w:rPr>
-          <w:rFonts w:ascii="Arial" w:cs="Arial" w:eastAsia="Arial" w:hAnsi="Arial"/>
-        </w:rPr>
-      </w:pPr>
-      <w:r>
-        <w:rPr>
-          <w:rtl w:val="0"/>
-        </w:rPr>
-      </w:r>
-    </w:p>
-    <w:p>
-      <w:pPr>
-        <w:tabs>
-          <w:tab w:val="left" w:leader="none" w:pos="440"/>
-          <w:tab w:val="right" w:leader="none" w:pos="8828"/>
-        </w:tabs>
-        <w:spacing w:line="480" w:lineRule="auto"/>
-        <w:rPr>
-          <w:rFonts w:ascii="Arial" w:cs="Arial" w:eastAsia="Arial" w:hAnsi="Arial"/>
-        </w:rPr>
-      </w:pPr>
-      <w:r>
-        <w:rPr>
-          <w:rtl w:val="0"/>
-        </w:rPr>
-      </w:r>
-    </w:p>
-    <w:p>
-      <w:pPr>
-        <w:tabs>
-          <w:tab w:val="left" w:leader="none" w:pos="440"/>
-          <w:tab w:val="right" w:leader="none" w:pos="8828"/>
-        </w:tabs>
-        <w:spacing w:line="480" w:lineRule="auto"/>
-        <w:rPr>
-          <w:rFonts w:ascii="Arial" w:cs="Arial" w:eastAsia="Arial" w:hAnsi="Arial"/>
-        </w:rPr>
-      </w:pPr>
-      <w:r>
-        <w:rPr>
-          <w:rtl w:val="0"/>
-        </w:rPr>
-      </w:r>
-    </w:p>
-    <w:p>
-      <w:pPr>
-        <w:numPr>
-          <w:ilvl w:val="2"/>
-          <w:numId w:val="1"/>
-        </w:numPr>
-        <w:spacing w:line="480" w:lineRule="auto"/>
-        <w:ind w:left="2160" w:hanging="360"/>
-        <w:rPr>
-          <w:rFonts w:ascii="Arial" w:cs="Arial" w:eastAsia="Arial" w:hAnsi="Arial"/>
-          <w:b w:val="1"/>
-          <w:bCs w:val="1"/>
-        </w:rPr>
-      </w:pPr>
-      <w:r>
-        <w:rPr>
-          <w:rFonts w:ascii="Arial" w:cs="Arial" w:eastAsia="Arial" w:hAnsi="Arial"/>
-          <w:b w:val="1"/>
-          <w:bCs w:val="1"/>
-          <w:rtl w:val="0"/>
-        </w:rPr>
-        <w:t xml:space="preserve">Diagrama de Base de Datos (relacional o no relacional)</w:t>
-      </w:r>
-    </w:p>
-    <w:p>
-      <w:pPr>
-        <w:spacing w:line="480" w:lineRule="auto"/>
-        <w:rPr>
-          <w:rFonts w:ascii="Arial" w:cs="Arial" w:eastAsia="Arial" w:hAnsi="Arial"/>
-        </w:rPr>
-      </w:pPr>
-      <w:r>
-        <w:rPr>
-          <w:rtl w:val="0"/>
-        </w:rPr>
-      </w:r>
-    </w:p>
-    <w:p>
-      <w:pPr>
-        <w:spacing w:line="480" w:lineRule="auto"/>
-        <w:rPr>
-          <w:rFonts w:ascii="Arial" w:cs="Arial" w:eastAsia="Arial" w:hAnsi="Arial"/>
-        </w:rPr>
-      </w:pPr>
-      <w:r>
-        <w:rPr>
-          <w:rtl w:val="0"/>
-        </w:rPr>
-      </w:r>
-    </w:p>
-    <w:p>
-      <w:pPr>
-        <w:spacing w:after="0" w:line="480" w:lineRule="auto"/>
-        <w:jc w:val="left"/>
-        <w:rPr>
-          <w:rFonts w:ascii="Arial" w:cs="Arial" w:eastAsia="Arial" w:hAnsi="Arial"/>
-        </w:rPr>
-      </w:pPr>
-      <w:r>
-        <w:rPr>
-          <w:rtl w:val="0"/>
-        </w:rPr>
-      </w:r>
-    </w:p>
-    <w:p>
-      <w:pPr>
         <w:pStyle w:val="Heading2"/>
         <w:numPr>
           <w:ilvl w:val="1"/>
           <w:numId w:val="1"/>
         </w:numPr>
-        <w:spacing w:after="0" w:line="480" w:lineRule="auto"/>
-        <w:ind w:left="1440" w:hanging="360"/>
-        <w:rPr/>
-      </w:pPr>
-      <w:bookmarkStart w:colFirst="0" w:colLast="0" w:name="_heading=h.8gcfx8wpjye6" w:id="18"/>
-      <w:bookmarkEnd w:id="18"/>
-      <w:r>
-        <w:rPr>
-          <w:rtl w:val="0"/>
-        </w:rPr>
-        <w:t xml:space="preserve">Vista de Implementación (vista de desarrollo)</w:t>
+        <w:spacing w:line="480" w:lineRule="auto"/>
+        <w:ind w:left="2160" w:hanging="360"/>
+        <w:rPr>
+          <w:rFonts w:ascii="Arial" w:cs="Arial" w:eastAsia="Arial" w:hAnsi="Arial"/>
+          <w:b w:val="1"/>
+          <w:bCs w:val="1"/>
+        </w:rPr>
+      </w:pPr>
+      <w:bookmarkStart w:colFirst="0" w:colLast="0" w:name="_heading=h.k1shxkb5zw6l" w:id="17"/>
+      <w:bookmarkEnd w:id="17"/>
+      <w:r>
+        <w:rPr>
+          <w:rtl w:val="0"/>
+        </w:rPr>
+        <w:t xml:space="preserve">Vista Implementación</w:t>
       </w:r>
     </w:p>
     <w:p>
@@ -6985,11 +6740,15 @@
           <w:numId w:val="1"/>
         </w:numPr>
         <w:spacing w:line="480" w:lineRule="auto"/>
-        <w:ind w:left="2160" w:hanging="360"/>
-        <w:rPr/>
-      </w:pPr>
-      <w:bookmarkStart w:colFirst="0" w:colLast="0" w:name="_heading=h.xddr6lwjzmj4" w:id="19"/>
-      <w:bookmarkEnd w:id="19"/>
+        <w:ind w:left="2880" w:hanging="360"/>
+        <w:rPr>
+          <w:rFonts w:ascii="Arial" w:cs="Arial" w:eastAsia="Arial" w:hAnsi="Arial"/>
+          <w:b w:val="1"/>
+          <w:bCs w:val="1"/>
+        </w:rPr>
+      </w:pPr>
+      <w:bookmarkStart w:colFirst="0" w:colLast="0" w:name="_heading=h.r5s564jbmbna" w:id="18"/>
+      <w:bookmarkEnd w:id="18"/>
       <w:r>
         <w:rPr>
           <w:rtl w:val="0"/>
@@ -7002,9 +6761,7 @@
         <w:spacing w:line="480" w:lineRule="auto"/>
         <w:ind w:left="720" w:firstLine="0"/>
         <w:jc w:val="center"/>
-        <w:rPr>
-          <w:rFonts w:ascii="Arial" w:cs="Arial" w:eastAsia="Arial" w:hAnsi="Arial"/>
-        </w:rPr>
+        <w:rPr/>
       </w:pPr>
       <w:r>
         <w:rPr>
@@ -7014,12 +6771,12 @@
           <wp:inline distB="114300" distT="114300" distL="114300" distR="114300">
             <wp:extent cx="5943600" cy="8509000"/>
             <wp:effectExtent b="0" l="0" r="0" t="0"/>
-            <wp:docPr id="4" name="image2.png"/>
+            <wp:docPr id="7" name="image18.png"/>
             <a:graphic>
               <a:graphicData uri="http://schemas.openxmlformats.org/drawingml/2006/picture">
                 <pic:pic>
                   <pic:nvPicPr>
-                    <pic:cNvPr id="0" name="image2.png"/>
+                    <pic:cNvPr id="0" name="image18.png"/>
                     <pic:cNvPicPr preferRelativeResize="0"/>
                   </pic:nvPicPr>
                   <pic:blipFill>
@@ -7051,72 +6808,37 @@
     </w:p>
     <w:p>
       <w:pPr>
-        <w:spacing w:line="480" w:lineRule="auto"/>
-        <w:ind w:left="720" w:firstLine="0"/>
-        <w:jc w:val="center"/>
-        <w:rPr>
-          <w:rFonts w:ascii="Arial" w:cs="Arial" w:eastAsia="Arial" w:hAnsi="Arial"/>
-        </w:rPr>
-      </w:pPr>
-      <w:r>
-        <w:rPr>
-          <w:rtl w:val="0"/>
-        </w:rPr>
-      </w:r>
-    </w:p>
-    <w:p>
-      <w:pPr>
         <w:pStyle w:val="Heading3"/>
         <w:numPr>
           <w:ilvl w:val="2"/>
           <w:numId w:val="1"/>
         </w:numPr>
         <w:spacing w:line="480" w:lineRule="auto"/>
-        <w:ind w:left="2160" w:hanging="360"/>
+        <w:ind w:left="2880" w:hanging="360"/>
+        <w:rPr>
+          <w:rFonts w:ascii="Arial" w:cs="Arial" w:eastAsia="Arial" w:hAnsi="Arial"/>
+          <w:b w:val="1"/>
+          <w:bCs w:val="1"/>
+        </w:rPr>
+      </w:pPr>
+      <w:bookmarkStart w:colFirst="0" w:colLast="0" w:name="_heading=h.kbfop2khs7hh" w:id="19"/>
+      <w:bookmarkEnd w:id="19"/>
+      <w:r>
+        <w:rPr>
+          <w:rtl w:val="0"/>
+        </w:rPr>
+        <w:t xml:space="preserve">Diagrama de arquitectura del sistema (Diagrama de componentes)</w:t>
+      </w:r>
+    </w:p>
+    <w:p>
+      <w:pPr>
+        <w:pStyle w:val="Heading2"/>
+        <w:spacing w:line="480" w:lineRule="auto"/>
+        <w:ind w:left="0" w:firstLine="0"/>
         <w:rPr/>
       </w:pPr>
-      <w:bookmarkStart w:colFirst="0" w:colLast="0" w:name="_heading=h.x8ndoijlnlvg" w:id="20"/>
+      <w:bookmarkStart w:colFirst="0" w:colLast="0" w:name="_heading=h.tunpjw2v6gsm" w:id="20"/>
       <w:bookmarkEnd w:id="20"/>
-      <w:r>
-        <w:rPr>
-          <w:rtl w:val="0"/>
-        </w:rPr>
-        <w:t xml:space="preserve">Diagrama de arquitectura del sistema (Diagrama de componentes)</w:t>
-      </w:r>
-    </w:p>
-    <w:p>
-      <w:pPr>
-        <w:pStyle w:val="Heading1"/>
-        <w:tabs>
-          <w:tab w:val="left" w:leader="none" w:pos="440"/>
-          <w:tab w:val="right" w:leader="none" w:pos="8828"/>
-        </w:tabs>
-        <w:spacing w:before="0" w:line="480" w:lineRule="auto"/>
-        <w:jc w:val="left"/>
-        <w:rPr>
-          <w:rFonts w:ascii="Arial" w:cs="Arial" w:eastAsia="Arial" w:hAnsi="Arial"/>
-        </w:rPr>
-      </w:pPr>
-      <w:bookmarkStart w:colFirst="0" w:colLast="0" w:name="_heading=h.u2zds74x5sxd" w:id="21"/>
-      <w:bookmarkEnd w:id="21"/>
-      <w:r>
-        <w:rPr>
-          <w:rtl w:val="0"/>
-        </w:rPr>
-      </w:r>
-    </w:p>
-    <w:p>
-      <w:pPr>
-        <w:pStyle w:val="Heading2"/>
-        <w:spacing w:after="0" w:line="480" w:lineRule="auto"/>
-        <w:ind w:left="0" w:firstLine="0"/>
-        <w:rPr>
-          <w:b w:val="0"/>
-          <w:bCs w:val="0"/>
-        </w:rPr>
-      </w:pPr>
-      <w:bookmarkStart w:colFirst="0" w:colLast="0" w:name="_heading=h.cuzt9ok5oxm9" w:id="22"/>
-      <w:bookmarkEnd w:id="22"/>
       <w:r>
         <w:rPr>
           <w:b w:val="0"/>
@@ -7126,12 +6848,12 @@
           <wp:inline distB="114300" distT="114300" distL="114300" distR="114300">
             <wp:extent cx="5943600" cy="4876800"/>
             <wp:effectExtent b="0" l="0" r="0" t="0"/>
-            <wp:docPr id="8" name="image3.png"/>
+            <wp:docPr id="4" name="image6.png"/>
             <a:graphic>
               <a:graphicData uri="http://schemas.openxmlformats.org/drawingml/2006/picture">
                 <pic:pic>
                   <pic:nvPicPr>
-                    <pic:cNvPr id="0" name="image3.png"/>
+                    <pic:cNvPr id="0" name="image6.png"/>
                     <pic:cNvPicPr preferRelativeResize="0"/>
                   </pic:nvPicPr>
                   <pic:blipFill>
@@ -7163,27 +6885,21 @@
     </w:p>
     <w:p>
       <w:pPr>
-        <w:rPr/>
-      </w:pPr>
-      <w:r>
-        <w:rPr>
-          <w:rtl w:val="0"/>
-        </w:rPr>
-      </w:r>
-    </w:p>
-    <w:p>
-      <w:pPr>
         <w:pStyle w:val="Heading2"/>
         <w:numPr>
           <w:ilvl w:val="1"/>
           <w:numId w:val="1"/>
         </w:numPr>
         <w:spacing w:line="480" w:lineRule="auto"/>
-        <w:ind w:left="1440" w:hanging="360"/>
-        <w:rPr/>
-      </w:pPr>
-      <w:bookmarkStart w:colFirst="0" w:colLast="0" w:name="_heading=h.woqjszhpn976" w:id="23"/>
-      <w:bookmarkEnd w:id="23"/>
+        <w:ind w:left="2160" w:hanging="360"/>
+        <w:rPr>
+          <w:rFonts w:ascii="Arial" w:cs="Arial" w:eastAsia="Arial" w:hAnsi="Arial"/>
+          <w:b w:val="1"/>
+          <w:bCs w:val="1"/>
+        </w:rPr>
+      </w:pPr>
+      <w:bookmarkStart w:colFirst="0" w:colLast="0" w:name="_heading=h.wya1fa6lh76m" w:id="21"/>
+      <w:bookmarkEnd w:id="21"/>
       <w:r>
         <w:rPr>
           <w:rtl w:val="0"/>
@@ -7199,11 +6915,15 @@
           <w:numId w:val="1"/>
         </w:numPr>
         <w:spacing w:line="480" w:lineRule="auto"/>
-        <w:ind w:left="2160" w:hanging="360"/>
-        <w:rPr/>
-      </w:pPr>
-      <w:bookmarkStart w:colFirst="0" w:colLast="0" w:name="_heading=h.tebmnyolwdu7" w:id="24"/>
-      <w:bookmarkEnd w:id="24"/>
+        <w:ind w:left="2880" w:hanging="360"/>
+        <w:rPr>
+          <w:rFonts w:ascii="Arial" w:cs="Arial" w:eastAsia="Arial" w:hAnsi="Arial"/>
+          <w:b w:val="1"/>
+          <w:bCs w:val="1"/>
+        </w:rPr>
+      </w:pPr>
+      <w:bookmarkStart w:colFirst="0" w:colLast="0" w:name="_heading=h.s9yze2b0wkl1" w:id="22"/>
+      <w:bookmarkEnd w:id="22"/>
       <w:r>
         <w:rPr>
           <w:rtl w:val="0"/>
@@ -7213,21 +6933,900 @@
     </w:p>
     <w:p>
       <w:pPr>
-        <w:pStyle w:val="Heading2"/>
-        <w:spacing w:line="480" w:lineRule="auto"/>
+        <w:tabs>
+          <w:tab w:val="left" w:leader="none" w:pos="440"/>
+          <w:tab w:val="right" w:leader="none" w:pos="8828"/>
+        </w:tabs>
+        <w:jc w:val="center"/>
+        <w:rPr>
+          <w:rFonts w:ascii="Arial" w:cs="Arial" w:eastAsia="Arial" w:hAnsi="Arial"/>
+          <w:b w:val="1"/>
+          <w:bCs w:val="1"/>
+        </w:rPr>
+      </w:pPr>
+      <w:r>
+        <w:rPr>
+          <w:rFonts w:ascii="Arial" w:cs="Arial" w:eastAsia="Arial" w:hAnsi="Arial"/>
+          <w:b w:val="1"/>
+          <w:bCs w:val="1"/>
+          <w:rtl w:val="0"/>
+        </w:rPr>
+        <w:t xml:space="preserve">RF-01 : Autenticar usuarios</w:t>
+      </w:r>
+    </w:p>
+    <w:p>
+      <w:pPr>
+        <w:tabs>
+          <w:tab w:val="left" w:leader="none" w:pos="440"/>
+          <w:tab w:val="right" w:leader="none" w:pos="8828"/>
+        </w:tabs>
+        <w:jc w:val="center"/>
+        <w:rPr>
+          <w:rFonts w:ascii="Arial" w:cs="Arial" w:eastAsia="Arial" w:hAnsi="Arial"/>
+          <w:b w:val="1"/>
+          <w:bCs w:val="1"/>
+        </w:rPr>
+      </w:pPr>
+      <w:r>
+        <w:rPr>
+          <w:rFonts w:ascii="Arial" w:cs="Arial" w:eastAsia="Arial" w:hAnsi="Arial"/>
+          <w:b w:val="1"/>
+          <w:bCs w:val="1"/>
+        </w:rPr>
+        <w:drawing>
+          <wp:inline distB="114300" distT="114300" distL="114300" distR="114300">
+            <wp:extent cx="5305425" cy="4678133"/>
+            <wp:effectExtent b="0" l="0" r="0" t="0"/>
+            <wp:docPr id="10" name="image17.png"/>
+            <a:graphic>
+              <a:graphicData uri="http://schemas.openxmlformats.org/drawingml/2006/picture">
+                <pic:pic>
+                  <pic:nvPicPr>
+                    <pic:cNvPr id="0" name="image17.png"/>
+                    <pic:cNvPicPr preferRelativeResize="0"/>
+                  </pic:nvPicPr>
+                  <pic:blipFill>
+                    <a:blip r:embed="rId17"/>
+                    <a:srcRect b="0" l="0" r="0" t="7506"/>
+                    <a:stretch>
+                      <a:fillRect/>
+                    </a:stretch>
+                  </pic:blipFill>
+                  <pic:spPr>
+                    <a:xfrm>
+                      <a:off x="0" y="0"/>
+                      <a:ext cx="5305425" cy="4678133"/>
+                    </a:xfrm>
+                    <a:prstGeom prst="rect"/>
+                    <a:ln/>
+                  </pic:spPr>
+                </pic:pic>
+              </a:graphicData>
+            </a:graphic>
+          </wp:inline>
+        </w:drawing>
+      </w:r>
+      <w:r>
+        <w:rPr>
+          <w:rtl w:val="0"/>
+        </w:rPr>
+      </w:r>
+    </w:p>
+    <w:p>
+      <w:pPr>
+        <w:tabs>
+          <w:tab w:val="left" w:leader="none" w:pos="440"/>
+          <w:tab w:val="right" w:leader="none" w:pos="8828"/>
+        </w:tabs>
+        <w:jc w:val="center"/>
+        <w:rPr>
+          <w:rFonts w:ascii="Arial" w:cs="Arial" w:eastAsia="Arial" w:hAnsi="Arial"/>
+          <w:b w:val="1"/>
+          <w:bCs w:val="1"/>
+        </w:rPr>
+      </w:pPr>
+      <w:r>
+        <w:rPr>
+          <w:rtl w:val="0"/>
+        </w:rPr>
+      </w:r>
+    </w:p>
+    <w:p>
+      <w:pPr>
+        <w:tabs>
+          <w:tab w:val="left" w:leader="none" w:pos="440"/>
+          <w:tab w:val="right" w:leader="none" w:pos="8828"/>
+        </w:tabs>
+        <w:jc w:val="center"/>
+        <w:rPr>
+          <w:rFonts w:ascii="Arial" w:cs="Arial" w:eastAsia="Arial" w:hAnsi="Arial"/>
+          <w:b w:val="1"/>
+          <w:bCs w:val="1"/>
+        </w:rPr>
+      </w:pPr>
+      <w:r>
+        <w:rPr>
+          <w:rFonts w:ascii="Arial" w:cs="Arial" w:eastAsia="Arial" w:hAnsi="Arial"/>
+          <w:b w:val="1"/>
+          <w:bCs w:val="1"/>
+          <w:rtl w:val="0"/>
+        </w:rPr>
+        <w:t xml:space="preserve">RF-02 : Gestionar sesión</w:t>
+      </w:r>
+    </w:p>
+    <w:p>
+      <w:pPr>
+        <w:tabs>
+          <w:tab w:val="left" w:leader="none" w:pos="440"/>
+          <w:tab w:val="right" w:leader="none" w:pos="8828"/>
+        </w:tabs>
+        <w:jc w:val="center"/>
+        <w:rPr>
+          <w:rFonts w:ascii="Arial" w:cs="Arial" w:eastAsia="Arial" w:hAnsi="Arial"/>
+          <w:b w:val="1"/>
+          <w:bCs w:val="1"/>
+        </w:rPr>
+      </w:pPr>
+      <w:r>
+        <w:rPr>
+          <w:rtl w:val="0"/>
+        </w:rPr>
+      </w:r>
+    </w:p>
+    <w:p>
+      <w:pPr>
+        <w:tabs>
+          <w:tab w:val="left" w:leader="none" w:pos="440"/>
+          <w:tab w:val="right" w:leader="none" w:pos="8828"/>
+        </w:tabs>
+        <w:jc w:val="center"/>
+        <w:rPr>
+          <w:rFonts w:ascii="Arial" w:cs="Arial" w:eastAsia="Arial" w:hAnsi="Arial"/>
+          <w:b w:val="1"/>
+          <w:bCs w:val="1"/>
+        </w:rPr>
+      </w:pPr>
+      <w:r>
+        <w:rPr>
+          <w:rFonts w:ascii="Arial" w:cs="Arial" w:eastAsia="Arial" w:hAnsi="Arial"/>
+          <w:b w:val="1"/>
+          <w:bCs w:val="1"/>
+        </w:rPr>
+        <w:drawing>
+          <wp:inline distB="114300" distT="114300" distL="114300" distR="114300">
+            <wp:extent cx="3800475" cy="2905125"/>
+            <wp:effectExtent b="0" l="0" r="0" t="0"/>
+            <wp:docPr id="6" name="image15.png"/>
+            <a:graphic>
+              <a:graphicData uri="http://schemas.openxmlformats.org/drawingml/2006/picture">
+                <pic:pic>
+                  <pic:nvPicPr>
+                    <pic:cNvPr id="0" name="image15.png"/>
+                    <pic:cNvPicPr preferRelativeResize="0"/>
+                  </pic:nvPicPr>
+                  <pic:blipFill>
+                    <a:blip r:embed="rId18"/>
+                    <a:srcRect b="0" l="0" r="0" t="0"/>
+                    <a:stretch>
+                      <a:fillRect/>
+                    </a:stretch>
+                  </pic:blipFill>
+                  <pic:spPr>
+                    <a:xfrm>
+                      <a:off x="0" y="0"/>
+                      <a:ext cx="3800475" cy="2905125"/>
+                    </a:xfrm>
+                    <a:prstGeom prst="rect"/>
+                    <a:ln/>
+                  </pic:spPr>
+                </pic:pic>
+              </a:graphicData>
+            </a:graphic>
+          </wp:inline>
+        </w:drawing>
+      </w:r>
+      <w:r>
+        <w:rPr>
+          <w:rtl w:val="0"/>
+        </w:rPr>
+      </w:r>
+    </w:p>
+    <w:p>
+      <w:pPr>
+        <w:tabs>
+          <w:tab w:val="left" w:leader="none" w:pos="440"/>
+          <w:tab w:val="right" w:leader="none" w:pos="8828"/>
+        </w:tabs>
+        <w:jc w:val="center"/>
+        <w:rPr>
+          <w:rFonts w:ascii="Arial" w:cs="Arial" w:eastAsia="Arial" w:hAnsi="Arial"/>
+          <w:b w:val="1"/>
+          <w:bCs w:val="1"/>
+        </w:rPr>
+      </w:pPr>
+      <w:r>
+        <w:rPr>
+          <w:rFonts w:ascii="Arial" w:cs="Arial" w:eastAsia="Arial" w:hAnsi="Arial"/>
+          <w:b w:val="1"/>
+          <w:bCs w:val="1"/>
+          <w:rtl w:val="0"/>
+        </w:rPr>
+        <w:t xml:space="preserve">RF-03 : Mostrar temas de aprendizaje</w:t>
+      </w:r>
+    </w:p>
+    <w:p>
+      <w:pPr>
+        <w:tabs>
+          <w:tab w:val="left" w:leader="none" w:pos="440"/>
+          <w:tab w:val="right" w:leader="none" w:pos="8828"/>
+        </w:tabs>
+        <w:jc w:val="center"/>
+        <w:rPr>
+          <w:rFonts w:ascii="Arial" w:cs="Arial" w:eastAsia="Arial" w:hAnsi="Arial"/>
+          <w:b w:val="1"/>
+          <w:bCs w:val="1"/>
+        </w:rPr>
+      </w:pPr>
+      <w:r>
+        <w:rPr>
+          <w:rtl w:val="0"/>
+        </w:rPr>
+      </w:r>
+    </w:p>
+    <w:p>
+      <w:pPr>
+        <w:tabs>
+          <w:tab w:val="left" w:leader="none" w:pos="440"/>
+          <w:tab w:val="right" w:leader="none" w:pos="8828"/>
+        </w:tabs>
+        <w:jc w:val="center"/>
+        <w:rPr>
+          <w:rFonts w:ascii="Arial" w:cs="Arial" w:eastAsia="Arial" w:hAnsi="Arial"/>
+          <w:b w:val="1"/>
+          <w:bCs w:val="1"/>
+        </w:rPr>
+      </w:pPr>
+      <w:r>
+        <w:rPr>
+          <w:rFonts w:ascii="Arial" w:cs="Arial" w:eastAsia="Arial" w:hAnsi="Arial"/>
+          <w:b w:val="1"/>
+          <w:bCs w:val="1"/>
+        </w:rPr>
+        <w:drawing>
+          <wp:inline distB="114300" distT="114300" distL="114300" distR="114300">
+            <wp:extent cx="3171825" cy="6105525"/>
+            <wp:effectExtent b="0" l="0" r="0" t="0"/>
+            <wp:docPr id="16" name="image2.png"/>
+            <a:graphic>
+              <a:graphicData uri="http://schemas.openxmlformats.org/drawingml/2006/picture">
+                <pic:pic>
+                  <pic:nvPicPr>
+                    <pic:cNvPr id="0" name="image2.png"/>
+                    <pic:cNvPicPr preferRelativeResize="0"/>
+                  </pic:nvPicPr>
+                  <pic:blipFill>
+                    <a:blip r:embed="rId19"/>
+                    <a:srcRect b="0" l="0" r="0" t="0"/>
+                    <a:stretch>
+                      <a:fillRect/>
+                    </a:stretch>
+                  </pic:blipFill>
+                  <pic:spPr>
+                    <a:xfrm>
+                      <a:off x="0" y="0"/>
+                      <a:ext cx="3171825" cy="6105525"/>
+                    </a:xfrm>
+                    <a:prstGeom prst="rect"/>
+                    <a:ln/>
+                  </pic:spPr>
+                </pic:pic>
+              </a:graphicData>
+            </a:graphic>
+          </wp:inline>
+        </w:drawing>
+      </w:r>
+      <w:r>
+        <w:rPr>
+          <w:rtl w:val="0"/>
+        </w:rPr>
+      </w:r>
+    </w:p>
+    <w:p>
+      <w:pPr>
+        <w:tabs>
+          <w:tab w:val="left" w:leader="none" w:pos="440"/>
+          <w:tab w:val="right" w:leader="none" w:pos="8828"/>
+        </w:tabs>
+        <w:jc w:val="center"/>
+        <w:rPr>
+          <w:rFonts w:ascii="Arial" w:cs="Arial" w:eastAsia="Arial" w:hAnsi="Arial"/>
+          <w:b w:val="1"/>
+          <w:bCs w:val="1"/>
+        </w:rPr>
+      </w:pPr>
+      <w:r>
+        <w:rPr>
+          <w:rtl w:val="0"/>
+        </w:rPr>
+      </w:r>
+    </w:p>
+    <w:p>
+      <w:pPr>
+        <w:tabs>
+          <w:tab w:val="left" w:leader="none" w:pos="440"/>
+          <w:tab w:val="right" w:leader="none" w:pos="8828"/>
+        </w:tabs>
+        <w:jc w:val="center"/>
+        <w:rPr>
+          <w:rFonts w:ascii="Arial" w:cs="Arial" w:eastAsia="Arial" w:hAnsi="Arial"/>
+          <w:b w:val="1"/>
+          <w:bCs w:val="1"/>
+        </w:rPr>
+      </w:pPr>
+      <w:r>
+        <w:rPr>
+          <w:rtl w:val="0"/>
+        </w:rPr>
+      </w:r>
+    </w:p>
+    <w:p>
+      <w:pPr>
+        <w:tabs>
+          <w:tab w:val="left" w:leader="none" w:pos="440"/>
+          <w:tab w:val="right" w:leader="none" w:pos="8828"/>
+        </w:tabs>
+        <w:jc w:val="center"/>
+        <w:rPr>
+          <w:rFonts w:ascii="Arial" w:cs="Arial" w:eastAsia="Arial" w:hAnsi="Arial"/>
+          <w:b w:val="1"/>
+          <w:bCs w:val="1"/>
+        </w:rPr>
+      </w:pPr>
+      <w:r>
+        <w:rPr>
+          <w:rFonts w:ascii="Arial" w:cs="Arial" w:eastAsia="Arial" w:hAnsi="Arial"/>
+          <w:b w:val="1"/>
+          <w:bCs w:val="1"/>
+          <w:rtl w:val="0"/>
+        </w:rPr>
+        <w:t xml:space="preserve">RF-04 : Gestionar chat con IA</w:t>
+      </w:r>
+    </w:p>
+    <w:p>
+      <w:pPr>
+        <w:tabs>
+          <w:tab w:val="left" w:leader="none" w:pos="440"/>
+          <w:tab w:val="right" w:leader="none" w:pos="8828"/>
+        </w:tabs>
+        <w:jc w:val="center"/>
+        <w:rPr>
+          <w:rFonts w:ascii="Arial" w:cs="Arial" w:eastAsia="Arial" w:hAnsi="Arial"/>
+          <w:b w:val="1"/>
+          <w:bCs w:val="1"/>
+        </w:rPr>
+      </w:pPr>
+      <w:r>
+        <w:rPr>
+          <w:rFonts w:ascii="Arial" w:cs="Arial" w:eastAsia="Arial" w:hAnsi="Arial"/>
+          <w:b w:val="1"/>
+          <w:bCs w:val="1"/>
+        </w:rPr>
+        <w:drawing>
+          <wp:inline distB="114300" distT="114300" distL="114300" distR="114300">
+            <wp:extent cx="3343275" cy="3933825"/>
+            <wp:effectExtent b="0" l="0" r="0" t="0"/>
+            <wp:docPr id="5" name="image11.png"/>
+            <a:graphic>
+              <a:graphicData uri="http://schemas.openxmlformats.org/drawingml/2006/picture">
+                <pic:pic>
+                  <pic:nvPicPr>
+                    <pic:cNvPr id="0" name="image11.png"/>
+                    <pic:cNvPicPr preferRelativeResize="0"/>
+                  </pic:nvPicPr>
+                  <pic:blipFill>
+                    <a:blip r:embed="rId20"/>
+                    <a:srcRect b="0" l="0" r="0" t="0"/>
+                    <a:stretch>
+                      <a:fillRect/>
+                    </a:stretch>
+                  </pic:blipFill>
+                  <pic:spPr>
+                    <a:xfrm>
+                      <a:off x="0" y="0"/>
+                      <a:ext cx="3343275" cy="3933825"/>
+                    </a:xfrm>
+                    <a:prstGeom prst="rect"/>
+                    <a:ln/>
+                  </pic:spPr>
+                </pic:pic>
+              </a:graphicData>
+            </a:graphic>
+          </wp:inline>
+        </w:drawing>
+      </w:r>
+      <w:r>
+        <w:rPr>
+          <w:rtl w:val="0"/>
+        </w:rPr>
+      </w:r>
+    </w:p>
+    <w:p>
+      <w:pPr>
+        <w:tabs>
+          <w:tab w:val="left" w:leader="none" w:pos="440"/>
+          <w:tab w:val="right" w:leader="none" w:pos="8828"/>
+        </w:tabs>
+        <w:jc w:val="center"/>
+        <w:rPr>
+          <w:rFonts w:ascii="Arial" w:cs="Arial" w:eastAsia="Arial" w:hAnsi="Arial"/>
+          <w:b w:val="1"/>
+          <w:bCs w:val="1"/>
+        </w:rPr>
+      </w:pPr>
+      <w:r>
+        <w:rPr>
+          <w:rtl w:val="0"/>
+        </w:rPr>
+      </w:r>
+    </w:p>
+    <w:p>
+      <w:pPr>
+        <w:tabs>
+          <w:tab w:val="left" w:leader="none" w:pos="440"/>
+          <w:tab w:val="right" w:leader="none" w:pos="8828"/>
+        </w:tabs>
+        <w:jc w:val="center"/>
+        <w:rPr>
+          <w:rFonts w:ascii="Arial" w:cs="Arial" w:eastAsia="Arial" w:hAnsi="Arial"/>
+          <w:b w:val="1"/>
+          <w:bCs w:val="1"/>
+        </w:rPr>
+      </w:pPr>
+      <w:r>
+        <w:rPr>
+          <w:rFonts w:ascii="Arial" w:cs="Arial" w:eastAsia="Arial" w:hAnsi="Arial"/>
+          <w:b w:val="1"/>
+          <w:bCs w:val="1"/>
+          <w:rtl w:val="0"/>
+        </w:rPr>
+        <w:t xml:space="preserve">RF-05 : Ejecutar juego tipo Wordle</w:t>
+      </w:r>
+    </w:p>
+    <w:p>
+      <w:pPr>
+        <w:tabs>
+          <w:tab w:val="left" w:leader="none" w:pos="440"/>
+          <w:tab w:val="right" w:leader="none" w:pos="8828"/>
+        </w:tabs>
+        <w:jc w:val="center"/>
+        <w:rPr>
+          <w:rFonts w:ascii="Arial" w:cs="Arial" w:eastAsia="Arial" w:hAnsi="Arial"/>
+          <w:b w:val="1"/>
+          <w:bCs w:val="1"/>
+        </w:rPr>
+      </w:pPr>
+      <w:r>
+        <w:rPr>
+          <w:rFonts w:ascii="Arial" w:cs="Arial" w:eastAsia="Arial" w:hAnsi="Arial"/>
+          <w:b w:val="1"/>
+          <w:bCs w:val="1"/>
+        </w:rPr>
+        <w:drawing>
+          <wp:inline distB="114300" distT="114300" distL="114300" distR="114300">
+            <wp:extent cx="3590925" cy="6315075"/>
+            <wp:effectExtent b="0" l="0" r="0" t="0"/>
+            <wp:docPr id="18" name="image3.png"/>
+            <a:graphic>
+              <a:graphicData uri="http://schemas.openxmlformats.org/drawingml/2006/picture">
+                <pic:pic>
+                  <pic:nvPicPr>
+                    <pic:cNvPr id="0" name="image3.png"/>
+                    <pic:cNvPicPr preferRelativeResize="0"/>
+                  </pic:nvPicPr>
+                  <pic:blipFill>
+                    <a:blip r:embed="rId21"/>
+                    <a:srcRect b="0" l="0" r="0" t="0"/>
+                    <a:stretch>
+                      <a:fillRect/>
+                    </a:stretch>
+                  </pic:blipFill>
+                  <pic:spPr>
+                    <a:xfrm>
+                      <a:off x="0" y="0"/>
+                      <a:ext cx="3590925" cy="6315075"/>
+                    </a:xfrm>
+                    <a:prstGeom prst="rect"/>
+                    <a:ln/>
+                  </pic:spPr>
+                </pic:pic>
+              </a:graphicData>
+            </a:graphic>
+          </wp:inline>
+        </w:drawing>
+      </w:r>
+      <w:r>
+        <w:rPr>
+          <w:rtl w:val="0"/>
+        </w:rPr>
+      </w:r>
+    </w:p>
+    <w:p>
+      <w:pPr>
+        <w:tabs>
+          <w:tab w:val="left" w:leader="none" w:pos="440"/>
+          <w:tab w:val="right" w:leader="none" w:pos="8828"/>
+        </w:tabs>
+        <w:jc w:val="center"/>
+        <w:rPr>
+          <w:rFonts w:ascii="Arial" w:cs="Arial" w:eastAsia="Arial" w:hAnsi="Arial"/>
+          <w:b w:val="1"/>
+          <w:bCs w:val="1"/>
+        </w:rPr>
+      </w:pPr>
+      <w:r>
+        <w:rPr>
+          <w:rtl w:val="0"/>
+        </w:rPr>
+      </w:r>
+    </w:p>
+    <w:p>
+      <w:pPr>
+        <w:tabs>
+          <w:tab w:val="left" w:leader="none" w:pos="440"/>
+          <w:tab w:val="right" w:leader="none" w:pos="8828"/>
+        </w:tabs>
+        <w:jc w:val="center"/>
+        <w:rPr>
+          <w:rFonts w:ascii="Arial" w:cs="Arial" w:eastAsia="Arial" w:hAnsi="Arial"/>
+          <w:b w:val="1"/>
+          <w:bCs w:val="1"/>
+        </w:rPr>
+      </w:pPr>
+      <w:r>
+        <w:rPr>
+          <w:rtl w:val="0"/>
+        </w:rPr>
+      </w:r>
+    </w:p>
+    <w:p>
+      <w:pPr>
+        <w:tabs>
+          <w:tab w:val="left" w:leader="none" w:pos="440"/>
+          <w:tab w:val="right" w:leader="none" w:pos="8828"/>
+        </w:tabs>
+        <w:jc w:val="center"/>
+        <w:rPr>
+          <w:rFonts w:ascii="Arial" w:cs="Arial" w:eastAsia="Arial" w:hAnsi="Arial"/>
+          <w:b w:val="1"/>
+          <w:bCs w:val="1"/>
+        </w:rPr>
+      </w:pPr>
+      <w:r>
+        <w:rPr>
+          <w:rFonts w:ascii="Arial" w:cs="Arial" w:eastAsia="Arial" w:hAnsi="Arial"/>
+          <w:b w:val="1"/>
+          <w:bCs w:val="1"/>
+          <w:rtl w:val="0"/>
+        </w:rPr>
+        <w:t xml:space="preserve">RF-06 : Generar pistas con IA</w:t>
+      </w:r>
+    </w:p>
+    <w:p>
+      <w:pPr>
+        <w:tabs>
+          <w:tab w:val="left" w:leader="none" w:pos="440"/>
+          <w:tab w:val="right" w:leader="none" w:pos="8828"/>
+        </w:tabs>
+        <w:jc w:val="center"/>
+        <w:rPr>
+          <w:rFonts w:ascii="Arial" w:cs="Arial" w:eastAsia="Arial" w:hAnsi="Arial"/>
+          <w:b w:val="1"/>
+          <w:bCs w:val="1"/>
+        </w:rPr>
+      </w:pPr>
+      <w:r>
+        <w:rPr>
+          <w:rtl w:val="0"/>
+        </w:rPr>
+      </w:r>
+    </w:p>
+    <w:p>
+      <w:pPr>
+        <w:tabs>
+          <w:tab w:val="left" w:leader="none" w:pos="440"/>
+          <w:tab w:val="right" w:leader="none" w:pos="8828"/>
+        </w:tabs>
+        <w:jc w:val="center"/>
+        <w:rPr>
+          <w:rFonts w:ascii="Arial" w:cs="Arial" w:eastAsia="Arial" w:hAnsi="Arial"/>
+          <w:b w:val="1"/>
+          <w:bCs w:val="1"/>
+        </w:rPr>
+      </w:pPr>
+      <w:r>
+        <w:rPr>
+          <w:rFonts w:ascii="Arial" w:cs="Arial" w:eastAsia="Arial" w:hAnsi="Arial"/>
+          <w:b w:val="1"/>
+          <w:bCs w:val="1"/>
+        </w:rPr>
+        <w:drawing>
+          <wp:inline distB="114300" distT="114300" distL="114300" distR="114300">
+            <wp:extent cx="3057525" cy="3419475"/>
+            <wp:effectExtent b="0" l="0" r="0" t="0"/>
+            <wp:docPr id="3" name="image16.png"/>
+            <a:graphic>
+              <a:graphicData uri="http://schemas.openxmlformats.org/drawingml/2006/picture">
+                <pic:pic>
+                  <pic:nvPicPr>
+                    <pic:cNvPr id="0" name="image16.png"/>
+                    <pic:cNvPicPr preferRelativeResize="0"/>
+                  </pic:nvPicPr>
+                  <pic:blipFill>
+                    <a:blip r:embed="rId22"/>
+                    <a:srcRect b="0" l="0" r="0" t="0"/>
+                    <a:stretch>
+                      <a:fillRect/>
+                    </a:stretch>
+                  </pic:blipFill>
+                  <pic:spPr>
+                    <a:xfrm>
+                      <a:off x="0" y="0"/>
+                      <a:ext cx="3057525" cy="3419475"/>
+                    </a:xfrm>
+                    <a:prstGeom prst="rect"/>
+                    <a:ln/>
+                  </pic:spPr>
+                </pic:pic>
+              </a:graphicData>
+            </a:graphic>
+          </wp:inline>
+        </w:drawing>
+      </w:r>
+      <w:r>
+        <w:rPr>
+          <w:rtl w:val="0"/>
+        </w:rPr>
+      </w:r>
+    </w:p>
+    <w:p>
+      <w:pPr>
+        <w:tabs>
+          <w:tab w:val="left" w:leader="none" w:pos="440"/>
+          <w:tab w:val="right" w:leader="none" w:pos="8828"/>
+        </w:tabs>
+        <w:jc w:val="center"/>
+        <w:rPr>
+          <w:rFonts w:ascii="Arial" w:cs="Arial" w:eastAsia="Arial" w:hAnsi="Arial"/>
+          <w:b w:val="1"/>
+          <w:bCs w:val="1"/>
+        </w:rPr>
+      </w:pPr>
+      <w:r>
+        <w:rPr>
+          <w:rFonts w:ascii="Arial" w:cs="Arial" w:eastAsia="Arial" w:hAnsi="Arial"/>
+          <w:b w:val="1"/>
+          <w:bCs w:val="1"/>
+          <w:rtl w:val="0"/>
+        </w:rPr>
+        <w:t xml:space="preserve"> RF-07 : Sincronizar progreso</w:t>
+      </w:r>
+    </w:p>
+    <w:p>
+      <w:pPr>
+        <w:tabs>
+          <w:tab w:val="left" w:leader="none" w:pos="440"/>
+          <w:tab w:val="right" w:leader="none" w:pos="8828"/>
+        </w:tabs>
+        <w:jc w:val="center"/>
+        <w:rPr>
+          <w:rFonts w:ascii="Arial" w:cs="Arial" w:eastAsia="Arial" w:hAnsi="Arial"/>
+          <w:b w:val="1"/>
+          <w:bCs w:val="1"/>
+        </w:rPr>
+      </w:pPr>
+      <w:r>
+        <w:rPr>
+          <w:rtl w:val="0"/>
+        </w:rPr>
+      </w:r>
+    </w:p>
+    <w:p>
+      <w:pPr>
+        <w:tabs>
+          <w:tab w:val="left" w:leader="none" w:pos="440"/>
+          <w:tab w:val="right" w:leader="none" w:pos="8828"/>
+        </w:tabs>
+        <w:jc w:val="center"/>
+        <w:rPr>
+          <w:rFonts w:ascii="Arial" w:cs="Arial" w:eastAsia="Arial" w:hAnsi="Arial"/>
+          <w:b w:val="1"/>
+          <w:bCs w:val="1"/>
+        </w:rPr>
+      </w:pPr>
+      <w:r>
+        <w:rPr>
+          <w:rFonts w:ascii="Arial" w:cs="Arial" w:eastAsia="Arial" w:hAnsi="Arial"/>
+          <w:b w:val="1"/>
+          <w:bCs w:val="1"/>
+        </w:rPr>
+        <w:drawing>
+          <wp:inline distB="114300" distT="114300" distL="114300" distR="114300">
+            <wp:extent cx="3838575" cy="6086475"/>
+            <wp:effectExtent b="0" l="0" r="0" t="0"/>
+            <wp:docPr id="19" name="image5.png"/>
+            <a:graphic>
+              <a:graphicData uri="http://schemas.openxmlformats.org/drawingml/2006/picture">
+                <pic:pic>
+                  <pic:nvPicPr>
+                    <pic:cNvPr id="0" name="image5.png"/>
+                    <pic:cNvPicPr preferRelativeResize="0"/>
+                  </pic:nvPicPr>
+                  <pic:blipFill>
+                    <a:blip r:embed="rId23"/>
+                    <a:srcRect b="0" l="0" r="0" t="0"/>
+                    <a:stretch>
+                      <a:fillRect/>
+                    </a:stretch>
+                  </pic:blipFill>
+                  <pic:spPr>
+                    <a:xfrm>
+                      <a:off x="0" y="0"/>
+                      <a:ext cx="3838575" cy="6086475"/>
+                    </a:xfrm>
+                    <a:prstGeom prst="rect"/>
+                    <a:ln/>
+                  </pic:spPr>
+                </pic:pic>
+              </a:graphicData>
+            </a:graphic>
+          </wp:inline>
+        </w:drawing>
+      </w:r>
+      <w:r>
+        <w:rPr>
+          <w:rtl w:val="0"/>
+        </w:rPr>
+      </w:r>
+    </w:p>
+    <w:p>
+      <w:pPr>
+        <w:tabs>
+          <w:tab w:val="left" w:leader="none" w:pos="440"/>
+          <w:tab w:val="right" w:leader="none" w:pos="8828"/>
+        </w:tabs>
+        <w:rPr>
+          <w:rFonts w:ascii="Arial" w:cs="Arial" w:eastAsia="Arial" w:hAnsi="Arial"/>
+          <w:b w:val="1"/>
+          <w:bCs w:val="1"/>
+        </w:rPr>
+      </w:pPr>
+      <w:r>
+        <w:rPr>
+          <w:rtl w:val="0"/>
+        </w:rPr>
+      </w:r>
+    </w:p>
+    <w:p>
+      <w:pPr>
+        <w:tabs>
+          <w:tab w:val="left" w:leader="none" w:pos="440"/>
+          <w:tab w:val="right" w:leader="none" w:pos="8828"/>
+        </w:tabs>
+        <w:jc w:val="center"/>
+        <w:rPr>
+          <w:rFonts w:ascii="Arial" w:cs="Arial" w:eastAsia="Arial" w:hAnsi="Arial"/>
+          <w:b w:val="1"/>
+          <w:bCs w:val="1"/>
+        </w:rPr>
+      </w:pPr>
+      <w:r>
+        <w:rPr>
+          <w:rtl w:val="0"/>
+        </w:rPr>
+      </w:r>
+    </w:p>
+    <w:p>
+      <w:pPr>
+        <w:tabs>
+          <w:tab w:val="left" w:leader="none" w:pos="440"/>
+          <w:tab w:val="right" w:leader="none" w:pos="8828"/>
+        </w:tabs>
+        <w:rPr>
+          <w:rFonts w:ascii="Arial" w:cs="Arial" w:eastAsia="Arial" w:hAnsi="Arial"/>
+          <w:b w:val="1"/>
+          <w:bCs w:val="1"/>
+        </w:rPr>
+      </w:pPr>
+      <w:r>
+        <w:rPr>
+          <w:rtl w:val="0"/>
+        </w:rPr>
+      </w:r>
+    </w:p>
+    <w:p>
+      <w:pPr>
+        <w:tabs>
+          <w:tab w:val="left" w:leader="none" w:pos="440"/>
+          <w:tab w:val="right" w:leader="none" w:pos="8828"/>
+        </w:tabs>
+        <w:jc w:val="center"/>
+        <w:rPr>
+          <w:rFonts w:ascii="Arial" w:cs="Arial" w:eastAsia="Arial" w:hAnsi="Arial"/>
+          <w:b w:val="1"/>
+          <w:bCs w:val="1"/>
+        </w:rPr>
+      </w:pPr>
+      <w:r>
+        <w:rPr>
+          <w:rFonts w:ascii="Arial" w:cs="Arial" w:eastAsia="Arial" w:hAnsi="Arial"/>
+          <w:b w:val="1"/>
+          <w:bCs w:val="1"/>
+          <w:rtl w:val="0"/>
+        </w:rPr>
+        <w:t xml:space="preserve">RF-08 : Gestionar navegación principal</w:t>
+      </w:r>
+    </w:p>
+    <w:p>
+      <w:pPr>
+        <w:tabs>
+          <w:tab w:val="left" w:leader="none" w:pos="440"/>
+          <w:tab w:val="right" w:leader="none" w:pos="8828"/>
+        </w:tabs>
+        <w:jc w:val="center"/>
+        <w:rPr>
+          <w:rFonts w:ascii="Arial" w:cs="Arial" w:eastAsia="Arial" w:hAnsi="Arial"/>
+          <w:b w:val="1"/>
+          <w:bCs w:val="1"/>
+        </w:rPr>
+      </w:pPr>
+      <w:r>
+        <w:rPr>
+          <w:rFonts w:ascii="Arial" w:cs="Arial" w:eastAsia="Arial" w:hAnsi="Arial"/>
+          <w:b w:val="1"/>
+          <w:bCs w:val="1"/>
+        </w:rPr>
+        <w:drawing>
+          <wp:inline distB="114300" distT="114300" distL="114300" distR="114300">
+            <wp:extent cx="3257550" cy="4200525"/>
+            <wp:effectExtent b="0" l="0" r="0" t="0"/>
+            <wp:docPr id="2" name="image4.png"/>
+            <a:graphic>
+              <a:graphicData uri="http://schemas.openxmlformats.org/drawingml/2006/picture">
+                <pic:pic>
+                  <pic:nvPicPr>
+                    <pic:cNvPr id="0" name="image4.png"/>
+                    <pic:cNvPicPr preferRelativeResize="0"/>
+                  </pic:nvPicPr>
+                  <pic:blipFill>
+                    <a:blip r:embed="rId24"/>
+                    <a:srcRect b="0" l="0" r="0" t="0"/>
+                    <a:stretch>
+                      <a:fillRect/>
+                    </a:stretch>
+                  </pic:blipFill>
+                  <pic:spPr>
+                    <a:xfrm>
+                      <a:off x="0" y="0"/>
+                      <a:ext cx="3257550" cy="4200525"/>
+                    </a:xfrm>
+                    <a:prstGeom prst="rect"/>
+                    <a:ln/>
+                  </pic:spPr>
+                </pic:pic>
+              </a:graphicData>
+            </a:graphic>
+          </wp:inline>
+        </w:drawing>
+      </w:r>
+      <w:r>
+        <w:rPr>
+          <w:rtl w:val="0"/>
+        </w:rPr>
+      </w:r>
+    </w:p>
+    <w:p>
+      <w:pPr>
         <w:ind w:left="0" w:firstLine="0"/>
-        <w:rPr/>
-      </w:pPr>
-      <w:bookmarkStart w:colFirst="0" w:colLast="0" w:name="_heading=h.7mucjctrffpc" w:id="25"/>
-      <w:bookmarkEnd w:id="25"/>
-      <w:r>
-        <w:rPr>
-          <w:rtl w:val="0"/>
-        </w:rPr>
-      </w:r>
-    </w:p>
-    <w:p>
-      <w:pPr>
         <w:rPr/>
       </w:pPr>
       <w:r>
@@ -7244,11 +7843,15 @@
           <w:numId w:val="1"/>
         </w:numPr>
         <w:spacing w:line="480" w:lineRule="auto"/>
-        <w:ind w:left="1440" w:hanging="360"/>
-        <w:rPr/>
-      </w:pPr>
-      <w:bookmarkStart w:colFirst="0" w:colLast="0" w:name="_heading=h.bp16xbjnpti5" w:id="26"/>
-      <w:bookmarkEnd w:id="26"/>
+        <w:ind w:left="2160" w:hanging="360"/>
+        <w:rPr>
+          <w:rFonts w:ascii="Arial" w:cs="Arial" w:eastAsia="Arial" w:hAnsi="Arial"/>
+          <w:b w:val="1"/>
+          <w:bCs w:val="1"/>
+        </w:rPr>
+      </w:pPr>
+      <w:bookmarkStart w:colFirst="0" w:colLast="0" w:name="_heading=h.dagm4alj6jgb" w:id="23"/>
+      <w:bookmarkEnd w:id="23"/>
       <w:r>
         <w:rPr>
           <w:rtl w:val="0"/>
@@ -7264,26 +7867,21 @@
           <w:numId w:val="1"/>
         </w:numPr>
         <w:spacing w:line="480" w:lineRule="auto"/>
-        <w:ind w:left="2160" w:hanging="360"/>
+        <w:ind w:left="2880" w:hanging="360"/>
+      </w:pPr>
+      <w:bookmarkStart w:colFirst="0" w:colLast="0" w:name="_heading=h.y2r9e8k3n7zc" w:id="24"/>
+      <w:bookmarkEnd w:id="24"/>
+      <w:r>
+        <w:rPr>
+          <w:rtl w:val="0"/>
+        </w:rPr>
+        <w:t xml:space="preserve">Diagrama de despliegue</w:t>
+      </w:r>
+    </w:p>
+    <w:p>
+      <w:pPr>
+        <w:spacing w:line="480" w:lineRule="auto"/>
         <w:rPr/>
-      </w:pPr>
-      <w:bookmarkStart w:colFirst="0" w:colLast="0" w:name="_heading=h.cbgjz4x0r5gd" w:id="27"/>
-      <w:bookmarkEnd w:id="27"/>
-      <w:r>
-        <w:rPr>
-          <w:rtl w:val="0"/>
-        </w:rPr>
-        <w:t xml:space="preserve">Diagrama de despliegue</w:t>
-      </w:r>
-    </w:p>
-    <w:p>
-      <w:pPr>
-        <w:spacing w:line="480" w:lineRule="auto"/>
-        <w:ind w:left="0" w:firstLine="0"/>
-        <w:jc w:val="center"/>
-        <w:rPr>
-          <w:rFonts w:ascii="Arial" w:cs="Arial" w:eastAsia="Arial" w:hAnsi="Arial"/>
-        </w:rPr>
       </w:pPr>
       <w:r>
         <w:rPr>
@@ -7293,16 +7891,16 @@
           <wp:inline distB="114300" distT="114300" distL="114300" distR="114300">
             <wp:extent cx="5943600" cy="4800600"/>
             <wp:effectExtent b="0" l="0" r="0" t="0"/>
-            <wp:docPr id="10" name="image1.png"/>
+            <wp:docPr id="12" name="image10.png"/>
             <a:graphic>
               <a:graphicData uri="http://schemas.openxmlformats.org/drawingml/2006/picture">
                 <pic:pic>
                   <pic:nvPicPr>
-                    <pic:cNvPr id="0" name="image1.png"/>
+                    <pic:cNvPr id="0" name="image10.png"/>
                     <pic:cNvPicPr preferRelativeResize="0"/>
                   </pic:nvPicPr>
                   <pic:blipFill>
-                    <a:blip r:embed="rId17"/>
+                    <a:blip r:embed="rId25"/>
                     <a:srcRect b="0" l="0" r="0" t="0"/>
                     <a:stretch>
                       <a:fillRect/>
@@ -7330,52 +7928,23 @@
     </w:p>
     <w:p>
       <w:pPr>
-        <w:spacing w:line="480" w:lineRule="auto"/>
-        <w:ind w:left="0" w:firstLine="0"/>
-        <w:rPr>
-          <w:rFonts w:ascii="Arial" w:cs="Arial" w:eastAsia="Arial" w:hAnsi="Arial"/>
-        </w:rPr>
-      </w:pPr>
-      <w:r>
-        <w:rPr>
-          <w:rtl w:val="0"/>
-        </w:rPr>
-      </w:r>
-    </w:p>
-    <w:p>
-      <w:pPr>
-        <w:spacing w:line="480" w:lineRule="auto"/>
-        <w:ind w:left="0" w:firstLine="0"/>
-        <w:rPr>
-          <w:rFonts w:ascii="Arial" w:cs="Arial" w:eastAsia="Arial" w:hAnsi="Arial"/>
-        </w:rPr>
-      </w:pPr>
-      <w:r>
-        <w:rPr>
-          <w:rtl w:val="0"/>
-        </w:rPr>
-      </w:r>
-    </w:p>
-    <w:p>
-      <w:pPr>
         <w:pStyle w:val="Heading1"/>
-        <w:keepNext w:val="1"/>
-        <w:keepLines w:val="1"/>
         <w:numPr>
           <w:ilvl w:val="0"/>
           <w:numId w:val="1"/>
         </w:numPr>
-        <w:spacing w:after="0" w:line="480" w:lineRule="auto"/>
-        <w:ind w:left="720" w:hanging="360"/>
-        <w:rPr>
-          <w:color w:val="000000"/>
-        </w:rPr>
-      </w:pPr>
-      <w:bookmarkStart w:colFirst="0" w:colLast="0" w:name="_heading=h.16282kdrcg6g" w:id="28"/>
-      <w:bookmarkEnd w:id="28"/>
-      <w:r>
-        <w:rPr>
-          <w:color w:val="000000"/>
+        <w:spacing w:line="480" w:lineRule="auto"/>
+        <w:ind w:left="1440" w:hanging="360"/>
+        <w:rPr>
+          <w:rFonts w:ascii="Arial" w:cs="Arial" w:eastAsia="Arial" w:hAnsi="Arial"/>
+          <w:b w:val="1"/>
+          <w:bCs w:val="1"/>
+        </w:rPr>
+      </w:pPr>
+      <w:bookmarkStart w:colFirst="0" w:colLast="0" w:name="_heading=h.wgmpod16f04i" w:id="25"/>
+      <w:bookmarkEnd w:id="25"/>
+      <w:r>
+        <w:rPr>
           <w:rtl w:val="0"/>
         </w:rPr>
         <w:t xml:space="preserve">Atributos de Calidad de Software</w:t>
@@ -7389,11 +7958,11 @@
           <w:numId w:val="1"/>
         </w:numPr>
         <w:spacing w:line="480" w:lineRule="auto"/>
-        <w:ind w:left="1440" w:hanging="360"/>
+        <w:ind w:left="2160" w:hanging="360"/>
         <w:rPr/>
       </w:pPr>
-      <w:bookmarkStart w:colFirst="0" w:colLast="0" w:name="_heading=h.c8trpr8verad" w:id="29"/>
-      <w:bookmarkEnd w:id="29"/>
+      <w:bookmarkStart w:colFirst="0" w:colLast="0" w:name="_heading=h.tcuvwoq98pyp" w:id="26"/>
+      <w:bookmarkEnd w:id="26"/>
       <w:r>
         <w:rPr>
           <w:rtl w:val="0"/>
@@ -7451,9 +8020,9 @@
       <w:pPr>
         <w:numPr>
           <w:ilvl w:val="0"/>
-          <w:numId w:val="6"/>
+          <w:numId w:val="7"/>
         </w:numPr>
-        <w:spacing w:after="240" w:before="0" w:line="480" w:lineRule="auto"/>
+        <w:spacing w:after="240" w:line="480" w:lineRule="auto"/>
         <w:ind w:left="2160" w:hanging="360"/>
         <w:rPr>
           <w:rFonts w:ascii="Arial" w:cs="Arial" w:eastAsia="Arial" w:hAnsi="Arial"/>
@@ -7471,9 +8040,9 @@
       <w:pPr>
         <w:numPr>
           <w:ilvl w:val="0"/>
-          <w:numId w:val="6"/>
+          <w:numId w:val="7"/>
         </w:numPr>
-        <w:spacing w:after="240" w:before="0" w:line="480" w:lineRule="auto"/>
+        <w:spacing w:after="240" w:line="480" w:lineRule="auto"/>
         <w:ind w:left="2160" w:hanging="360"/>
         <w:rPr>
           <w:rFonts w:ascii="Arial" w:cs="Arial" w:eastAsia="Arial" w:hAnsi="Arial"/>
@@ -7491,9 +8060,9 @@
       <w:pPr>
         <w:numPr>
           <w:ilvl w:val="0"/>
-          <w:numId w:val="6"/>
+          <w:numId w:val="7"/>
         </w:numPr>
-        <w:spacing w:after="240" w:before="0" w:line="480" w:lineRule="auto"/>
+        <w:spacing w:after="240" w:line="480" w:lineRule="auto"/>
         <w:ind w:left="2160" w:hanging="360"/>
         <w:rPr>
           <w:rFonts w:ascii="Arial" w:cs="Arial" w:eastAsia="Arial" w:hAnsi="Arial"/>
@@ -7531,9 +8100,9 @@
       <w:pPr>
         <w:numPr>
           <w:ilvl w:val="0"/>
-          <w:numId w:val="8"/>
+          <w:numId w:val="9"/>
         </w:numPr>
-        <w:spacing w:after="200" w:before="0" w:line="480" w:lineRule="auto"/>
+        <w:spacing w:after="200" w:line="480" w:lineRule="auto"/>
         <w:ind w:left="2160" w:hanging="360"/>
         <w:rPr>
           <w:rFonts w:ascii="Arial" w:cs="Arial" w:eastAsia="Arial" w:hAnsi="Arial"/>
@@ -7551,9 +8120,9 @@
       <w:pPr>
         <w:numPr>
           <w:ilvl w:val="0"/>
-          <w:numId w:val="8"/>
+          <w:numId w:val="9"/>
         </w:numPr>
-        <w:spacing w:after="200" w:before="0" w:line="480" w:lineRule="auto"/>
+        <w:spacing w:after="200" w:line="480" w:lineRule="auto"/>
         <w:ind w:left="2160" w:hanging="360"/>
         <w:rPr>
           <w:rFonts w:ascii="Arial" w:cs="Arial" w:eastAsia="Arial" w:hAnsi="Arial"/>
@@ -7571,9 +8140,9 @@
       <w:pPr>
         <w:numPr>
           <w:ilvl w:val="0"/>
-          <w:numId w:val="8"/>
+          <w:numId w:val="9"/>
         </w:numPr>
-        <w:spacing w:after="200" w:before="0" w:line="480" w:lineRule="auto"/>
+        <w:spacing w:after="200" w:line="480" w:lineRule="auto"/>
         <w:ind w:left="2160" w:hanging="360"/>
         <w:rPr>
           <w:rFonts w:ascii="Arial" w:cs="Arial" w:eastAsia="Arial" w:hAnsi="Arial"/>
@@ -7591,9 +8160,9 @@
       <w:pPr>
         <w:numPr>
           <w:ilvl w:val="0"/>
-          <w:numId w:val="8"/>
+          <w:numId w:val="9"/>
         </w:numPr>
-        <w:spacing w:after="200" w:before="0" w:line="480" w:lineRule="auto"/>
+        <w:spacing w:after="200" w:line="480" w:lineRule="auto"/>
         <w:ind w:left="2160" w:hanging="360"/>
         <w:rPr>
           <w:rFonts w:ascii="Arial" w:cs="Arial" w:eastAsia="Arial" w:hAnsi="Arial"/>
@@ -7601,7 +8170,7 @@
       </w:pPr>
       <w:sdt>
         <w:sdtPr>
-          <w:id w:val="1813798211"/>
+          <w:id w:val="753746010"/>
           <w:tag w:val="goog_rdk_4"/>
         </w:sdtPr>
         <w:sdtContent>
@@ -7614,15 +8183,6 @@
           </w:r>
         </w:sdtContent>
       </w:sdt>
-    </w:p>
-    <w:p>
-      <w:pPr>
-        <w:spacing w:after="200" w:before="0" w:line="480" w:lineRule="auto"/>
-        <w:ind w:left="0" w:firstLine="0"/>
-        <w:rPr>
-          <w:rFonts w:ascii="Arial" w:cs="Arial" w:eastAsia="Arial" w:hAnsi="Arial"/>
-        </w:rPr>
-      </w:pPr>
       <w:r>
         <w:rPr>
           <w:rtl w:val="0"/>
@@ -7637,11 +8197,11 @@
           <w:numId w:val="1"/>
         </w:numPr>
         <w:spacing w:line="480" w:lineRule="auto"/>
-        <w:ind w:left="1440" w:hanging="360"/>
+        <w:ind w:left="2160" w:hanging="360"/>
         <w:rPr/>
       </w:pPr>
-      <w:bookmarkStart w:colFirst="0" w:colLast="0" w:name="_heading=h.7qu8nvh78o5f" w:id="30"/>
-      <w:bookmarkEnd w:id="30"/>
+      <w:bookmarkStart w:colFirst="0" w:colLast="0" w:name="_heading=h.a9pb5djhwcx" w:id="27"/>
+      <w:bookmarkEnd w:id="27"/>
       <w:r>
         <w:rPr>
           <w:rtl w:val="0"/>
@@ -7699,9 +8259,9 @@
       <w:pPr>
         <w:numPr>
           <w:ilvl w:val="0"/>
-          <w:numId w:val="2"/>
+          <w:numId w:val="3"/>
         </w:numPr>
-        <w:spacing w:after="240" w:before="0" w:line="480" w:lineRule="auto"/>
+        <w:spacing w:after="240" w:line="480" w:lineRule="auto"/>
         <w:ind w:left="2160" w:hanging="360"/>
         <w:rPr>
           <w:rFonts w:ascii="Arial" w:cs="Arial" w:eastAsia="Arial" w:hAnsi="Arial"/>
@@ -7719,9 +8279,9 @@
       <w:pPr>
         <w:numPr>
           <w:ilvl w:val="0"/>
-          <w:numId w:val="2"/>
+          <w:numId w:val="3"/>
         </w:numPr>
-        <w:spacing w:after="240" w:before="0" w:line="480" w:lineRule="auto"/>
+        <w:spacing w:after="240" w:line="480" w:lineRule="auto"/>
         <w:ind w:left="2160" w:hanging="360"/>
         <w:rPr>
           <w:rFonts w:ascii="Arial" w:cs="Arial" w:eastAsia="Arial" w:hAnsi="Arial"/>
@@ -7739,9 +8299,9 @@
       <w:pPr>
         <w:numPr>
           <w:ilvl w:val="0"/>
-          <w:numId w:val="2"/>
+          <w:numId w:val="3"/>
         </w:numPr>
-        <w:spacing w:after="240" w:before="0" w:line="480" w:lineRule="auto"/>
+        <w:spacing w:after="240" w:line="480" w:lineRule="auto"/>
         <w:ind w:left="2160" w:hanging="360"/>
         <w:rPr>
           <w:rFonts w:ascii="Arial" w:cs="Arial" w:eastAsia="Arial" w:hAnsi="Arial"/>
@@ -7779,9 +8339,9 @@
       <w:pPr>
         <w:numPr>
           <w:ilvl w:val="0"/>
-          <w:numId w:val="5"/>
+          <w:numId w:val="6"/>
         </w:numPr>
-        <w:spacing w:after="200" w:before="0" w:line="480" w:lineRule="auto"/>
+        <w:spacing w:after="200" w:line="480" w:lineRule="auto"/>
         <w:ind w:left="2160" w:hanging="360"/>
         <w:rPr>
           <w:rFonts w:ascii="Arial" w:cs="Arial" w:eastAsia="Arial" w:hAnsi="Arial"/>
@@ -7799,9 +8359,9 @@
       <w:pPr>
         <w:numPr>
           <w:ilvl w:val="0"/>
-          <w:numId w:val="5"/>
+          <w:numId w:val="6"/>
         </w:numPr>
-        <w:spacing w:after="200" w:before="0" w:line="480" w:lineRule="auto"/>
+        <w:spacing w:after="200" w:line="480" w:lineRule="auto"/>
         <w:ind w:left="2160" w:hanging="360"/>
         <w:rPr>
           <w:rFonts w:ascii="Arial" w:cs="Arial" w:eastAsia="Arial" w:hAnsi="Arial"/>
@@ -7819,9 +8379,9 @@
       <w:pPr>
         <w:numPr>
           <w:ilvl w:val="0"/>
-          <w:numId w:val="5"/>
+          <w:numId w:val="6"/>
         </w:numPr>
-        <w:spacing w:after="200" w:before="0" w:line="480" w:lineRule="auto"/>
+        <w:spacing w:after="200" w:line="480" w:lineRule="auto"/>
         <w:ind w:left="2160" w:hanging="360"/>
         <w:rPr>
           <w:rFonts w:ascii="Arial" w:cs="Arial" w:eastAsia="Arial" w:hAnsi="Arial"/>
@@ -7839,9 +8399,9 @@
       <w:pPr>
         <w:numPr>
           <w:ilvl w:val="0"/>
-          <w:numId w:val="5"/>
+          <w:numId w:val="6"/>
         </w:numPr>
-        <w:spacing w:after="200" w:before="0" w:line="480" w:lineRule="auto"/>
+        <w:spacing w:after="200" w:line="480" w:lineRule="auto"/>
         <w:ind w:left="2160" w:hanging="360"/>
         <w:rPr>
           <w:rFonts w:ascii="Arial" w:cs="Arial" w:eastAsia="Arial" w:hAnsi="Arial"/>
@@ -7853,6 +8413,11 @@
           <w:rtl w:val="0"/>
         </w:rPr>
         <w:t xml:space="preserve">Mantener un tiempo de respuesta promedio menor a 3 segundos.</w:t>
+      </w:r>
+      <w:r>
+        <w:rPr>
+          <w:rtl w:val="0"/>
+        </w:rPr>
       </w:r>
     </w:p>
     <w:p>
@@ -7863,11 +8428,11 @@
           <w:numId w:val="1"/>
         </w:numPr>
         <w:spacing w:line="480" w:lineRule="auto"/>
-        <w:ind w:left="1440" w:hanging="360"/>
+        <w:ind w:left="2160" w:hanging="360"/>
         <w:rPr/>
       </w:pPr>
-      <w:bookmarkStart w:colFirst="0" w:colLast="0" w:name="_heading=h.55vqeaolqzmn" w:id="31"/>
-      <w:bookmarkEnd w:id="31"/>
+      <w:bookmarkStart w:colFirst="0" w:colLast="0" w:name="_heading=h.1uqqkiaprikq" w:id="28"/>
+      <w:bookmarkEnd w:id="28"/>
       <w:r>
         <w:rPr>
           <w:rtl w:val="0"/>
@@ -7925,7 +8490,7 @@
       <w:pPr>
         <w:numPr>
           <w:ilvl w:val="0"/>
-          <w:numId w:val="9"/>
+          <w:numId w:val="10"/>
         </w:numPr>
         <w:spacing w:after="0" w:before="240" w:line="480" w:lineRule="auto"/>
         <w:ind w:left="2160" w:hanging="360"/>
@@ -7945,7 +8510,7 @@
       <w:pPr>
         <w:numPr>
           <w:ilvl w:val="0"/>
-          <w:numId w:val="9"/>
+          <w:numId w:val="10"/>
         </w:numPr>
         <w:spacing w:after="0" w:before="240" w:line="480" w:lineRule="auto"/>
         <w:ind w:left="2160" w:hanging="360"/>
@@ -7965,7 +8530,7 @@
       <w:pPr>
         <w:numPr>
           <w:ilvl w:val="0"/>
-          <w:numId w:val="9"/>
+          <w:numId w:val="10"/>
         </w:numPr>
         <w:spacing w:after="0" w:before="240" w:line="480" w:lineRule="auto"/>
         <w:ind w:left="2160" w:hanging="360"/>
@@ -8005,9 +8570,9 @@
       <w:pPr>
         <w:numPr>
           <w:ilvl w:val="0"/>
-          <w:numId w:val="4"/>
+          <w:numId w:val="5"/>
         </w:numPr>
-        <w:spacing w:after="200" w:before="0" w:line="480" w:lineRule="auto"/>
+        <w:spacing w:after="200" w:line="480" w:lineRule="auto"/>
         <w:ind w:left="2160" w:hanging="360"/>
         <w:rPr>
           <w:rFonts w:ascii="Arial" w:cs="Arial" w:eastAsia="Arial" w:hAnsi="Arial"/>
@@ -8025,9 +8590,9 @@
       <w:pPr>
         <w:numPr>
           <w:ilvl w:val="0"/>
-          <w:numId w:val="4"/>
+          <w:numId w:val="5"/>
         </w:numPr>
-        <w:spacing w:after="200" w:before="0" w:line="480" w:lineRule="auto"/>
+        <w:spacing w:after="200" w:line="480" w:lineRule="auto"/>
         <w:ind w:left="2160" w:hanging="360"/>
         <w:rPr>
           <w:rFonts w:ascii="Arial" w:cs="Arial" w:eastAsia="Arial" w:hAnsi="Arial"/>
@@ -8045,9 +8610,9 @@
       <w:pPr>
         <w:numPr>
           <w:ilvl w:val="0"/>
-          <w:numId w:val="4"/>
+          <w:numId w:val="5"/>
         </w:numPr>
-        <w:spacing w:after="200" w:before="0" w:line="480" w:lineRule="auto"/>
+        <w:spacing w:after="200" w:line="480" w:lineRule="auto"/>
         <w:ind w:left="2160" w:hanging="360"/>
         <w:rPr>
           <w:rFonts w:ascii="Arial" w:cs="Arial" w:eastAsia="Arial" w:hAnsi="Arial"/>
@@ -8065,9 +8630,9 @@
       <w:pPr>
         <w:numPr>
           <w:ilvl w:val="0"/>
-          <w:numId w:val="4"/>
+          <w:numId w:val="5"/>
         </w:numPr>
-        <w:spacing w:after="200" w:before="0" w:line="480" w:lineRule="auto"/>
+        <w:spacing w:after="200" w:line="480" w:lineRule="auto"/>
         <w:ind w:left="2160" w:hanging="360"/>
         <w:rPr>
           <w:rFonts w:ascii="Arial" w:cs="Arial" w:eastAsia="Arial" w:hAnsi="Arial"/>
@@ -8080,15 +8645,6 @@
         </w:rPr>
         <w:t xml:space="preserve">Uso de comunicación HTTPS cifrada en todas las peticiones.</w:t>
       </w:r>
-    </w:p>
-    <w:p>
-      <w:pPr>
-        <w:spacing w:after="200" w:before="0" w:line="480" w:lineRule="auto"/>
-        <w:ind w:left="720" w:firstLine="0"/>
-        <w:rPr>
-          <w:rFonts w:ascii="Arial" w:cs="Arial" w:eastAsia="Arial" w:hAnsi="Arial"/>
-        </w:rPr>
-      </w:pPr>
       <w:r>
         <w:rPr>
           <w:rtl w:val="0"/>
@@ -8103,11 +8659,11 @@
           <w:numId w:val="1"/>
         </w:numPr>
         <w:spacing w:line="480" w:lineRule="auto"/>
-        <w:ind w:left="1440" w:hanging="360"/>
+        <w:ind w:left="2160" w:hanging="360"/>
         <w:rPr/>
       </w:pPr>
-      <w:bookmarkStart w:colFirst="0" w:colLast="0" w:name="_heading=h.mg6fjy498oxr" w:id="32"/>
-      <w:bookmarkEnd w:id="32"/>
+      <w:bookmarkStart w:colFirst="0" w:colLast="0" w:name="_heading=h.iaxaduf7l3ru" w:id="29"/>
+      <w:bookmarkEnd w:id="29"/>
       <w:r>
         <w:rPr>
           <w:rtl w:val="0"/>
@@ -8165,9 +8721,9 @@
       <w:pPr>
         <w:numPr>
           <w:ilvl w:val="0"/>
-          <w:numId w:val="7"/>
+          <w:numId w:val="8"/>
         </w:numPr>
-        <w:spacing w:after="240" w:before="0" w:line="480" w:lineRule="auto"/>
+        <w:spacing w:after="240" w:line="480" w:lineRule="auto"/>
         <w:ind w:left="2160" w:hanging="360"/>
         <w:rPr>
           <w:rFonts w:ascii="Arial" w:cs="Arial" w:eastAsia="Arial" w:hAnsi="Arial"/>
@@ -8185,9 +8741,9 @@
       <w:pPr>
         <w:numPr>
           <w:ilvl w:val="0"/>
-          <w:numId w:val="7"/>
+          <w:numId w:val="8"/>
         </w:numPr>
-        <w:spacing w:after="240" w:before="0" w:line="480" w:lineRule="auto"/>
+        <w:spacing w:after="240" w:line="480" w:lineRule="auto"/>
         <w:ind w:left="2160" w:hanging="360"/>
         <w:rPr>
           <w:rFonts w:ascii="Arial" w:cs="Arial" w:eastAsia="Arial" w:hAnsi="Arial"/>
@@ -8225,9 +8781,9 @@
       <w:pPr>
         <w:numPr>
           <w:ilvl w:val="0"/>
-          <w:numId w:val="3"/>
+          <w:numId w:val="4"/>
         </w:numPr>
-        <w:spacing w:after="240" w:before="0" w:line="480" w:lineRule="auto"/>
+        <w:spacing w:after="240" w:line="480" w:lineRule="auto"/>
         <w:ind w:left="2160" w:hanging="360"/>
         <w:rPr>
           <w:rFonts w:ascii="Arial" w:cs="Arial" w:eastAsia="Arial" w:hAnsi="Arial"/>
@@ -8245,9 +8801,9 @@
       <w:pPr>
         <w:numPr>
           <w:ilvl w:val="0"/>
-          <w:numId w:val="3"/>
+          <w:numId w:val="4"/>
         </w:numPr>
-        <w:spacing w:after="240" w:before="0" w:line="480" w:lineRule="auto"/>
+        <w:spacing w:after="240" w:line="480" w:lineRule="auto"/>
         <w:ind w:left="2160" w:hanging="360"/>
         <w:rPr>
           <w:rFonts w:ascii="Arial" w:cs="Arial" w:eastAsia="Arial" w:hAnsi="Arial"/>
@@ -8265,9 +8821,9 @@
       <w:pPr>
         <w:numPr>
           <w:ilvl w:val="0"/>
-          <w:numId w:val="3"/>
+          <w:numId w:val="4"/>
         </w:numPr>
-        <w:spacing w:after="240" w:before="0" w:line="480" w:lineRule="auto"/>
+        <w:spacing w:after="240" w:line="480" w:lineRule="auto"/>
         <w:ind w:left="2160" w:hanging="360"/>
         <w:rPr>
           <w:rFonts w:ascii="Arial" w:cs="Arial" w:eastAsia="Arial" w:hAnsi="Arial"/>
@@ -8285,9 +8841,9 @@
       <w:pPr>
         <w:numPr>
           <w:ilvl w:val="0"/>
-          <w:numId w:val="3"/>
+          <w:numId w:val="4"/>
         </w:numPr>
-        <w:spacing w:after="240" w:before="0" w:line="480" w:lineRule="auto"/>
+        <w:spacing w:after="240" w:line="480" w:lineRule="auto"/>
         <w:ind w:left="2160" w:hanging="360"/>
         <w:rPr>
           <w:rFonts w:ascii="Arial" w:cs="Arial" w:eastAsia="Arial" w:hAnsi="Arial"/>
@@ -8300,6 +8856,16 @@
         </w:rPr>
         <w:t xml:space="preserve">Garantizar una disponibilidad del sistema de al menos 99%</w:t>
       </w:r>
+      <w:r>
+        <w:rPr>
+          <w:rtl w:val="0"/>
+        </w:rPr>
+      </w:r>
+    </w:p>
+    <w:p>
+      <w:pPr>
+        <w:rPr/>
+      </w:pPr>
       <w:r>
         <w:rPr>
           <w:rtl w:val="0"/>
@@ -8314,24 +8880,16 @@
           <w:numId w:val="1"/>
         </w:numPr>
         <w:spacing w:line="480" w:lineRule="auto"/>
-        <w:rPr>
-          <w:rFonts w:ascii="Arial" w:cs="Arial" w:eastAsia="Arial" w:hAnsi="Arial"/>
-          <w:b w:val="1"/>
-          <w:bCs w:val="1"/>
-        </w:rPr>
-      </w:pPr>
-      <w:bookmarkStart w:colFirst="0" w:colLast="0" w:name="_heading=h.5vf8xys3thk1" w:id="33"/>
-      <w:bookmarkEnd w:id="33"/>
+        <w:ind w:left="2160" w:hanging="360"/>
+        <w:rPr/>
+      </w:pPr>
+      <w:bookmarkStart w:colFirst="0" w:colLast="0" w:name="_heading=h.j2h8baf5d2r3" w:id="30"/>
+      <w:bookmarkEnd w:id="30"/>
       <w:r>
         <w:rPr>
           <w:rtl w:val="0"/>
         </w:rPr>
         <w:t xml:space="preserve">Escenario de Adaptabilidad</w:t>
-      </w:r>
-      <w:r>
-        <w:rPr>
-          <w:rtl w:val="0"/>
-        </w:rPr>
       </w:r>
     </w:p>
     <w:p>
@@ -8384,7 +8942,7 @@
       <w:pPr>
         <w:numPr>
           <w:ilvl w:val="0"/>
-          <w:numId w:val="7"/>
+          <w:numId w:val="8"/>
         </w:numPr>
         <w:spacing w:after="240" w:line="480" w:lineRule="auto"/>
         <w:ind w:left="2160" w:hanging="360"/>
@@ -8404,7 +8962,7 @@
       <w:pPr>
         <w:numPr>
           <w:ilvl w:val="0"/>
-          <w:numId w:val="7"/>
+          <w:numId w:val="8"/>
         </w:numPr>
         <w:spacing w:after="240" w:line="480" w:lineRule="auto"/>
         <w:ind w:left="2160" w:hanging="360"/>
@@ -8424,7 +8982,7 @@
       <w:pPr>
         <w:numPr>
           <w:ilvl w:val="0"/>
-          <w:numId w:val="7"/>
+          <w:numId w:val="8"/>
         </w:numPr>
         <w:spacing w:after="240" w:line="480" w:lineRule="auto"/>
         <w:ind w:left="2160" w:hanging="360"/>
@@ -8464,77 +9022,81 @@
       <w:pPr>
         <w:numPr>
           <w:ilvl w:val="0"/>
-          <w:numId w:val="3"/>
+          <w:numId w:val="11"/>
+        </w:numPr>
+        <w:spacing w:after="0" w:afterAutospacing="0" w:line="480" w:lineRule="auto"/>
+        <w:ind w:left="2160" w:hanging="360"/>
+        <w:rPr>
+          <w:rFonts w:ascii="Arial" w:cs="Arial" w:eastAsia="Arial" w:hAnsi="Arial"/>
+          <w:u w:val="none"/>
+        </w:rPr>
+      </w:pPr>
+      <w:r>
+        <w:rPr>
+          <w:rFonts w:ascii="Arial" w:cs="Arial" w:eastAsia="Arial" w:hAnsi="Arial"/>
+          <w:rtl w:val="0"/>
+        </w:rPr>
+        <w:t xml:space="preserve">Uso de Jetpack Compose con diseño responsive.</w:t>
+      </w:r>
+    </w:p>
+    <w:p>
+      <w:pPr>
+        <w:numPr>
+          <w:ilvl w:val="0"/>
+          <w:numId w:val="11"/>
+        </w:numPr>
+        <w:spacing w:after="0" w:afterAutospacing="0" w:line="480" w:lineRule="auto"/>
+        <w:ind w:left="2160" w:hanging="360"/>
+        <w:rPr>
+          <w:rFonts w:ascii="Arial" w:cs="Arial" w:eastAsia="Arial" w:hAnsi="Arial"/>
+          <w:u w:val="none"/>
+        </w:rPr>
+      </w:pPr>
+      <w:r>
+        <w:rPr>
+          <w:rFonts w:ascii="Arial" w:cs="Arial" w:eastAsia="Arial" w:hAnsi="Arial"/>
+          <w:rtl w:val="0"/>
+        </w:rPr>
+        <w:t xml:space="preserve">Implementación de layouts adaptables (ConstraintLayout/Modifiers).</w:t>
+      </w:r>
+    </w:p>
+    <w:p>
+      <w:pPr>
+        <w:numPr>
+          <w:ilvl w:val="0"/>
+          <w:numId w:val="11"/>
+        </w:numPr>
+        <w:spacing w:after="0" w:afterAutospacing="0" w:line="480" w:lineRule="auto"/>
+        <w:ind w:left="2160" w:hanging="360"/>
+        <w:rPr>
+          <w:rFonts w:ascii="Arial" w:cs="Arial" w:eastAsia="Arial" w:hAnsi="Arial"/>
+          <w:u w:val="none"/>
+        </w:rPr>
+      </w:pPr>
+      <w:r>
+        <w:rPr>
+          <w:rFonts w:ascii="Arial" w:cs="Arial" w:eastAsia="Arial" w:hAnsi="Arial"/>
+          <w:rtl w:val="0"/>
+        </w:rPr>
+        <w:t xml:space="preserve">Pruebas en múltiples resoluciones.</w:t>
+      </w:r>
+    </w:p>
+    <w:p>
+      <w:pPr>
+        <w:numPr>
+          <w:ilvl w:val="0"/>
+          <w:numId w:val="11"/>
         </w:numPr>
         <w:spacing w:after="240" w:line="480" w:lineRule="auto"/>
-        <w:ind w:left="720" w:hanging="360"/>
-        <w:rPr>
-          <w:rFonts w:ascii="Arial" w:cs="Arial" w:eastAsia="Arial" w:hAnsi="Arial"/>
-        </w:rPr>
-      </w:pPr>
-      <w:r>
-        <w:rPr>
-          <w:rFonts w:ascii="Arial" w:cs="Arial" w:eastAsia="Arial" w:hAnsi="Arial"/>
-          <w:rtl w:val="0"/>
-        </w:rPr>
-        <w:t xml:space="preserve">Uso de Jetpack Compose con diseño responsive.</w:t>
-      </w:r>
-    </w:p>
-    <w:p>
-      <w:pPr>
-        <w:numPr>
-          <w:ilvl w:val="0"/>
-          <w:numId w:val="3"/>
-        </w:numPr>
-        <w:spacing w:after="240" w:line="480" w:lineRule="auto"/>
-        <w:ind w:left="720" w:hanging="360"/>
-        <w:rPr>
-          <w:rFonts w:ascii="Arial" w:cs="Arial" w:eastAsia="Arial" w:hAnsi="Arial"/>
-        </w:rPr>
-      </w:pPr>
-      <w:r>
-        <w:rPr>
-          <w:rFonts w:ascii="Arial" w:cs="Arial" w:eastAsia="Arial" w:hAnsi="Arial"/>
-          <w:rtl w:val="0"/>
-        </w:rPr>
-        <w:t xml:space="preserve">Implementación de layouts adaptables (ConstraintLayout/Modifiers).</w:t>
-      </w:r>
-    </w:p>
-    <w:p>
-      <w:pPr>
-        <w:numPr>
-          <w:ilvl w:val="0"/>
-          <w:numId w:val="3"/>
-        </w:numPr>
-        <w:spacing w:after="240" w:line="480" w:lineRule="auto"/>
-        <w:ind w:left="720" w:hanging="360"/>
-        <w:rPr>
-          <w:rFonts w:ascii="Arial" w:cs="Arial" w:eastAsia="Arial" w:hAnsi="Arial"/>
-        </w:rPr>
-      </w:pPr>
-      <w:r>
-        <w:rPr>
-          <w:rFonts w:ascii="Arial" w:cs="Arial" w:eastAsia="Arial" w:hAnsi="Arial"/>
-          <w:rtl w:val="0"/>
-        </w:rPr>
-        <w:t xml:space="preserve">Pruebas en múltiples resoluciones.</w:t>
-      </w:r>
-    </w:p>
-    <w:p>
-      <w:pPr>
-        <w:numPr>
-          <w:ilvl w:val="0"/>
-          <w:numId w:val="3"/>
-        </w:numPr>
-        <w:spacing w:after="240" w:line="480" w:lineRule="auto"/>
-        <w:ind w:left="720" w:hanging="360"/>
-        <w:rPr>
-          <w:rFonts w:ascii="Arial" w:cs="Arial" w:eastAsia="Arial" w:hAnsi="Arial"/>
+        <w:ind w:left="2160" w:hanging="360"/>
+        <w:rPr>
+          <w:rFonts w:ascii="Arial" w:cs="Arial" w:eastAsia="Arial" w:hAnsi="Arial"/>
+          <w:u w:val="none"/>
         </w:rPr>
       </w:pPr>
       <w:sdt>
         <w:sdtPr>
-          <w:id w:val="1540378754"/>
+          <w:id w:val="-545167769"/>
           <w:tag w:val="goog_rdk_5"/>
         </w:sdtPr>
         <w:sdtContent>
@@ -8547,16 +9109,6 @@
           </w:r>
         </w:sdtContent>
       </w:sdt>
-    </w:p>
-    <w:p>
-      <w:pPr>
-        <w:spacing w:line="480" w:lineRule="auto"/>
-        <w:jc w:val="left"/>
-        <w:rPr>
-          <w:rFonts w:ascii="Arial" w:cs="Arial" w:eastAsia="Arial" w:hAnsi="Arial"/>
-          <w:u w:val="single"/>
-        </w:rPr>
-      </w:pPr>
       <w:r>
         <w:rPr>
           <w:rtl w:val="0"/>
@@ -8564,9 +9116,9 @@
       </w:r>
     </w:p>
     <w:sectPr>
-      <w:headerReference r:id="rId18" w:type="default"/>
-      <w:footerReference r:id="rId19" w:type="default"/>
-      <w:footerReference r:id="rId20" w:type="first"/>
+      <w:headerReference r:id="rId26" w:type="default"/>
+      <w:footerReference r:id="rId27" w:type="default"/>
+      <w:footerReference r:id="rId28" w:type="first"/>
       <w:pgSz w:h="15840" w:w="12240" w:orient="portrait"/>
       <w:pgMar w:bottom="1440.0000000000002" w:top="1440.0000000000002" w:left="1440.0000000000002" w:right="1440.0000000000002" w:header="708" w:footer="708"/>
       <w:pgNumType w:start="1"/>
@@ -8883,7 +9435,7 @@
       <w:lvlText w:val="%1."/>
       <w:lvlJc w:val="right"/>
       <w:pPr>
-        <w:ind w:left="720" w:hanging="360"/>
+        <w:ind w:left="1440" w:hanging="360"/>
       </w:pPr>
       <w:rPr>
         <w:u w:val="none"/>
@@ -8895,7 +9447,7 @@
       <w:lvlText w:val="%1.%2."/>
       <w:lvlJc w:val="right"/>
       <w:pPr>
-        <w:ind w:left="1440" w:hanging="360"/>
+        <w:ind w:left="2160" w:hanging="360"/>
       </w:pPr>
       <w:rPr>
         <w:u w:val="none"/>
@@ -8907,7 +9459,7 @@
       <w:lvlText w:val="%1.%2.%3."/>
       <w:lvlJc w:val="right"/>
       <w:pPr>
-        <w:ind w:left="2160" w:hanging="360"/>
+        <w:ind w:left="2880" w:hanging="360"/>
       </w:pPr>
       <w:rPr>
         <w:u w:val="none"/>
@@ -8919,7 +9471,7 @@
       <w:lvlText w:val="%1.%2.%3.%4."/>
       <w:lvlJc w:val="right"/>
       <w:pPr>
-        <w:ind w:left="2880" w:hanging="360"/>
+        <w:ind w:left="3600" w:hanging="360"/>
       </w:pPr>
       <w:rPr>
         <w:u w:val="none"/>
@@ -8931,7 +9483,7 @@
       <w:lvlText w:val="%1.%2.%3.%4.%5."/>
       <w:lvlJc w:val="right"/>
       <w:pPr>
-        <w:ind w:left="3600" w:hanging="360"/>
+        <w:ind w:left="4320" w:hanging="360"/>
       </w:pPr>
       <w:rPr>
         <w:u w:val="none"/>
@@ -8943,7 +9495,7 @@
       <w:lvlText w:val="%1.%2.%3.%4.%5.%6."/>
       <w:lvlJc w:val="right"/>
       <w:pPr>
-        <w:ind w:left="4320" w:hanging="360"/>
+        <w:ind w:left="5040" w:hanging="360"/>
       </w:pPr>
       <w:rPr>
         <w:u w:val="none"/>
@@ -8955,7 +9507,7 @@
       <w:lvlText w:val="%1.%2.%3.%4.%5.%6.%7."/>
       <w:lvlJc w:val="right"/>
       <w:pPr>
-        <w:ind w:left="5040" w:hanging="360"/>
+        <w:ind w:left="5760" w:hanging="360"/>
       </w:pPr>
       <w:rPr>
         <w:u w:val="none"/>
@@ -8967,7 +9519,7 @@
       <w:lvlText w:val="%1.%2.%3.%4.%5.%6.%7.%8."/>
       <w:lvlJc w:val="right"/>
       <w:pPr>
-        <w:ind w:left="5760" w:hanging="360"/>
+        <w:ind w:left="6480" w:hanging="360"/>
       </w:pPr>
       <w:rPr>
         <w:u w:val="none"/>
@@ -8979,7 +9531,7 @@
       <w:lvlText w:val="%1.%2.%3.%4.%5.%6.%7.%8.%9."/>
       <w:lvlJc w:val="right"/>
       <w:pPr>
-        <w:ind w:left="6480" w:hanging="360"/>
+        <w:ind w:left="7200" w:hanging="360"/>
       </w:pPr>
       <w:rPr>
         <w:u w:val="none"/>
@@ -8989,9 +9541,9 @@
   <w:abstractNum w:abstractNumId="2">
     <w:lvl w:ilvl="0">
       <w:start w:val="1"/>
-      <w:numFmt w:val="bullet"/>
-      <w:lvlText w:val="●"/>
-      <w:lvlJc w:val="left"/>
+      <w:numFmt w:val="decimal"/>
+      <w:lvlText w:val="%1."/>
+      <w:lvlJc w:val="right"/>
       <w:pPr>
         <w:ind w:left="720" w:hanging="360"/>
       </w:pPr>
@@ -9001,9 +9553,9 @@
     </w:lvl>
     <w:lvl w:ilvl="1">
       <w:start w:val="1"/>
-      <w:numFmt w:val="bullet"/>
-      <w:lvlText w:val="○"/>
-      <w:lvlJc w:val="left"/>
+      <w:numFmt w:val="decimal"/>
+      <w:lvlText w:val="%1.%2."/>
+      <w:lvlJc w:val="right"/>
       <w:pPr>
         <w:ind w:left="1440" w:hanging="360"/>
       </w:pPr>
@@ -9013,9 +9565,9 @@
     </w:lvl>
     <w:lvl w:ilvl="2">
       <w:start w:val="1"/>
-      <w:numFmt w:val="bullet"/>
-      <w:lvlText w:val="■"/>
-      <w:lvlJc w:val="left"/>
+      <w:numFmt w:val="decimal"/>
+      <w:lvlText w:val="%1.%2.%3."/>
+      <w:lvlJc w:val="right"/>
       <w:pPr>
         <w:ind w:left="2160" w:hanging="360"/>
       </w:pPr>
@@ -9025,9 +9577,9 @@
     </w:lvl>
     <w:lvl w:ilvl="3">
       <w:start w:val="1"/>
-      <w:numFmt w:val="bullet"/>
-      <w:lvlText w:val="●"/>
-      <w:lvlJc w:val="left"/>
+      <w:numFmt w:val="decimal"/>
+      <w:lvlText w:val="%1.%2.%3.%4."/>
+      <w:lvlJc w:val="right"/>
       <w:pPr>
         <w:ind w:left="2880" w:hanging="360"/>
       </w:pPr>
@@ -9037,9 +9589,9 @@
     </w:lvl>
     <w:lvl w:ilvl="4">
       <w:start w:val="1"/>
-      <w:numFmt w:val="bullet"/>
-      <w:lvlText w:val="○"/>
-      <w:lvlJc w:val="left"/>
+      <w:numFmt w:val="decimal"/>
+      <w:lvlText w:val="%1.%2.%3.%4.%5."/>
+      <w:lvlJc w:val="right"/>
       <w:pPr>
         <w:ind w:left="3600" w:hanging="360"/>
       </w:pPr>
@@ -9049,9 +9601,9 @@
     </w:lvl>
     <w:lvl w:ilvl="5">
       <w:start w:val="1"/>
-      <w:numFmt w:val="bullet"/>
-      <w:lvlText w:val="■"/>
-      <w:lvlJc w:val="left"/>
+      <w:numFmt w:val="decimal"/>
+      <w:lvlText w:val="%1.%2.%3.%4.%5.%6."/>
+      <w:lvlJc w:val="right"/>
       <w:pPr>
         <w:ind w:left="4320" w:hanging="360"/>
       </w:pPr>
@@ -9061,9 +9613,9 @@
     </w:lvl>
     <w:lvl w:ilvl="6">
       <w:start w:val="1"/>
-      <w:numFmt w:val="bullet"/>
-      <w:lvlText w:val="●"/>
-      <w:lvlJc w:val="left"/>
+      <w:numFmt w:val="decimal"/>
+      <w:lvlText w:val="%1.%2.%3.%4.%5.%6.%7."/>
+      <w:lvlJc w:val="right"/>
       <w:pPr>
         <w:ind w:left="5040" w:hanging="360"/>
       </w:pPr>
@@ -9073,9 +9625,9 @@
     </w:lvl>
     <w:lvl w:ilvl="7">
       <w:start w:val="1"/>
-      <w:numFmt w:val="bullet"/>
-      <w:lvlText w:val="○"/>
-      <w:lvlJc w:val="left"/>
+      <w:numFmt w:val="decimal"/>
+      <w:lvlText w:val="%1.%2.%3.%4.%5.%6.%7.%8."/>
+      <w:lvlJc w:val="right"/>
       <w:pPr>
         <w:ind w:left="5760" w:hanging="360"/>
       </w:pPr>
@@ -9085,9 +9637,9 @@
     </w:lvl>
     <w:lvl w:ilvl="8">
       <w:start w:val="1"/>
-      <w:numFmt w:val="bullet"/>
-      <w:lvlText w:val="■"/>
-      <w:lvlJc w:val="left"/>
+      <w:numFmt w:val="decimal"/>
+      <w:lvlText w:val="%1.%2.%3.%4.%5.%6.%7.%8.%9."/>
+      <w:lvlJc w:val="right"/>
       <w:pPr>
         <w:ind w:left="6480" w:hanging="360"/>
       </w:pPr>
@@ -9860,6 +10412,226 @@
       <w:lvlJc w:val="left"/>
       <w:pPr>
         <w:ind w:left="6480" w:hanging="360"/>
+      </w:pPr>
+      <w:rPr>
+        <w:u w:val="none"/>
+      </w:rPr>
+    </w:lvl>
+  </w:abstractNum>
+  <w:abstractNum w:abstractNumId="10">
+    <w:lvl w:ilvl="0">
+      <w:start w:val="1"/>
+      <w:numFmt w:val="bullet"/>
+      <w:lvlText w:val="●"/>
+      <w:lvlJc w:val="left"/>
+      <w:pPr>
+        <w:ind w:left="720" w:hanging="360"/>
+      </w:pPr>
+      <w:rPr>
+        <w:u w:val="none"/>
+      </w:rPr>
+    </w:lvl>
+    <w:lvl w:ilvl="1">
+      <w:start w:val="1"/>
+      <w:numFmt w:val="bullet"/>
+      <w:lvlText w:val="○"/>
+      <w:lvlJc w:val="left"/>
+      <w:pPr>
+        <w:ind w:left="1440" w:hanging="360"/>
+      </w:pPr>
+      <w:rPr>
+        <w:u w:val="none"/>
+      </w:rPr>
+    </w:lvl>
+    <w:lvl w:ilvl="2">
+      <w:start w:val="1"/>
+      <w:numFmt w:val="bullet"/>
+      <w:lvlText w:val="■"/>
+      <w:lvlJc w:val="left"/>
+      <w:pPr>
+        <w:ind w:left="2160" w:hanging="360"/>
+      </w:pPr>
+      <w:rPr>
+        <w:u w:val="none"/>
+      </w:rPr>
+    </w:lvl>
+    <w:lvl w:ilvl="3">
+      <w:start w:val="1"/>
+      <w:numFmt w:val="bullet"/>
+      <w:lvlText w:val="●"/>
+      <w:lvlJc w:val="left"/>
+      <w:pPr>
+        <w:ind w:left="2880" w:hanging="360"/>
+      </w:pPr>
+      <w:rPr>
+        <w:u w:val="none"/>
+      </w:rPr>
+    </w:lvl>
+    <w:lvl w:ilvl="4">
+      <w:start w:val="1"/>
+      <w:numFmt w:val="bullet"/>
+      <w:lvlText w:val="○"/>
+      <w:lvlJc w:val="left"/>
+      <w:pPr>
+        <w:ind w:left="3600" w:hanging="360"/>
+      </w:pPr>
+      <w:rPr>
+        <w:u w:val="none"/>
+      </w:rPr>
+    </w:lvl>
+    <w:lvl w:ilvl="5">
+      <w:start w:val="1"/>
+      <w:numFmt w:val="bullet"/>
+      <w:lvlText w:val="■"/>
+      <w:lvlJc w:val="left"/>
+      <w:pPr>
+        <w:ind w:left="4320" w:hanging="360"/>
+      </w:pPr>
+      <w:rPr>
+        <w:u w:val="none"/>
+      </w:rPr>
+    </w:lvl>
+    <w:lvl w:ilvl="6">
+      <w:start w:val="1"/>
+      <w:numFmt w:val="bullet"/>
+      <w:lvlText w:val="●"/>
+      <w:lvlJc w:val="left"/>
+      <w:pPr>
+        <w:ind w:left="5040" w:hanging="360"/>
+      </w:pPr>
+      <w:rPr>
+        <w:u w:val="none"/>
+      </w:rPr>
+    </w:lvl>
+    <w:lvl w:ilvl="7">
+      <w:start w:val="1"/>
+      <w:numFmt w:val="bullet"/>
+      <w:lvlText w:val="○"/>
+      <w:lvlJc w:val="left"/>
+      <w:pPr>
+        <w:ind w:left="5760" w:hanging="360"/>
+      </w:pPr>
+      <w:rPr>
+        <w:u w:val="none"/>
+      </w:rPr>
+    </w:lvl>
+    <w:lvl w:ilvl="8">
+      <w:start w:val="1"/>
+      <w:numFmt w:val="bullet"/>
+      <w:lvlText w:val="■"/>
+      <w:lvlJc w:val="left"/>
+      <w:pPr>
+        <w:ind w:left="6480" w:hanging="360"/>
+      </w:pPr>
+      <w:rPr>
+        <w:u w:val="none"/>
+      </w:rPr>
+    </w:lvl>
+  </w:abstractNum>
+  <w:abstractNum w:abstractNumId="11">
+    <w:lvl w:ilvl="0">
+      <w:start w:val="1"/>
+      <w:numFmt w:val="bullet"/>
+      <w:lvlText w:val="●"/>
+      <w:lvlJc w:val="left"/>
+      <w:pPr>
+        <w:ind w:left="2160" w:hanging="360"/>
+      </w:pPr>
+      <w:rPr>
+        <w:u w:val="none"/>
+      </w:rPr>
+    </w:lvl>
+    <w:lvl w:ilvl="1">
+      <w:start w:val="1"/>
+      <w:numFmt w:val="bullet"/>
+      <w:lvlText w:val="○"/>
+      <w:lvlJc w:val="left"/>
+      <w:pPr>
+        <w:ind w:left="2880" w:hanging="360"/>
+      </w:pPr>
+      <w:rPr>
+        <w:u w:val="none"/>
+      </w:rPr>
+    </w:lvl>
+    <w:lvl w:ilvl="2">
+      <w:start w:val="1"/>
+      <w:numFmt w:val="bullet"/>
+      <w:lvlText w:val="■"/>
+      <w:lvlJc w:val="left"/>
+      <w:pPr>
+        <w:ind w:left="3600" w:hanging="360"/>
+      </w:pPr>
+      <w:rPr>
+        <w:u w:val="none"/>
+      </w:rPr>
+    </w:lvl>
+    <w:lvl w:ilvl="3">
+      <w:start w:val="1"/>
+      <w:numFmt w:val="bullet"/>
+      <w:lvlText w:val="●"/>
+      <w:lvlJc w:val="left"/>
+      <w:pPr>
+        <w:ind w:left="4320" w:hanging="360"/>
+      </w:pPr>
+      <w:rPr>
+        <w:u w:val="none"/>
+      </w:rPr>
+    </w:lvl>
+    <w:lvl w:ilvl="4">
+      <w:start w:val="1"/>
+      <w:numFmt w:val="bullet"/>
+      <w:lvlText w:val="○"/>
+      <w:lvlJc w:val="left"/>
+      <w:pPr>
+        <w:ind w:left="5040" w:hanging="360"/>
+      </w:pPr>
+      <w:rPr>
+        <w:u w:val="none"/>
+      </w:rPr>
+    </w:lvl>
+    <w:lvl w:ilvl="5">
+      <w:start w:val="1"/>
+      <w:numFmt w:val="bullet"/>
+      <w:lvlText w:val="■"/>
+      <w:lvlJc w:val="left"/>
+      <w:pPr>
+        <w:ind w:left="5760" w:hanging="360"/>
+      </w:pPr>
+      <w:rPr>
+        <w:u w:val="none"/>
+      </w:rPr>
+    </w:lvl>
+    <w:lvl w:ilvl="6">
+      <w:start w:val="1"/>
+      <w:numFmt w:val="bullet"/>
+      <w:lvlText w:val="●"/>
+      <w:lvlJc w:val="left"/>
+      <w:pPr>
+        <w:ind w:left="6480" w:hanging="360"/>
+      </w:pPr>
+      <w:rPr>
+        <w:u w:val="none"/>
+      </w:rPr>
+    </w:lvl>
+    <w:lvl w:ilvl="7">
+      <w:start w:val="1"/>
+      <w:numFmt w:val="bullet"/>
+      <w:lvlText w:val="○"/>
+      <w:lvlJc w:val="left"/>
+      <w:pPr>
+        <w:ind w:left="7200" w:hanging="360"/>
+      </w:pPr>
+      <w:rPr>
+        <w:u w:val="none"/>
+      </w:rPr>
+    </w:lvl>
+    <w:lvl w:ilvl="8">
+      <w:start w:val="1"/>
+      <w:numFmt w:val="bullet"/>
+      <w:lvlText w:val="■"/>
+      <w:lvlJc w:val="left"/>
+      <w:pPr>
+        <w:ind w:left="7920" w:hanging="360"/>
       </w:pPr>
       <w:rPr>
         <w:u w:val="none"/>
@@ -9892,6 +10664,12 @@
   </w:num>
   <w:num w:numId="9">
     <w:abstractNumId w:val="9"/>
+  </w:num>
+  <w:num w:numId="10">
+    <w:abstractNumId w:val="10"/>
+  </w:num>
+  <w:num w:numId="11">
+    <w:abstractNumId w:val="11"/>
   </w:num>
 </w:numbering>
 </file>
@@ -10461,7 +11239,7 @@
 
 <file path=customXML/item1.xml><?xml version="1.0" encoding="utf-8"?>
 <go:gDocsCustomXmlDataStorage xmlns:go="http://customooxmlschemas.google.com/" xmlns:r="http://schemas.openxmlformats.org/officeDocument/2006/relationships" uri="GoogleDocsCustomDataVersion2">
-  <go:docsCustomData xmlns:go="http://customooxmlschemas.google.com/" roundtripDataSignature="AMtx7mj2ri2SDiVHi2t3Rg1iQRbPHdaRMw==">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</go:docsCustomData>
+  <go:docsCustomData xmlns:go="http://customooxmlschemas.google.com/" roundtripDataSignature="AMtx7miyzwqGRubUf11tKwa5cDwuXdCt3w==">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</go:docsCustomData>
 </go:gDocsCustomXmlDataStorage>
 </file>
 
